--- a/Practical .docx
+++ b/Practical .docx
@@ -1967,6 +1967,7 @@
       </w:pPr>
       <w:r>
         <w:rPr>
+          <w:noProof/>
           <w:sz w:val="56"/>
           <w:szCs w:val="56"/>
         </w:rPr>
@@ -2124,6 +2125,7 @@
       </w:pPr>
       <w:r>
         <w:rPr>
+          <w:noProof/>
           <w:sz w:val="56"/>
           <w:szCs w:val="56"/>
         </w:rPr>
@@ -2231,6 +2233,7 @@
       </w:pPr>
       <w:r>
         <w:rPr>
+          <w:noProof/>
           <w:sz w:val="56"/>
           <w:szCs w:val="56"/>
         </w:rPr>
@@ -2384,6 +2387,7 @@
       </w:pPr>
       <w:r>
         <w:rPr>
+          <w:noProof/>
           <w:sz w:val="56"/>
           <w:szCs w:val="56"/>
         </w:rPr>
@@ -2618,6 +2622,7 @@
       </w:pPr>
       <w:r>
         <w:rPr>
+          <w:noProof/>
           <w:sz w:val="72"/>
           <w:szCs w:val="72"/>
         </w:rPr>
@@ -2766,6 +2771,7 @@
       </w:pPr>
       <w:r>
         <w:rPr>
+          <w:noProof/>
           <w:sz w:val="72"/>
           <w:szCs w:val="72"/>
         </w:rPr>
@@ -2833,6 +2839,7 @@
       </w:pPr>
       <w:r>
         <w:rPr>
+          <w:noProof/>
           <w:sz w:val="72"/>
           <w:szCs w:val="72"/>
         </w:rPr>
@@ -2899,6 +2906,7 @@
       </w:pPr>
       <w:r>
         <w:rPr>
+          <w:noProof/>
           <w:sz w:val="72"/>
           <w:szCs w:val="72"/>
         </w:rPr>
@@ -3020,10 +3028,936 @@
       <w:pPr>
         <w:pStyle w:val="ListParagraph"/>
         <w:rPr>
-          <w:sz w:val="36"/>
-          <w:szCs w:val="36"/>
-        </w:rPr>
-      </w:pPr>
+          <w:b/>
+          <w:bCs/>
+          <w:i/>
+          <w:iCs/>
+          <w:sz w:val="96"/>
+          <w:szCs w:val="96"/>
+          <w:u w:val="single"/>
+        </w:rPr>
+      </w:pPr>
+      <w:r>
+        <w:rPr>
+          <w:b/>
+          <w:bCs/>
+          <w:i/>
+          <w:iCs/>
+          <w:sz w:val="96"/>
+          <w:szCs w:val="96"/>
+          <w:u w:val="single"/>
+        </w:rPr>
+        <w:lastRenderedPageBreak/>
+        <w:t>Pract</w:t>
+      </w:r>
+      <w:r>
+        <w:rPr>
+          <w:b/>
+          <w:bCs/>
+          <w:i/>
+          <w:iCs/>
+          <w:sz w:val="96"/>
+          <w:szCs w:val="96"/>
+          <w:u w:val="single"/>
+        </w:rPr>
+        <w:t>ical 9</w:t>
+      </w:r>
+    </w:p>
+    <w:p>
+      <w:pPr>
+        <w:pStyle w:val="ListParagraph"/>
+        <w:rPr>
+          <w:sz w:val="56"/>
+          <w:szCs w:val="56"/>
+        </w:rPr>
+      </w:pPr>
+      <w:r>
+        <w:rPr>
+          <w:sz w:val="56"/>
+          <w:szCs w:val="56"/>
+        </w:rPr>
+        <w:t>Shopping bill</w:t>
+      </w:r>
+    </w:p>
+    <w:p>
+      <w:pPr>
+        <w:pStyle w:val="ListParagraph"/>
+        <w:rPr>
+          <w:sz w:val="56"/>
+          <w:szCs w:val="56"/>
+        </w:rPr>
+      </w:pPr>
+    </w:p>
+    <w:p>
+      <w:pPr>
+        <w:pStyle w:val="ListParagraph"/>
+        <w:rPr>
+          <w:sz w:val="36"/>
+          <w:szCs w:val="36"/>
+        </w:rPr>
+      </w:pPr>
+      <w:r>
+        <w:rPr>
+          <w:sz w:val="36"/>
+          <w:szCs w:val="36"/>
+        </w:rPr>
+        <w:drawing>
+          <wp:inline distT="0" distB="0" distL="0" distR="0" wp14:anchorId="15FF93D1" wp14:editId="0D53795E">
+            <wp:extent cx="5731510" cy="3918585"/>
+            <wp:effectExtent l="0" t="0" r="2540" b="5715"/>
+            <wp:docPr id="684876215" name="Picture 1"/>
+            <wp:cNvGraphicFramePr>
+              <a:graphicFrameLocks xmlns:a="http://schemas.openxmlformats.org/drawingml/2006/main" noChangeAspect="1"/>
+            </wp:cNvGraphicFramePr>
+            <a:graphic xmlns:a="http://schemas.openxmlformats.org/drawingml/2006/main">
+              <a:graphicData uri="http://schemas.openxmlformats.org/drawingml/2006/picture">
+                <pic:pic xmlns:pic="http://schemas.openxmlformats.org/drawingml/2006/picture">
+                  <pic:nvPicPr>
+                    <pic:cNvPr id="684876215" name=""/>
+                    <pic:cNvPicPr/>
+                  </pic:nvPicPr>
+                  <pic:blipFill>
+                    <a:blip r:embed="rId31"/>
+                    <a:stretch>
+                      <a:fillRect/>
+                    </a:stretch>
+                  </pic:blipFill>
+                  <pic:spPr>
+                    <a:xfrm>
+                      <a:off x="0" y="0"/>
+                      <a:ext cx="5731510" cy="3918585"/>
+                    </a:xfrm>
+                    <a:prstGeom prst="rect">
+                      <a:avLst/>
+                    </a:prstGeom>
+                  </pic:spPr>
+                </pic:pic>
+              </a:graphicData>
+            </a:graphic>
+          </wp:inline>
+        </w:drawing>
+      </w:r>
+    </w:p>
+    <w:p>
+      <w:pPr>
+        <w:pStyle w:val="ListParagraph"/>
+        <w:rPr>
+          <w:sz w:val="36"/>
+          <w:szCs w:val="36"/>
+        </w:rPr>
+      </w:pPr>
+      <w:r>
+        <w:rPr>
+          <w:sz w:val="36"/>
+          <w:szCs w:val="36"/>
+        </w:rPr>
+        <w:t xml:space="preserve"> </w:t>
+      </w:r>
+      <w:r>
+        <w:rPr>
+          <w:b/>
+          <w:bCs/>
+          <w:sz w:val="36"/>
+          <w:szCs w:val="36"/>
+        </w:rPr>
+        <w:t>Input Taken</w:t>
+      </w:r>
+      <w:r>
+        <w:rPr>
+          <w:sz w:val="36"/>
+          <w:szCs w:val="36"/>
+        </w:rPr>
+        <w:t>: User enters the total shopping amount.</w:t>
+      </w:r>
+    </w:p>
+    <w:p>
+      <w:pPr>
+        <w:pStyle w:val="ListParagraph"/>
+        <w:rPr>
+          <w:sz w:val="36"/>
+          <w:szCs w:val="36"/>
+        </w:rPr>
+      </w:pPr>
+      <w:r>
+        <w:rPr>
+          <w:sz w:val="36"/>
+          <w:szCs w:val="36"/>
+        </w:rPr>
+        <w:t xml:space="preserve">  </w:t>
+      </w:r>
+      <w:r>
+        <w:rPr>
+          <w:b/>
+          <w:bCs/>
+          <w:sz w:val="36"/>
+          <w:szCs w:val="36"/>
+        </w:rPr>
+        <w:t>Discount Logic</w:t>
+      </w:r>
+      <w:r>
+        <w:rPr>
+          <w:sz w:val="36"/>
+          <w:szCs w:val="36"/>
+        </w:rPr>
+        <w:t>:</w:t>
+      </w:r>
+    </w:p>
+    <w:p>
+      <w:pPr>
+        <w:pStyle w:val="ListParagraph"/>
+        <w:numPr>
+          <w:ilvl w:val="0"/>
+          <w:numId w:val="13"/>
+        </w:numPr>
+        <w:rPr>
+          <w:sz w:val="36"/>
+          <w:szCs w:val="36"/>
+        </w:rPr>
+      </w:pPr>
+      <w:r>
+        <w:rPr>
+          <w:sz w:val="36"/>
+          <w:szCs w:val="36"/>
+        </w:rPr>
+        <w:t>No discount if amount &lt; ₹1000</w:t>
+      </w:r>
+    </w:p>
+    <w:p>
+      <w:pPr>
+        <w:pStyle w:val="ListParagraph"/>
+        <w:numPr>
+          <w:ilvl w:val="0"/>
+          <w:numId w:val="13"/>
+        </w:numPr>
+        <w:rPr>
+          <w:sz w:val="36"/>
+          <w:szCs w:val="36"/>
+        </w:rPr>
+      </w:pPr>
+      <w:r>
+        <w:rPr>
+          <w:sz w:val="36"/>
+          <w:szCs w:val="36"/>
+        </w:rPr>
+        <w:t>10% discount for ₹1000–₹5000</w:t>
+      </w:r>
+    </w:p>
+    <w:p>
+      <w:pPr>
+        <w:pStyle w:val="ListParagraph"/>
+        <w:numPr>
+          <w:ilvl w:val="0"/>
+          <w:numId w:val="13"/>
+        </w:numPr>
+        <w:rPr>
+          <w:sz w:val="36"/>
+          <w:szCs w:val="36"/>
+        </w:rPr>
+      </w:pPr>
+      <w:r>
+        <w:rPr>
+          <w:sz w:val="36"/>
+          <w:szCs w:val="36"/>
+        </w:rPr>
+        <w:t>20% discount if amount &gt; ₹5000</w:t>
+      </w:r>
+    </w:p>
+    <w:p>
+      <w:pPr>
+        <w:pStyle w:val="ListParagraph"/>
+        <w:rPr>
+          <w:sz w:val="36"/>
+          <w:szCs w:val="36"/>
+        </w:rPr>
+      </w:pPr>
+      <w:r>
+        <w:rPr>
+          <w:sz w:val="36"/>
+          <w:szCs w:val="36"/>
+        </w:rPr>
+        <w:t xml:space="preserve">  </w:t>
+      </w:r>
+      <w:r>
+        <w:rPr>
+          <w:b/>
+          <w:bCs/>
+          <w:sz w:val="36"/>
+          <w:szCs w:val="36"/>
+        </w:rPr>
+        <w:t>Final Amount</w:t>
+      </w:r>
+      <w:r>
+        <w:rPr>
+          <w:sz w:val="36"/>
+          <w:szCs w:val="36"/>
+        </w:rPr>
+        <w:t xml:space="preserve"> = Total Amount – Discount</w:t>
+      </w:r>
+    </w:p>
+    <w:p>
+      <w:pPr>
+        <w:pStyle w:val="ListParagraph"/>
+        <w:rPr>
+          <w:sz w:val="36"/>
+          <w:szCs w:val="36"/>
+        </w:rPr>
+      </w:pPr>
+      <w:r>
+        <w:rPr>
+          <w:sz w:val="36"/>
+          <w:szCs w:val="36"/>
+        </w:rPr>
+        <w:t xml:space="preserve">  </w:t>
+      </w:r>
+      <w:r>
+        <w:rPr>
+          <w:b/>
+          <w:bCs/>
+          <w:sz w:val="36"/>
+          <w:szCs w:val="36"/>
+        </w:rPr>
+        <w:t>Formatted Output</w:t>
+      </w:r>
+      <w:r>
+        <w:rPr>
+          <w:sz w:val="36"/>
+          <w:szCs w:val="36"/>
+        </w:rPr>
+        <w:t xml:space="preserve"> shows:</w:t>
+      </w:r>
+    </w:p>
+    <w:p>
+      <w:pPr>
+        <w:pStyle w:val="ListParagraph"/>
+        <w:numPr>
+          <w:ilvl w:val="0"/>
+          <w:numId w:val="14"/>
+        </w:numPr>
+        <w:rPr>
+          <w:sz w:val="36"/>
+          <w:szCs w:val="36"/>
+        </w:rPr>
+      </w:pPr>
+      <w:r>
+        <w:rPr>
+          <w:sz w:val="36"/>
+          <w:szCs w:val="36"/>
+        </w:rPr>
+        <w:t>Discount amount</w:t>
+      </w:r>
+    </w:p>
+    <w:p>
+      <w:pPr>
+        <w:pStyle w:val="ListParagraph"/>
+        <w:numPr>
+          <w:ilvl w:val="0"/>
+          <w:numId w:val="14"/>
+        </w:numPr>
+        <w:rPr>
+          <w:sz w:val="36"/>
+          <w:szCs w:val="36"/>
+        </w:rPr>
+      </w:pPr>
+      <w:r>
+        <w:rPr>
+          <w:sz w:val="36"/>
+          <w:szCs w:val="36"/>
+        </w:rPr>
+        <w:t>Final bill after discount</w:t>
+      </w:r>
+    </w:p>
+    <w:p>
+      <w:pPr>
+        <w:pStyle w:val="ListParagraph"/>
+        <w:rPr>
+          <w:sz w:val="36"/>
+          <w:szCs w:val="36"/>
+        </w:rPr>
+      </w:pPr>
+      <w:r>
+        <w:rPr>
+          <w:sz w:val="36"/>
+          <w:szCs w:val="36"/>
+        </w:rPr>
+        <w:lastRenderedPageBreak/>
+        <w:t>Program uses simple if-else ladder — clear and beginner-friendly.</w:t>
+      </w:r>
+    </w:p>
+    <w:p>
+      <w:pPr>
+        <w:pStyle w:val="ListParagraph"/>
+        <w:rPr>
+          <w:sz w:val="36"/>
+          <w:szCs w:val="36"/>
+        </w:rPr>
+      </w:pPr>
+      <w:r>
+        <w:rPr>
+          <w:sz w:val="36"/>
+          <w:szCs w:val="36"/>
+        </w:rPr>
+        <w:drawing>
+          <wp:inline distT="0" distB="0" distL="0" distR="0" wp14:anchorId="29AE718C" wp14:editId="2446CBAC">
+            <wp:extent cx="5075360" cy="1958510"/>
+            <wp:effectExtent l="0" t="0" r="0" b="3810"/>
+            <wp:docPr id="1514615966" name="Picture 1"/>
+            <wp:cNvGraphicFramePr>
+              <a:graphicFrameLocks xmlns:a="http://schemas.openxmlformats.org/drawingml/2006/main" noChangeAspect="1"/>
+            </wp:cNvGraphicFramePr>
+            <a:graphic xmlns:a="http://schemas.openxmlformats.org/drawingml/2006/main">
+              <a:graphicData uri="http://schemas.openxmlformats.org/drawingml/2006/picture">
+                <pic:pic xmlns:pic="http://schemas.openxmlformats.org/drawingml/2006/picture">
+                  <pic:nvPicPr>
+                    <pic:cNvPr id="1514615966" name=""/>
+                    <pic:cNvPicPr/>
+                  </pic:nvPicPr>
+                  <pic:blipFill>
+                    <a:blip r:embed="rId32"/>
+                    <a:stretch>
+                      <a:fillRect/>
+                    </a:stretch>
+                  </pic:blipFill>
+                  <pic:spPr>
+                    <a:xfrm>
+                      <a:off x="0" y="0"/>
+                      <a:ext cx="5075360" cy="1958510"/>
+                    </a:xfrm>
+                    <a:prstGeom prst="rect">
+                      <a:avLst/>
+                    </a:prstGeom>
+                  </pic:spPr>
+                </pic:pic>
+              </a:graphicData>
+            </a:graphic>
+          </wp:inline>
+        </w:drawing>
+      </w:r>
+    </w:p>
+    <w:p>
+      <w:pPr>
+        <w:pStyle w:val="ListParagraph"/>
+        <w:rPr>
+          <w:sz w:val="36"/>
+          <w:szCs w:val="36"/>
+        </w:rPr>
+      </w:pPr>
+      <w:r>
+        <w:rPr>
+          <w:sz w:val="36"/>
+          <w:szCs w:val="36"/>
+        </w:rPr>
+        <w:t xml:space="preserve"> Since the amount is </w:t>
+      </w:r>
+      <w:r>
+        <w:rPr>
+          <w:b/>
+          <w:bCs/>
+          <w:sz w:val="36"/>
+          <w:szCs w:val="36"/>
+        </w:rPr>
+        <w:t>exactly ₹1000</w:t>
+      </w:r>
+      <w:r>
+        <w:rPr>
+          <w:sz w:val="36"/>
+          <w:szCs w:val="36"/>
+        </w:rPr>
+        <w:t xml:space="preserve">, it falls under the </w:t>
+      </w:r>
+      <w:r>
+        <w:rPr>
+          <w:b/>
+          <w:bCs/>
+          <w:sz w:val="36"/>
+          <w:szCs w:val="36"/>
+        </w:rPr>
+        <w:t>10% discount tier</w:t>
+      </w:r>
+      <w:r>
+        <w:rPr>
+          <w:sz w:val="36"/>
+          <w:szCs w:val="36"/>
+        </w:rPr>
+        <w:t>.</w:t>
+      </w:r>
+    </w:p>
+    <w:p>
+      <w:pPr>
+        <w:pStyle w:val="ListParagraph"/>
+        <w:rPr>
+          <w:sz w:val="36"/>
+          <w:szCs w:val="36"/>
+        </w:rPr>
+      </w:pPr>
+      <w:r>
+        <w:rPr>
+          <w:sz w:val="36"/>
+          <w:szCs w:val="36"/>
+        </w:rPr>
+        <w:t xml:space="preserve">  10% of ₹1000 = </w:t>
+      </w:r>
+      <w:r>
+        <w:rPr>
+          <w:b/>
+          <w:bCs/>
+          <w:sz w:val="36"/>
+          <w:szCs w:val="36"/>
+        </w:rPr>
+        <w:t>₹100</w:t>
+      </w:r>
+      <w:r>
+        <w:rPr>
+          <w:sz w:val="36"/>
+          <w:szCs w:val="36"/>
+        </w:rPr>
+        <w:t xml:space="preserve"> discount.</w:t>
+      </w:r>
+    </w:p>
+    <w:p>
+      <w:pPr>
+        <w:pStyle w:val="ListParagraph"/>
+        <w:rPr>
+          <w:sz w:val="36"/>
+          <w:szCs w:val="36"/>
+        </w:rPr>
+      </w:pPr>
+      <w:r>
+        <w:rPr>
+          <w:sz w:val="36"/>
+          <w:szCs w:val="36"/>
+        </w:rPr>
+        <w:t xml:space="preserve">  Final payable amount = ₹1000 - ₹100 = </w:t>
+      </w:r>
+      <w:r>
+        <w:rPr>
+          <w:b/>
+          <w:bCs/>
+          <w:sz w:val="36"/>
+          <w:szCs w:val="36"/>
+        </w:rPr>
+        <w:t>₹900</w:t>
+      </w:r>
+      <w:r>
+        <w:rPr>
+          <w:sz w:val="36"/>
+          <w:szCs w:val="36"/>
+        </w:rPr>
+        <w:t>.</w:t>
+      </w:r>
+    </w:p>
+    <w:p>
+      <w:pPr>
+        <w:pStyle w:val="ListParagraph"/>
+        <w:rPr>
+          <w:sz w:val="36"/>
+          <w:szCs w:val="36"/>
+        </w:rPr>
+      </w:pPr>
+      <w:r>
+        <w:rPr>
+          <w:sz w:val="36"/>
+          <w:szCs w:val="36"/>
+        </w:rPr>
+        <w:t xml:space="preserve">  The program correctly includes </w:t>
+      </w:r>
+      <w:r>
+        <w:rPr>
+          <w:b/>
+          <w:bCs/>
+          <w:sz w:val="36"/>
+          <w:szCs w:val="36"/>
+        </w:rPr>
+        <w:t>boundary values</w:t>
+      </w:r>
+      <w:r>
+        <w:rPr>
+          <w:sz w:val="36"/>
+          <w:szCs w:val="36"/>
+        </w:rPr>
+        <w:t xml:space="preserve"> like ₹1000 in the 10% discount category using else if (amount &lt;= 5000).</w:t>
+      </w:r>
+    </w:p>
+    <w:p>
+      <w:pPr>
+        <w:pStyle w:val="ListParagraph"/>
+        <w:rPr>
+          <w:sz w:val="36"/>
+          <w:szCs w:val="36"/>
+        </w:rPr>
+      </w:pPr>
+    </w:p>
+    <w:p>
+      <w:pPr>
+        <w:pStyle w:val="ListParagraph"/>
+        <w:rPr>
+          <w:sz w:val="36"/>
+          <w:szCs w:val="36"/>
+        </w:rPr>
+      </w:pPr>
+      <w:r>
+        <w:rPr>
+          <w:sz w:val="36"/>
+          <w:szCs w:val="36"/>
+        </w:rPr>
+        <w:drawing>
+          <wp:inline distT="0" distB="0" distL="0" distR="0" wp14:anchorId="360A8CA3" wp14:editId="4DC20F33">
+            <wp:extent cx="4816257" cy="1684166"/>
+            <wp:effectExtent l="0" t="0" r="3810" b="0"/>
+            <wp:docPr id="644759856" name="Picture 1"/>
+            <wp:cNvGraphicFramePr>
+              <a:graphicFrameLocks xmlns:a="http://schemas.openxmlformats.org/drawingml/2006/main" noChangeAspect="1"/>
+            </wp:cNvGraphicFramePr>
+            <a:graphic xmlns:a="http://schemas.openxmlformats.org/drawingml/2006/main">
+              <a:graphicData uri="http://schemas.openxmlformats.org/drawingml/2006/picture">
+                <pic:pic xmlns:pic="http://schemas.openxmlformats.org/drawingml/2006/picture">
+                  <pic:nvPicPr>
+                    <pic:cNvPr id="644759856" name=""/>
+                    <pic:cNvPicPr/>
+                  </pic:nvPicPr>
+                  <pic:blipFill>
+                    <a:blip r:embed="rId33"/>
+                    <a:stretch>
+                      <a:fillRect/>
+                    </a:stretch>
+                  </pic:blipFill>
+                  <pic:spPr>
+                    <a:xfrm>
+                      <a:off x="0" y="0"/>
+                      <a:ext cx="4816257" cy="1684166"/>
+                    </a:xfrm>
+                    <a:prstGeom prst="rect">
+                      <a:avLst/>
+                    </a:prstGeom>
+                  </pic:spPr>
+                </pic:pic>
+              </a:graphicData>
+            </a:graphic>
+          </wp:inline>
+        </w:drawing>
+      </w:r>
+    </w:p>
+    <w:p>
+      <w:pPr>
+        <w:pStyle w:val="ListParagraph"/>
+        <w:rPr>
+          <w:sz w:val="36"/>
+          <w:szCs w:val="36"/>
+        </w:rPr>
+      </w:pPr>
+      <w:r>
+        <w:rPr>
+          <w:sz w:val="36"/>
+          <w:szCs w:val="36"/>
+        </w:rPr>
+        <w:t xml:space="preserve">  </w:t>
+      </w:r>
+      <w:r>
+        <w:rPr>
+          <w:b/>
+          <w:bCs/>
+          <w:sz w:val="36"/>
+          <w:szCs w:val="36"/>
+        </w:rPr>
+        <w:t>Amount Entered</w:t>
+      </w:r>
+      <w:r>
+        <w:rPr>
+          <w:sz w:val="36"/>
+          <w:szCs w:val="36"/>
+        </w:rPr>
+        <w:t>: ₹900</w:t>
+      </w:r>
+    </w:p>
+    <w:p>
+      <w:pPr>
+        <w:pStyle w:val="ListParagraph"/>
+        <w:rPr>
+          <w:sz w:val="36"/>
+          <w:szCs w:val="36"/>
+        </w:rPr>
+      </w:pPr>
+      <w:r>
+        <w:rPr>
+          <w:sz w:val="36"/>
+          <w:szCs w:val="36"/>
+        </w:rPr>
+        <w:t xml:space="preserve">  Since the amount is </w:t>
+      </w:r>
+      <w:r>
+        <w:rPr>
+          <w:b/>
+          <w:bCs/>
+          <w:sz w:val="36"/>
+          <w:szCs w:val="36"/>
+        </w:rPr>
+        <w:t>less than ₹1000</w:t>
+      </w:r>
+      <w:r>
+        <w:rPr>
+          <w:sz w:val="36"/>
+          <w:szCs w:val="36"/>
+        </w:rPr>
+        <w:t>, no discount is applied.</w:t>
+      </w:r>
+    </w:p>
+    <w:p>
+      <w:pPr>
+        <w:pStyle w:val="ListParagraph"/>
+        <w:rPr>
+          <w:sz w:val="36"/>
+          <w:szCs w:val="36"/>
+        </w:rPr>
+      </w:pPr>
+      <w:r>
+        <w:rPr>
+          <w:sz w:val="36"/>
+          <w:szCs w:val="36"/>
+        </w:rPr>
+        <w:t xml:space="preserve"> The discount remains </w:t>
+      </w:r>
+      <w:r>
+        <w:rPr>
+          <w:b/>
+          <w:bCs/>
+          <w:sz w:val="36"/>
+          <w:szCs w:val="36"/>
+        </w:rPr>
+        <w:t>₹0.00</w:t>
+      </w:r>
+      <w:r>
+        <w:rPr>
+          <w:sz w:val="36"/>
+          <w:szCs w:val="36"/>
+        </w:rPr>
+        <w:t xml:space="preserve">, and the final bill is </w:t>
+      </w:r>
+      <w:r>
+        <w:rPr>
+          <w:b/>
+          <w:bCs/>
+          <w:sz w:val="36"/>
+          <w:szCs w:val="36"/>
+        </w:rPr>
+        <w:t>same as the original amount</w:t>
+      </w:r>
+      <w:r>
+        <w:rPr>
+          <w:sz w:val="36"/>
+          <w:szCs w:val="36"/>
+        </w:rPr>
+        <w:t>.</w:t>
+      </w:r>
+    </w:p>
+    <w:p>
+      <w:pPr>
+        <w:pStyle w:val="ListParagraph"/>
+        <w:rPr>
+          <w:sz w:val="36"/>
+          <w:szCs w:val="36"/>
+        </w:rPr>
+      </w:pPr>
+      <w:r>
+        <w:rPr>
+          <w:sz w:val="36"/>
+          <w:szCs w:val="36"/>
+        </w:rPr>
+        <w:lastRenderedPageBreak/>
+        <w:drawing>
+          <wp:inline distT="0" distB="0" distL="0" distR="0" wp14:anchorId="2A4CA77B" wp14:editId="59C1E642">
+            <wp:extent cx="4930567" cy="1615580"/>
+            <wp:effectExtent l="0" t="0" r="3810" b="3810"/>
+            <wp:docPr id="1361325501" name="Picture 1"/>
+            <wp:cNvGraphicFramePr>
+              <a:graphicFrameLocks xmlns:a="http://schemas.openxmlformats.org/drawingml/2006/main" noChangeAspect="1"/>
+            </wp:cNvGraphicFramePr>
+            <a:graphic xmlns:a="http://schemas.openxmlformats.org/drawingml/2006/main">
+              <a:graphicData uri="http://schemas.openxmlformats.org/drawingml/2006/picture">
+                <pic:pic xmlns:pic="http://schemas.openxmlformats.org/drawingml/2006/picture">
+                  <pic:nvPicPr>
+                    <pic:cNvPr id="1361325501" name=""/>
+                    <pic:cNvPicPr/>
+                  </pic:nvPicPr>
+                  <pic:blipFill>
+                    <a:blip r:embed="rId34"/>
+                    <a:stretch>
+                      <a:fillRect/>
+                    </a:stretch>
+                  </pic:blipFill>
+                  <pic:spPr>
+                    <a:xfrm>
+                      <a:off x="0" y="0"/>
+                      <a:ext cx="4930567" cy="1615580"/>
+                    </a:xfrm>
+                    <a:prstGeom prst="rect">
+                      <a:avLst/>
+                    </a:prstGeom>
+                  </pic:spPr>
+                </pic:pic>
+              </a:graphicData>
+            </a:graphic>
+          </wp:inline>
+        </w:drawing>
+      </w:r>
+    </w:p>
+    <w:p>
+      <w:pPr>
+        <w:pStyle w:val="ListParagraph"/>
+        <w:rPr>
+          <w:sz w:val="36"/>
+          <w:szCs w:val="36"/>
+        </w:rPr>
+      </w:pPr>
+      <w:r>
+        <w:rPr>
+          <w:sz w:val="36"/>
+          <w:szCs w:val="36"/>
+        </w:rPr>
+        <w:t xml:space="preserve"> The amount </w:t>
+      </w:r>
+      <w:r>
+        <w:rPr>
+          <w:b/>
+          <w:bCs/>
+          <w:sz w:val="36"/>
+          <w:szCs w:val="36"/>
+        </w:rPr>
+        <w:t>exceeds ₹5000</w:t>
+      </w:r>
+      <w:r>
+        <w:rPr>
+          <w:sz w:val="36"/>
+          <w:szCs w:val="36"/>
+        </w:rPr>
+        <w:t xml:space="preserve">, so a </w:t>
+      </w:r>
+      <w:r>
+        <w:rPr>
+          <w:b/>
+          <w:bCs/>
+          <w:sz w:val="36"/>
+          <w:szCs w:val="36"/>
+        </w:rPr>
+        <w:t>20% discount</w:t>
+      </w:r>
+      <w:r>
+        <w:rPr>
+          <w:sz w:val="36"/>
+          <w:szCs w:val="36"/>
+        </w:rPr>
+        <w:t xml:space="preserve"> is applied.</w:t>
+      </w:r>
+    </w:p>
+    <w:p>
+      <w:pPr>
+        <w:pStyle w:val="ListParagraph"/>
+        <w:rPr>
+          <w:sz w:val="36"/>
+          <w:szCs w:val="36"/>
+        </w:rPr>
+      </w:pPr>
+      <w:r>
+        <w:rPr>
+          <w:sz w:val="36"/>
+          <w:szCs w:val="36"/>
+        </w:rPr>
+        <w:t xml:space="preserve"> 20% of ₹7000 = </w:t>
+      </w:r>
+      <w:r>
+        <w:rPr>
+          <w:b/>
+          <w:bCs/>
+          <w:sz w:val="36"/>
+          <w:szCs w:val="36"/>
+        </w:rPr>
+        <w:t>₹1400</w:t>
+      </w:r>
+      <w:r>
+        <w:rPr>
+          <w:sz w:val="36"/>
+          <w:szCs w:val="36"/>
+        </w:rPr>
+        <w:t>.</w:t>
+      </w:r>
+    </w:p>
+    <w:p>
+      <w:pPr>
+        <w:pStyle w:val="ListParagraph"/>
+        <w:rPr>
+          <w:sz w:val="36"/>
+          <w:szCs w:val="36"/>
+        </w:rPr>
+      </w:pPr>
+      <w:r>
+        <w:rPr>
+          <w:sz w:val="36"/>
+          <w:szCs w:val="36"/>
+        </w:rPr>
+        <w:t xml:space="preserve"> Final amount to be paid = ₹7000 - ₹1400 = </w:t>
+      </w:r>
+      <w:r>
+        <w:rPr>
+          <w:b/>
+          <w:bCs/>
+          <w:sz w:val="36"/>
+          <w:szCs w:val="36"/>
+        </w:rPr>
+        <w:t>₹5600</w:t>
+      </w:r>
+      <w:r>
+        <w:rPr>
+          <w:sz w:val="36"/>
+          <w:szCs w:val="36"/>
+        </w:rPr>
+        <w:t>.</w:t>
+      </w:r>
+    </w:p>
+    <w:p>
+      <w:pPr>
+        <w:pStyle w:val="ListParagraph"/>
+        <w:rPr>
+          <w:sz w:val="36"/>
+          <w:szCs w:val="36"/>
+        </w:rPr>
+      </w:pPr>
+      <w:r>
+        <w:rPr>
+          <w:sz w:val="36"/>
+          <w:szCs w:val="36"/>
+        </w:rPr>
+        <w:t xml:space="preserve">  This falls into the </w:t>
+      </w:r>
+      <w:r>
+        <w:rPr>
+          <w:b/>
+          <w:bCs/>
+          <w:sz w:val="36"/>
+          <w:szCs w:val="36"/>
+        </w:rPr>
+        <w:t>highest discount tier</w:t>
+      </w:r>
+      <w:r>
+        <w:rPr>
+          <w:sz w:val="36"/>
+          <w:szCs w:val="36"/>
+        </w:rPr>
+        <w:t>, rewarding high-value customers.</w:t>
+      </w:r>
+    </w:p>
+    <w:p>
+      <w:pPr>
+        <w:pStyle w:val="ListParagraph"/>
+        <w:rPr>
+          <w:sz w:val="36"/>
+          <w:szCs w:val="36"/>
+        </w:rPr>
+      </w:pPr>
+      <w:r>
+        <w:rPr>
+          <w:sz w:val="36"/>
+          <w:szCs w:val="36"/>
+        </w:rPr>
+        <w:t xml:space="preserve">  </w:t>
+      </w:r>
     </w:p>
     <w:p>
       <w:pPr>
@@ -3046,6 +3980,1108 @@
     <w:p>
       <w:pPr>
         <w:pStyle w:val="ListParagraph"/>
+        <w:rPr>
+          <w:sz w:val="40"/>
+          <w:szCs w:val="40"/>
+        </w:rPr>
+      </w:pPr>
+    </w:p>
+    <w:p>
+      <w:pPr>
+        <w:pStyle w:val="ListParagraph"/>
+        <w:rPr>
+          <w:sz w:val="40"/>
+          <w:szCs w:val="40"/>
+        </w:rPr>
+      </w:pPr>
+    </w:p>
+    <w:p>
+      <w:pPr>
+        <w:pStyle w:val="ListParagraph"/>
+        <w:rPr>
+          <w:sz w:val="40"/>
+          <w:szCs w:val="40"/>
+        </w:rPr>
+      </w:pPr>
+    </w:p>
+    <w:p>
+      <w:pPr>
+        <w:pStyle w:val="ListParagraph"/>
+        <w:rPr>
+          <w:sz w:val="40"/>
+          <w:szCs w:val="40"/>
+        </w:rPr>
+      </w:pPr>
+    </w:p>
+    <w:p>
+      <w:pPr>
+        <w:pStyle w:val="ListParagraph"/>
+        <w:rPr>
+          <w:sz w:val="40"/>
+          <w:szCs w:val="40"/>
+        </w:rPr>
+      </w:pPr>
+    </w:p>
+    <w:p>
+      <w:pPr>
+        <w:pStyle w:val="ListParagraph"/>
+        <w:rPr>
+          <w:sz w:val="40"/>
+          <w:szCs w:val="40"/>
+        </w:rPr>
+      </w:pPr>
+    </w:p>
+    <w:p>
+      <w:pPr>
+        <w:pStyle w:val="ListParagraph"/>
+        <w:rPr>
+          <w:sz w:val="40"/>
+          <w:szCs w:val="40"/>
+        </w:rPr>
+      </w:pPr>
+    </w:p>
+    <w:p>
+      <w:pPr>
+        <w:pStyle w:val="ListParagraph"/>
+        <w:rPr>
+          <w:sz w:val="40"/>
+          <w:szCs w:val="40"/>
+        </w:rPr>
+      </w:pPr>
+    </w:p>
+    <w:p>
+      <w:pPr>
+        <w:pStyle w:val="ListParagraph"/>
+        <w:rPr>
+          <w:sz w:val="40"/>
+          <w:szCs w:val="40"/>
+        </w:rPr>
+      </w:pPr>
+    </w:p>
+    <w:p>
+      <w:pPr>
+        <w:pStyle w:val="ListParagraph"/>
+        <w:rPr>
+          <w:sz w:val="40"/>
+          <w:szCs w:val="40"/>
+        </w:rPr>
+      </w:pPr>
+    </w:p>
+    <w:p>
+      <w:pPr>
+        <w:pStyle w:val="ListParagraph"/>
+        <w:rPr>
+          <w:sz w:val="40"/>
+          <w:szCs w:val="40"/>
+        </w:rPr>
+      </w:pPr>
+    </w:p>
+    <w:p>
+      <w:pPr>
+        <w:pStyle w:val="ListParagraph"/>
+        <w:rPr>
+          <w:sz w:val="40"/>
+          <w:szCs w:val="40"/>
+        </w:rPr>
+      </w:pPr>
+    </w:p>
+    <w:p>
+      <w:pPr>
+        <w:pStyle w:val="ListParagraph"/>
+        <w:rPr>
+          <w:sz w:val="40"/>
+          <w:szCs w:val="40"/>
+        </w:rPr>
+      </w:pPr>
+      <w:r>
+        <w:rPr>
+          <w:sz w:val="40"/>
+          <w:szCs w:val="40"/>
+        </w:rPr>
+        <w:lastRenderedPageBreak/>
+        <w:t>Practical 10</w:t>
+      </w:r>
+    </w:p>
+    <w:p>
+      <w:pPr>
+        <w:pStyle w:val="ListParagraph"/>
+        <w:rPr>
+          <w:sz w:val="40"/>
+          <w:szCs w:val="40"/>
+        </w:rPr>
+      </w:pPr>
+      <w:r>
+        <w:rPr>
+          <w:sz w:val="40"/>
+          <w:szCs w:val="40"/>
+        </w:rPr>
+        <w:drawing>
+          <wp:inline distT="0" distB="0" distL="0" distR="0" wp14:anchorId="1E232FBF" wp14:editId="5835F174">
+            <wp:extent cx="5731510" cy="4140200"/>
+            <wp:effectExtent l="0" t="0" r="2540" b="0"/>
+            <wp:docPr id="55527378" name="Picture 1"/>
+            <wp:cNvGraphicFramePr>
+              <a:graphicFrameLocks xmlns:a="http://schemas.openxmlformats.org/drawingml/2006/main" noChangeAspect="1"/>
+            </wp:cNvGraphicFramePr>
+            <a:graphic xmlns:a="http://schemas.openxmlformats.org/drawingml/2006/main">
+              <a:graphicData uri="http://schemas.openxmlformats.org/drawingml/2006/picture">
+                <pic:pic xmlns:pic="http://schemas.openxmlformats.org/drawingml/2006/picture">
+                  <pic:nvPicPr>
+                    <pic:cNvPr id="55527378" name=""/>
+                    <pic:cNvPicPr/>
+                  </pic:nvPicPr>
+                  <pic:blipFill>
+                    <a:blip r:embed="rId35"/>
+                    <a:stretch>
+                      <a:fillRect/>
+                    </a:stretch>
+                  </pic:blipFill>
+                  <pic:spPr>
+                    <a:xfrm>
+                      <a:off x="0" y="0"/>
+                      <a:ext cx="5731510" cy="4140200"/>
+                    </a:xfrm>
+                    <a:prstGeom prst="rect">
+                      <a:avLst/>
+                    </a:prstGeom>
+                  </pic:spPr>
+                </pic:pic>
+              </a:graphicData>
+            </a:graphic>
+          </wp:inline>
+        </w:drawing>
+      </w:r>
+    </w:p>
+    <w:p>
+      <w:pPr>
+        <w:pStyle w:val="ListParagraph"/>
+        <w:rPr>
+          <w:sz w:val="40"/>
+          <w:szCs w:val="40"/>
+        </w:rPr>
+      </w:pPr>
+      <w:r>
+        <w:rPr>
+          <w:sz w:val="40"/>
+          <w:szCs w:val="40"/>
+        </w:rPr>
+        <w:drawing>
+          <wp:inline distT="0" distB="0" distL="0" distR="0" wp14:anchorId="24849E0E" wp14:editId="0C05665A">
+            <wp:extent cx="5731510" cy="3461385"/>
+            <wp:effectExtent l="0" t="0" r="2540" b="5715"/>
+            <wp:docPr id="1790850900" name="Picture 1"/>
+            <wp:cNvGraphicFramePr>
+              <a:graphicFrameLocks xmlns:a="http://schemas.openxmlformats.org/drawingml/2006/main" noChangeAspect="1"/>
+            </wp:cNvGraphicFramePr>
+            <a:graphic xmlns:a="http://schemas.openxmlformats.org/drawingml/2006/main">
+              <a:graphicData uri="http://schemas.openxmlformats.org/drawingml/2006/picture">
+                <pic:pic xmlns:pic="http://schemas.openxmlformats.org/drawingml/2006/picture">
+                  <pic:nvPicPr>
+                    <pic:cNvPr id="1790850900" name=""/>
+                    <pic:cNvPicPr/>
+                  </pic:nvPicPr>
+                  <pic:blipFill>
+                    <a:blip r:embed="rId36"/>
+                    <a:stretch>
+                      <a:fillRect/>
+                    </a:stretch>
+                  </pic:blipFill>
+                  <pic:spPr>
+                    <a:xfrm>
+                      <a:off x="0" y="0"/>
+                      <a:ext cx="5731510" cy="3461385"/>
+                    </a:xfrm>
+                    <a:prstGeom prst="rect">
+                      <a:avLst/>
+                    </a:prstGeom>
+                  </pic:spPr>
+                </pic:pic>
+              </a:graphicData>
+            </a:graphic>
+          </wp:inline>
+        </w:drawing>
+      </w:r>
+    </w:p>
+    <w:p>
+      <w:pPr>
+        <w:pStyle w:val="ListParagraph"/>
+        <w:numPr>
+          <w:ilvl w:val="0"/>
+          <w:numId w:val="16"/>
+        </w:numPr>
+        <w:rPr>
+          <w:sz w:val="40"/>
+          <w:szCs w:val="40"/>
+        </w:rPr>
+      </w:pPr>
+      <w:r>
+        <w:rPr>
+          <w:sz w:val="40"/>
+          <w:szCs w:val="40"/>
+        </w:rPr>
+        <w:t>The user selects item 2 (Pizza) and orders 2 quantities, adding ₹400 to the total.</w:t>
+      </w:r>
+    </w:p>
+    <w:p>
+      <w:pPr>
+        <w:pStyle w:val="ListParagraph"/>
+        <w:numPr>
+          <w:ilvl w:val="0"/>
+          <w:numId w:val="16"/>
+        </w:numPr>
+        <w:rPr>
+          <w:sz w:val="40"/>
+          <w:szCs w:val="40"/>
+        </w:rPr>
+      </w:pPr>
+      <w:r>
+        <w:rPr>
+          <w:sz w:val="40"/>
+          <w:szCs w:val="40"/>
+        </w:rPr>
+        <w:lastRenderedPageBreak/>
+        <w:t>The user enters 10, which is invalid, so the program shows an error and asks again.</w:t>
+      </w:r>
+    </w:p>
+    <w:p>
+      <w:pPr>
+        <w:pStyle w:val="ListParagraph"/>
+        <w:numPr>
+          <w:ilvl w:val="0"/>
+          <w:numId w:val="16"/>
+        </w:numPr>
+        <w:rPr>
+          <w:sz w:val="40"/>
+          <w:szCs w:val="40"/>
+        </w:rPr>
+      </w:pPr>
+      <w:r>
+        <w:rPr>
+          <w:sz w:val="40"/>
+          <w:szCs w:val="40"/>
+        </w:rPr>
+        <w:t>The user selects item 5 (French Fries) and orders 1 quantity, adding ₹80 to the total.</w:t>
+      </w:r>
+    </w:p>
+    <w:p>
+      <w:pPr>
+        <w:pStyle w:val="ListParagraph"/>
+        <w:numPr>
+          <w:ilvl w:val="0"/>
+          <w:numId w:val="16"/>
+        </w:numPr>
+        <w:rPr>
+          <w:sz w:val="40"/>
+          <w:szCs w:val="40"/>
+        </w:rPr>
+      </w:pPr>
+      <w:r>
+        <w:rPr>
+          <w:sz w:val="40"/>
+          <w:szCs w:val="40"/>
+        </w:rPr>
+        <w:t>The user enters 0 to finish ordering.</w:t>
+      </w:r>
+    </w:p>
+    <w:p>
+      <w:pPr>
+        <w:pStyle w:val="ListParagraph"/>
+        <w:numPr>
+          <w:ilvl w:val="0"/>
+          <w:numId w:val="16"/>
+        </w:numPr>
+        <w:rPr>
+          <w:sz w:val="40"/>
+          <w:szCs w:val="40"/>
+        </w:rPr>
+      </w:pPr>
+      <w:r>
+        <w:rPr>
+          <w:sz w:val="40"/>
+          <w:szCs w:val="40"/>
+        </w:rPr>
+        <w:t>The program displays the total amount of ₹480 and thanks the user for ordering.</w:t>
+      </w:r>
+    </w:p>
+    <w:p>
+      <w:pPr>
+        <w:pStyle w:val="ListParagraph"/>
+        <w:rPr>
+          <w:sz w:val="40"/>
+          <w:szCs w:val="40"/>
+        </w:rPr>
+      </w:pPr>
+    </w:p>
+    <w:p>
+      <w:pPr>
+        <w:pStyle w:val="ListParagraph"/>
+        <w:rPr>
+          <w:sz w:val="40"/>
+          <w:szCs w:val="40"/>
+        </w:rPr>
+      </w:pPr>
+      <w:r>
+        <w:rPr>
+          <w:sz w:val="40"/>
+          <w:szCs w:val="40"/>
+        </w:rPr>
+        <w:drawing>
+          <wp:inline distT="0" distB="0" distL="0" distR="0" wp14:anchorId="7BC0F760" wp14:editId="4BC2512A">
+            <wp:extent cx="5731510" cy="4473575"/>
+            <wp:effectExtent l="0" t="0" r="2540" b="3175"/>
+            <wp:docPr id="169614942" name="Picture 1"/>
+            <wp:cNvGraphicFramePr>
+              <a:graphicFrameLocks xmlns:a="http://schemas.openxmlformats.org/drawingml/2006/main" noChangeAspect="1"/>
+            </wp:cNvGraphicFramePr>
+            <a:graphic xmlns:a="http://schemas.openxmlformats.org/drawingml/2006/main">
+              <a:graphicData uri="http://schemas.openxmlformats.org/drawingml/2006/picture">
+                <pic:pic xmlns:pic="http://schemas.openxmlformats.org/drawingml/2006/picture">
+                  <pic:nvPicPr>
+                    <pic:cNvPr id="169614942" name=""/>
+                    <pic:cNvPicPr/>
+                  </pic:nvPicPr>
+                  <pic:blipFill>
+                    <a:blip r:embed="rId37"/>
+                    <a:stretch>
+                      <a:fillRect/>
+                    </a:stretch>
+                  </pic:blipFill>
+                  <pic:spPr>
+                    <a:xfrm>
+                      <a:off x="0" y="0"/>
+                      <a:ext cx="5731510" cy="4473575"/>
+                    </a:xfrm>
+                    <a:prstGeom prst="rect">
+                      <a:avLst/>
+                    </a:prstGeom>
+                  </pic:spPr>
+                </pic:pic>
+              </a:graphicData>
+            </a:graphic>
+          </wp:inline>
+        </w:drawing>
+      </w:r>
+    </w:p>
+    <w:p>
+      <w:pPr>
+        <w:pStyle w:val="ListParagraph"/>
+        <w:numPr>
+          <w:ilvl w:val="0"/>
+          <w:numId w:val="15"/>
+        </w:numPr>
+        <w:rPr>
+          <w:sz w:val="40"/>
+          <w:szCs w:val="40"/>
+        </w:rPr>
+      </w:pPr>
+      <w:r>
+        <w:rPr>
+          <w:sz w:val="40"/>
+          <w:szCs w:val="40"/>
+        </w:rPr>
+        <w:t>The user selects item 2 (Pizza) and orders 2 quantities, adding ₹400 to the total.</w:t>
+      </w:r>
+    </w:p>
+    <w:p>
+      <w:pPr>
+        <w:pStyle w:val="ListParagraph"/>
+        <w:numPr>
+          <w:ilvl w:val="0"/>
+          <w:numId w:val="15"/>
+        </w:numPr>
+        <w:rPr>
+          <w:sz w:val="40"/>
+          <w:szCs w:val="40"/>
+        </w:rPr>
+      </w:pPr>
+      <w:r>
+        <w:rPr>
+          <w:sz w:val="40"/>
+          <w:szCs w:val="40"/>
+        </w:rPr>
+        <w:t>The user enters 10, which is invalid, so the program shows an error and asks again.</w:t>
+      </w:r>
+    </w:p>
+    <w:p>
+      <w:pPr>
+        <w:pStyle w:val="ListParagraph"/>
+        <w:numPr>
+          <w:ilvl w:val="0"/>
+          <w:numId w:val="15"/>
+        </w:numPr>
+        <w:rPr>
+          <w:sz w:val="40"/>
+          <w:szCs w:val="40"/>
+        </w:rPr>
+      </w:pPr>
+      <w:r>
+        <w:rPr>
+          <w:sz w:val="40"/>
+          <w:szCs w:val="40"/>
+        </w:rPr>
+        <w:lastRenderedPageBreak/>
+        <w:t>The user selects item 5 (French Fries) and orders 1 quantity, adding ₹80 to the total.</w:t>
+      </w:r>
+    </w:p>
+    <w:p>
+      <w:pPr>
+        <w:pStyle w:val="ListParagraph"/>
+        <w:numPr>
+          <w:ilvl w:val="0"/>
+          <w:numId w:val="15"/>
+        </w:numPr>
+        <w:rPr>
+          <w:sz w:val="40"/>
+          <w:szCs w:val="40"/>
+        </w:rPr>
+      </w:pPr>
+      <w:r>
+        <w:rPr>
+          <w:sz w:val="40"/>
+          <w:szCs w:val="40"/>
+        </w:rPr>
+        <w:t>The user enters 0 to finish ordering.</w:t>
+      </w:r>
+    </w:p>
+    <w:p>
+      <w:pPr>
+        <w:pStyle w:val="ListParagraph"/>
+        <w:numPr>
+          <w:ilvl w:val="0"/>
+          <w:numId w:val="15"/>
+        </w:numPr>
+        <w:rPr>
+          <w:sz w:val="40"/>
+          <w:szCs w:val="40"/>
+        </w:rPr>
+      </w:pPr>
+      <w:r>
+        <w:rPr>
+          <w:sz w:val="40"/>
+          <w:szCs w:val="40"/>
+        </w:rPr>
+        <w:t>The program displays the total amount of ₹480 and thanks the user for ordering.</w:t>
+      </w:r>
+    </w:p>
+    <w:p>
+      <w:pPr>
+        <w:rPr>
+          <w:sz w:val="40"/>
+          <w:szCs w:val="40"/>
+        </w:rPr>
+      </w:pPr>
+    </w:p>
+    <w:p>
+      <w:pPr>
+        <w:rPr>
+          <w:sz w:val="40"/>
+          <w:szCs w:val="40"/>
+        </w:rPr>
+      </w:pPr>
+    </w:p>
+    <w:p>
+      <w:pPr>
+        <w:rPr>
+          <w:sz w:val="40"/>
+          <w:szCs w:val="40"/>
+        </w:rPr>
+      </w:pPr>
+    </w:p>
+    <w:p>
+      <w:pPr>
+        <w:rPr>
+          <w:sz w:val="40"/>
+          <w:szCs w:val="40"/>
+        </w:rPr>
+      </w:pPr>
+    </w:p>
+    <w:p>
+      <w:pPr>
+        <w:rPr>
+          <w:sz w:val="40"/>
+          <w:szCs w:val="40"/>
+        </w:rPr>
+      </w:pPr>
+    </w:p>
+    <w:p>
+      <w:pPr>
+        <w:rPr>
+          <w:sz w:val="40"/>
+          <w:szCs w:val="40"/>
+        </w:rPr>
+      </w:pPr>
+    </w:p>
+    <w:p>
+      <w:pPr>
+        <w:rPr>
+          <w:sz w:val="40"/>
+          <w:szCs w:val="40"/>
+        </w:rPr>
+      </w:pPr>
+    </w:p>
+    <w:p>
+      <w:pPr>
+        <w:rPr>
+          <w:sz w:val="40"/>
+          <w:szCs w:val="40"/>
+        </w:rPr>
+      </w:pPr>
+    </w:p>
+    <w:p>
+      <w:pPr>
+        <w:rPr>
+          <w:sz w:val="40"/>
+          <w:szCs w:val="40"/>
+        </w:rPr>
+      </w:pPr>
+    </w:p>
+    <w:p>
+      <w:pPr>
+        <w:rPr>
+          <w:sz w:val="40"/>
+          <w:szCs w:val="40"/>
+        </w:rPr>
+      </w:pPr>
+    </w:p>
+    <w:p>
+      <w:pPr>
+        <w:rPr>
+          <w:sz w:val="40"/>
+          <w:szCs w:val="40"/>
+        </w:rPr>
+      </w:pPr>
+    </w:p>
+    <w:p>
+      <w:pPr>
+        <w:rPr>
+          <w:sz w:val="40"/>
+          <w:szCs w:val="40"/>
+        </w:rPr>
+      </w:pPr>
+    </w:p>
+    <w:p>
+      <w:pPr>
+        <w:rPr>
+          <w:sz w:val="40"/>
+          <w:szCs w:val="40"/>
+        </w:rPr>
+      </w:pPr>
+    </w:p>
+    <w:p>
+      <w:pPr>
+        <w:rPr>
+          <w:sz w:val="40"/>
+          <w:szCs w:val="40"/>
+        </w:rPr>
+      </w:pPr>
+    </w:p>
+    <w:p>
+      <w:pPr>
+        <w:rPr>
+          <w:sz w:val="40"/>
+          <w:szCs w:val="40"/>
+        </w:rPr>
+      </w:pPr>
+    </w:p>
+    <w:p>
+      <w:pPr>
+        <w:rPr>
+          <w:sz w:val="40"/>
+          <w:szCs w:val="40"/>
+        </w:rPr>
+      </w:pPr>
+    </w:p>
+    <w:p>
+      <w:pPr>
+        <w:rPr>
+          <w:sz w:val="40"/>
+          <w:szCs w:val="40"/>
+        </w:rPr>
+      </w:pPr>
+      <w:r>
+        <w:rPr>
+          <w:sz w:val="40"/>
+          <w:szCs w:val="40"/>
+        </w:rPr>
+        <w:lastRenderedPageBreak/>
+        <w:t>Practical 11</w:t>
+      </w:r>
+    </w:p>
+    <w:p>
+      <w:pPr>
+        <w:rPr>
+          <w:sz w:val="40"/>
+          <w:szCs w:val="40"/>
+        </w:rPr>
+      </w:pPr>
+      <w:r>
+        <w:rPr>
+          <w:sz w:val="40"/>
+          <w:szCs w:val="40"/>
+        </w:rPr>
+        <w:t>Marks</w:t>
+      </w:r>
+    </w:p>
+    <w:p>
+      <w:pPr>
+        <w:rPr>
+          <w:sz w:val="40"/>
+          <w:szCs w:val="40"/>
+        </w:rPr>
+      </w:pPr>
+      <w:r>
+        <w:rPr>
+          <w:sz w:val="40"/>
+          <w:szCs w:val="40"/>
+        </w:rPr>
+        <w:drawing>
+          <wp:inline distT="0" distB="0" distL="0" distR="0" wp14:anchorId="256A8908" wp14:editId="385C058F">
+            <wp:extent cx="5731510" cy="3397885"/>
+            <wp:effectExtent l="0" t="0" r="2540" b="0"/>
+            <wp:docPr id="1123696829" name="Picture 1"/>
+            <wp:cNvGraphicFramePr>
+              <a:graphicFrameLocks xmlns:a="http://schemas.openxmlformats.org/drawingml/2006/main" noChangeAspect="1"/>
+            </wp:cNvGraphicFramePr>
+            <a:graphic xmlns:a="http://schemas.openxmlformats.org/drawingml/2006/main">
+              <a:graphicData uri="http://schemas.openxmlformats.org/drawingml/2006/picture">
+                <pic:pic xmlns:pic="http://schemas.openxmlformats.org/drawingml/2006/picture">
+                  <pic:nvPicPr>
+                    <pic:cNvPr id="1123696829" name=""/>
+                    <pic:cNvPicPr/>
+                  </pic:nvPicPr>
+                  <pic:blipFill>
+                    <a:blip r:embed="rId38"/>
+                    <a:stretch>
+                      <a:fillRect/>
+                    </a:stretch>
+                  </pic:blipFill>
+                  <pic:spPr>
+                    <a:xfrm>
+                      <a:off x="0" y="0"/>
+                      <a:ext cx="5731510" cy="3397885"/>
+                    </a:xfrm>
+                    <a:prstGeom prst="rect">
+                      <a:avLst/>
+                    </a:prstGeom>
+                  </pic:spPr>
+                </pic:pic>
+              </a:graphicData>
+            </a:graphic>
+          </wp:inline>
+        </w:drawing>
+      </w:r>
+    </w:p>
+    <w:p>
+      <w:pPr>
+        <w:rPr>
+          <w:sz w:val="40"/>
+          <w:szCs w:val="40"/>
+        </w:rPr>
+      </w:pPr>
+      <w:r>
+        <w:rPr>
+          <w:sz w:val="40"/>
+          <w:szCs w:val="40"/>
+        </w:rPr>
+        <w:drawing>
+          <wp:inline distT="0" distB="0" distL="0" distR="0" wp14:anchorId="52F5E57A" wp14:editId="3E715C9A">
+            <wp:extent cx="4938188" cy="1447925"/>
+            <wp:effectExtent l="0" t="0" r="0" b="0"/>
+            <wp:docPr id="1361982560" name="Picture 1"/>
+            <wp:cNvGraphicFramePr>
+              <a:graphicFrameLocks xmlns:a="http://schemas.openxmlformats.org/drawingml/2006/main" noChangeAspect="1"/>
+            </wp:cNvGraphicFramePr>
+            <a:graphic xmlns:a="http://schemas.openxmlformats.org/drawingml/2006/main">
+              <a:graphicData uri="http://schemas.openxmlformats.org/drawingml/2006/picture">
+                <pic:pic xmlns:pic="http://schemas.openxmlformats.org/drawingml/2006/picture">
+                  <pic:nvPicPr>
+                    <pic:cNvPr id="1361982560" name=""/>
+                    <pic:cNvPicPr/>
+                  </pic:nvPicPr>
+                  <pic:blipFill>
+                    <a:blip r:embed="rId39"/>
+                    <a:stretch>
+                      <a:fillRect/>
+                    </a:stretch>
+                  </pic:blipFill>
+                  <pic:spPr>
+                    <a:xfrm>
+                      <a:off x="0" y="0"/>
+                      <a:ext cx="4938188" cy="1447925"/>
+                    </a:xfrm>
+                    <a:prstGeom prst="rect">
+                      <a:avLst/>
+                    </a:prstGeom>
+                  </pic:spPr>
+                </pic:pic>
+              </a:graphicData>
+            </a:graphic>
+          </wp:inline>
+        </w:drawing>
+      </w:r>
+    </w:p>
+    <w:p>
+      <w:pPr>
+        <w:rPr>
+          <w:sz w:val="40"/>
+          <w:szCs w:val="40"/>
+        </w:rPr>
+      </w:pPr>
+      <w:r>
+        <w:rPr>
+          <w:sz w:val="40"/>
+          <w:szCs w:val="40"/>
+        </w:rPr>
+        <w:drawing>
+          <wp:inline distT="0" distB="0" distL="0" distR="0" wp14:anchorId="2FF6E393" wp14:editId="6B4465FC">
+            <wp:extent cx="5044877" cy="1310754"/>
+            <wp:effectExtent l="0" t="0" r="3810" b="3810"/>
+            <wp:docPr id="1952199376" name="Picture 1" descr="A black screen with white text&#10;&#10;AI-generated content may be incorrect."/>
+            <wp:cNvGraphicFramePr>
+              <a:graphicFrameLocks xmlns:a="http://schemas.openxmlformats.org/drawingml/2006/main" noChangeAspect="1"/>
+            </wp:cNvGraphicFramePr>
+            <a:graphic xmlns:a="http://schemas.openxmlformats.org/drawingml/2006/main">
+              <a:graphicData uri="http://schemas.openxmlformats.org/drawingml/2006/picture">
+                <pic:pic xmlns:pic="http://schemas.openxmlformats.org/drawingml/2006/picture">
+                  <pic:nvPicPr>
+                    <pic:cNvPr id="1952199376" name="Picture 1" descr="A black screen with white text&#10;&#10;AI-generated content may be incorrect."/>
+                    <pic:cNvPicPr/>
+                  </pic:nvPicPr>
+                  <pic:blipFill>
+                    <a:blip r:embed="rId40"/>
+                    <a:stretch>
+                      <a:fillRect/>
+                    </a:stretch>
+                  </pic:blipFill>
+                  <pic:spPr>
+                    <a:xfrm>
+                      <a:off x="0" y="0"/>
+                      <a:ext cx="5044877" cy="1310754"/>
+                    </a:xfrm>
+                    <a:prstGeom prst="rect">
+                      <a:avLst/>
+                    </a:prstGeom>
+                  </pic:spPr>
+                </pic:pic>
+              </a:graphicData>
+            </a:graphic>
+          </wp:inline>
+        </w:drawing>
+      </w:r>
+    </w:p>
+    <w:p>
+      <w:pPr>
+        <w:rPr>
+          <w:sz w:val="40"/>
+          <w:szCs w:val="40"/>
+        </w:rPr>
+      </w:pPr>
+      <w:r>
+        <w:rPr>
+          <w:sz w:val="40"/>
+          <w:szCs w:val="40"/>
+        </w:rPr>
+        <w:drawing>
+          <wp:inline distT="0" distB="0" distL="0" distR="0" wp14:anchorId="734F06AC" wp14:editId="1132571C">
+            <wp:extent cx="4991533" cy="1127858"/>
+            <wp:effectExtent l="0" t="0" r="0" b="0"/>
+            <wp:docPr id="1008515315" name="Picture 1" descr="A black screen with white text&#10;&#10;AI-generated content may be incorrect."/>
+            <wp:cNvGraphicFramePr>
+              <a:graphicFrameLocks xmlns:a="http://schemas.openxmlformats.org/drawingml/2006/main" noChangeAspect="1"/>
+            </wp:cNvGraphicFramePr>
+            <a:graphic xmlns:a="http://schemas.openxmlformats.org/drawingml/2006/main">
+              <a:graphicData uri="http://schemas.openxmlformats.org/drawingml/2006/picture">
+                <pic:pic xmlns:pic="http://schemas.openxmlformats.org/drawingml/2006/picture">
+                  <pic:nvPicPr>
+                    <pic:cNvPr id="1008515315" name="Picture 1" descr="A black screen with white text&#10;&#10;AI-generated content may be incorrect."/>
+                    <pic:cNvPicPr/>
+                  </pic:nvPicPr>
+                  <pic:blipFill>
+                    <a:blip r:embed="rId41"/>
+                    <a:stretch>
+                      <a:fillRect/>
+                    </a:stretch>
+                  </pic:blipFill>
+                  <pic:spPr>
+                    <a:xfrm>
+                      <a:off x="0" y="0"/>
+                      <a:ext cx="4991533" cy="1127858"/>
+                    </a:xfrm>
+                    <a:prstGeom prst="rect">
+                      <a:avLst/>
+                    </a:prstGeom>
+                  </pic:spPr>
+                </pic:pic>
+              </a:graphicData>
+            </a:graphic>
+          </wp:inline>
+        </w:drawing>
+      </w:r>
+    </w:p>
+    <w:p>
+      <w:pPr>
+        <w:rPr>
+          <w:sz w:val="40"/>
+          <w:szCs w:val="40"/>
+        </w:rPr>
+      </w:pPr>
+      <w:r>
+        <w:rPr>
+          <w:sz w:val="40"/>
+          <w:szCs w:val="40"/>
+        </w:rPr>
+        <w:lastRenderedPageBreak/>
+        <w:drawing>
+          <wp:inline distT="0" distB="0" distL="0" distR="0" wp14:anchorId="5577C943" wp14:editId="6F70FCCF">
+            <wp:extent cx="5052498" cy="1425063"/>
+            <wp:effectExtent l="0" t="0" r="0" b="3810"/>
+            <wp:docPr id="529271391" name="Picture 1"/>
+            <wp:cNvGraphicFramePr>
+              <a:graphicFrameLocks xmlns:a="http://schemas.openxmlformats.org/drawingml/2006/main" noChangeAspect="1"/>
+            </wp:cNvGraphicFramePr>
+            <a:graphic xmlns:a="http://schemas.openxmlformats.org/drawingml/2006/main">
+              <a:graphicData uri="http://schemas.openxmlformats.org/drawingml/2006/picture">
+                <pic:pic xmlns:pic="http://schemas.openxmlformats.org/drawingml/2006/picture">
+                  <pic:nvPicPr>
+                    <pic:cNvPr id="529271391" name=""/>
+                    <pic:cNvPicPr/>
+                  </pic:nvPicPr>
+                  <pic:blipFill>
+                    <a:blip r:embed="rId42"/>
+                    <a:stretch>
+                      <a:fillRect/>
+                    </a:stretch>
+                  </pic:blipFill>
+                  <pic:spPr>
+                    <a:xfrm>
+                      <a:off x="0" y="0"/>
+                      <a:ext cx="5052498" cy="1425063"/>
+                    </a:xfrm>
+                    <a:prstGeom prst="rect">
+                      <a:avLst/>
+                    </a:prstGeom>
+                  </pic:spPr>
+                </pic:pic>
+              </a:graphicData>
+            </a:graphic>
+          </wp:inline>
+        </w:drawing>
+      </w:r>
+    </w:p>
+    <w:p>
+      <w:pPr>
+        <w:rPr>
+          <w:sz w:val="40"/>
+          <w:szCs w:val="40"/>
+        </w:rPr>
+      </w:pPr>
+      <w:r>
+        <w:rPr>
+          <w:sz w:val="40"/>
+          <w:szCs w:val="40"/>
+        </w:rPr>
+        <w:drawing>
+          <wp:inline distT="0" distB="0" distL="0" distR="0" wp14:anchorId="0169D20D" wp14:editId="53ABF97D">
+            <wp:extent cx="5044877" cy="1204064"/>
+            <wp:effectExtent l="0" t="0" r="3810" b="0"/>
+            <wp:docPr id="1746031406" name="Picture 1"/>
+            <wp:cNvGraphicFramePr>
+              <a:graphicFrameLocks xmlns:a="http://schemas.openxmlformats.org/drawingml/2006/main" noChangeAspect="1"/>
+            </wp:cNvGraphicFramePr>
+            <a:graphic xmlns:a="http://schemas.openxmlformats.org/drawingml/2006/main">
+              <a:graphicData uri="http://schemas.openxmlformats.org/drawingml/2006/picture">
+                <pic:pic xmlns:pic="http://schemas.openxmlformats.org/drawingml/2006/picture">
+                  <pic:nvPicPr>
+                    <pic:cNvPr id="1746031406" name=""/>
+                    <pic:cNvPicPr/>
+                  </pic:nvPicPr>
+                  <pic:blipFill>
+                    <a:blip r:embed="rId43"/>
+                    <a:stretch>
+                      <a:fillRect/>
+                    </a:stretch>
+                  </pic:blipFill>
+                  <pic:spPr>
+                    <a:xfrm>
+                      <a:off x="0" y="0"/>
+                      <a:ext cx="5044877" cy="1204064"/>
+                    </a:xfrm>
+                    <a:prstGeom prst="rect">
+                      <a:avLst/>
+                    </a:prstGeom>
+                  </pic:spPr>
+                </pic:pic>
+              </a:graphicData>
+            </a:graphic>
+          </wp:inline>
+        </w:drawing>
+      </w:r>
+    </w:p>
+    <w:p>
+      <w:pPr>
+        <w:rPr>
+          <w:sz w:val="40"/>
+          <w:szCs w:val="40"/>
+        </w:rPr>
+      </w:pPr>
+      <w:r>
+        <w:rPr>
+          <w:sz w:val="40"/>
+          <w:szCs w:val="40"/>
+        </w:rPr>
+        <w:t xml:space="preserve"> Used int for marks and char for grade.</w:t>
+      </w:r>
+    </w:p>
+    <w:p>
+      <w:pPr>
+        <w:rPr>
+          <w:sz w:val="40"/>
+          <w:szCs w:val="40"/>
+        </w:rPr>
+      </w:pPr>
+      <w:r>
+        <w:rPr>
+          <w:sz w:val="40"/>
+          <w:szCs w:val="40"/>
+        </w:rPr>
+        <w:t xml:space="preserve">  Ternary operator applied to check grade conditions.</w:t>
+      </w:r>
+    </w:p>
+    <w:p>
+      <w:pPr>
+        <w:rPr>
+          <w:sz w:val="40"/>
+          <w:szCs w:val="40"/>
+        </w:rPr>
+      </w:pPr>
+      <w:r>
+        <w:rPr>
+          <w:sz w:val="40"/>
+          <w:szCs w:val="40"/>
+        </w:rPr>
+        <w:t xml:space="preserve">  Input is validated (marks must be between 0–100).</w:t>
+      </w:r>
+    </w:p>
+    <w:p>
+      <w:pPr>
+        <w:rPr>
+          <w:sz w:val="40"/>
+          <w:szCs w:val="40"/>
+        </w:rPr>
+      </w:pPr>
+      <w:r>
+        <w:rPr>
+          <w:sz w:val="40"/>
+          <w:szCs w:val="40"/>
+        </w:rPr>
+        <w:t xml:space="preserve"> Outputs correct grade based on mark ranges.</w:t>
+      </w:r>
+    </w:p>
+    <w:p>
+      <w:pPr>
+        <w:rPr>
+          <w:sz w:val="40"/>
+          <w:szCs w:val="40"/>
+        </w:rPr>
+      </w:pPr>
+    </w:p>
+    <w:p>
+      <w:pPr>
+        <w:rPr>
+          <w:sz w:val="40"/>
+          <w:szCs w:val="40"/>
+        </w:rPr>
+      </w:pPr>
+    </w:p>
+    <w:p>
+      <w:pPr>
+        <w:rPr>
+          <w:sz w:val="40"/>
+          <w:szCs w:val="40"/>
+        </w:rPr>
+      </w:pPr>
+    </w:p>
+    <w:p>
+      <w:pPr>
+        <w:rPr>
+          <w:sz w:val="40"/>
+          <w:szCs w:val="40"/>
+        </w:rPr>
+      </w:pPr>
+    </w:p>
+    <w:p>
+      <w:pPr>
+        <w:rPr>
+          <w:sz w:val="40"/>
+          <w:szCs w:val="40"/>
+        </w:rPr>
+      </w:pPr>
+    </w:p>
+    <w:p>
+      <w:pPr>
+        <w:rPr>
+          <w:sz w:val="40"/>
+          <w:szCs w:val="40"/>
+        </w:rPr>
+      </w:pPr>
+    </w:p>
+    <w:p>
+      <w:pPr>
+        <w:rPr>
+          <w:sz w:val="40"/>
+          <w:szCs w:val="40"/>
+        </w:rPr>
+      </w:pPr>
+    </w:p>
+    <w:p>
+      <w:pPr>
+        <w:rPr>
+          <w:sz w:val="40"/>
+          <w:szCs w:val="40"/>
+        </w:rPr>
+      </w:pPr>
+    </w:p>
+    <w:p>
+      <w:pPr>
+        <w:rPr>
+          <w:sz w:val="40"/>
+          <w:szCs w:val="40"/>
+        </w:rPr>
+      </w:pPr>
+    </w:p>
+    <w:p>
+      <w:pPr>
+        <w:rPr>
+          <w:sz w:val="40"/>
+          <w:szCs w:val="40"/>
+        </w:rPr>
+      </w:pPr>
+      <w:r>
+        <w:rPr>
+          <w:sz w:val="40"/>
+          <w:szCs w:val="40"/>
+        </w:rPr>
+        <w:lastRenderedPageBreak/>
+        <w:t>Practical 1</w:t>
+      </w:r>
+      <w:r>
+        <w:rPr>
+          <w:sz w:val="40"/>
+          <w:szCs w:val="40"/>
+        </w:rPr>
+        <w:t>3</w:t>
+      </w:r>
+    </w:p>
+    <w:p>
+      <w:pPr>
+        <w:rPr>
+          <w:sz w:val="40"/>
+          <w:szCs w:val="40"/>
+        </w:rPr>
+      </w:pPr>
+    </w:p>
+    <w:p>
+      <w:pPr>
         <w:rPr>
           <w:sz w:val="40"/>
           <w:szCs w:val="40"/>
@@ -3291,6 +5327,119 @@
     </w:lvl>
   </w:abstractNum>
   <w:abstractNum w:abstractNumId="2" w15:restartNumberingAfterBreak="0">
+    <w:nsid w:val="211E3E84"/>
+    <w:multiLevelType w:val="multilevel"/>
+    <w:tmpl w:val="FBEA0AD2"/>
+    <w:lvl w:ilvl="0">
+      <w:start w:val="1"/>
+      <w:numFmt w:val="decimal"/>
+      <w:lvlText w:val="%1."/>
+      <w:lvlJc w:val="left"/>
+      <w:pPr>
+        <w:tabs>
+          <w:tab w:val="num" w:pos="720"/>
+        </w:tabs>
+        <w:ind w:left="720" w:hanging="360"/>
+      </w:pPr>
+    </w:lvl>
+    <w:lvl w:ilvl="1" w:tentative="1">
+      <w:start w:val="1"/>
+      <w:numFmt w:val="decimal"/>
+      <w:lvlText w:val="%2."/>
+      <w:lvlJc w:val="left"/>
+      <w:pPr>
+        <w:tabs>
+          <w:tab w:val="num" w:pos="1440"/>
+        </w:tabs>
+        <w:ind w:left="1440" w:hanging="360"/>
+      </w:pPr>
+    </w:lvl>
+    <w:lvl w:ilvl="2" w:tentative="1">
+      <w:start w:val="1"/>
+      <w:numFmt w:val="decimal"/>
+      <w:lvlText w:val="%3."/>
+      <w:lvlJc w:val="left"/>
+      <w:pPr>
+        <w:tabs>
+          <w:tab w:val="num" w:pos="2160"/>
+        </w:tabs>
+        <w:ind w:left="2160" w:hanging="360"/>
+      </w:pPr>
+    </w:lvl>
+    <w:lvl w:ilvl="3" w:tentative="1">
+      <w:start w:val="1"/>
+      <w:numFmt w:val="decimal"/>
+      <w:lvlText w:val="%4."/>
+      <w:lvlJc w:val="left"/>
+      <w:pPr>
+        <w:tabs>
+          <w:tab w:val="num" w:pos="2880"/>
+        </w:tabs>
+        <w:ind w:left="2880" w:hanging="360"/>
+      </w:pPr>
+    </w:lvl>
+    <w:lvl w:ilvl="4" w:tentative="1">
+      <w:start w:val="1"/>
+      <w:numFmt w:val="decimal"/>
+      <w:lvlText w:val="%5."/>
+      <w:lvlJc w:val="left"/>
+      <w:pPr>
+        <w:tabs>
+          <w:tab w:val="num" w:pos="3600"/>
+        </w:tabs>
+        <w:ind w:left="3600" w:hanging="360"/>
+      </w:pPr>
+    </w:lvl>
+    <w:lvl w:ilvl="5" w:tentative="1">
+      <w:start w:val="1"/>
+      <w:numFmt w:val="decimal"/>
+      <w:lvlText w:val="%6."/>
+      <w:lvlJc w:val="left"/>
+      <w:pPr>
+        <w:tabs>
+          <w:tab w:val="num" w:pos="4320"/>
+        </w:tabs>
+        <w:ind w:left="4320" w:hanging="360"/>
+      </w:pPr>
+    </w:lvl>
+    <w:lvl w:ilvl="6" w:tentative="1">
+      <w:start w:val="1"/>
+      <w:numFmt w:val="decimal"/>
+      <w:lvlText w:val="%7."/>
+      <w:lvlJc w:val="left"/>
+      <w:pPr>
+        <w:tabs>
+          <w:tab w:val="num" w:pos="5040"/>
+        </w:tabs>
+        <w:ind w:left="5040" w:hanging="360"/>
+      </w:pPr>
+    </w:lvl>
+    <w:lvl w:ilvl="7" w:tentative="1">
+      <w:start w:val="1"/>
+      <w:numFmt w:val="decimal"/>
+      <w:lvlText w:val="%8."/>
+      <w:lvlJc w:val="left"/>
+      <w:pPr>
+        <w:tabs>
+          <w:tab w:val="num" w:pos="5760"/>
+        </w:tabs>
+        <w:ind w:left="5760" w:hanging="360"/>
+      </w:pPr>
+    </w:lvl>
+    <w:lvl w:ilvl="8" w:tentative="1">
+      <w:start w:val="1"/>
+      <w:numFmt w:val="decimal"/>
+      <w:lvlText w:val="%9."/>
+      <w:lvlJc w:val="left"/>
+      <w:pPr>
+        <w:tabs>
+          <w:tab w:val="num" w:pos="6480"/>
+        </w:tabs>
+        <w:ind w:left="6480" w:hanging="360"/>
+      </w:pPr>
+    </w:lvl>
+  </w:abstractNum>
+  <w:abstractNum w:abstractNumId="3" w15:restartNumberingAfterBreak="0">
     <w:nsid w:val="24A9157D"/>
     <w:multiLevelType w:val="multilevel"/>
     <w:tmpl w:val="2612CC8E"/>
@@ -3439,7 +5588,7 @@
       </w:rPr>
     </w:lvl>
   </w:abstractNum>
-  <w:abstractNum w:abstractNumId="3" w15:restartNumberingAfterBreak="0">
+  <w:abstractNum w:abstractNumId="4" w15:restartNumberingAfterBreak="0">
     <w:nsid w:val="2B0466C0"/>
     <w:multiLevelType w:val="hybridMultilevel"/>
     <w:tmpl w:val="2ED6587A"/>
@@ -3552,7 +5701,156 @@
       </w:rPr>
     </w:lvl>
   </w:abstractNum>
-  <w:abstractNum w:abstractNumId="4" w15:restartNumberingAfterBreak="0">
+  <w:abstractNum w:abstractNumId="5" w15:restartNumberingAfterBreak="0">
+    <w:nsid w:val="3633115C"/>
+    <w:multiLevelType w:val="multilevel"/>
+    <w:tmpl w:val="6A3AB33A"/>
+    <w:lvl w:ilvl="0">
+      <w:start w:val="1"/>
+      <w:numFmt w:val="bullet"/>
+      <w:lvlText w:val=""/>
+      <w:lvlJc w:val="left"/>
+      <w:pPr>
+        <w:tabs>
+          <w:tab w:val="num" w:pos="720"/>
+        </w:tabs>
+        <w:ind w:left="720" w:hanging="360"/>
+      </w:pPr>
+      <w:rPr>
+        <w:rFonts w:ascii="Symbol" w:hAnsi="Symbol" w:hint="default"/>
+        <w:sz w:val="20"/>
+      </w:rPr>
+    </w:lvl>
+    <w:lvl w:ilvl="1" w:tentative="1">
+      <w:start w:val="1"/>
+      <w:numFmt w:val="bullet"/>
+      <w:lvlText w:val="o"/>
+      <w:lvlJc w:val="left"/>
+      <w:pPr>
+        <w:tabs>
+          <w:tab w:val="num" w:pos="1440"/>
+        </w:tabs>
+        <w:ind w:left="1440" w:hanging="360"/>
+      </w:pPr>
+      <w:rPr>
+        <w:rFonts w:ascii="Courier New" w:hAnsi="Courier New" w:hint="default"/>
+        <w:sz w:val="20"/>
+      </w:rPr>
+    </w:lvl>
+    <w:lvl w:ilvl="2" w:tentative="1">
+      <w:start w:val="1"/>
+      <w:numFmt w:val="bullet"/>
+      <w:lvlText w:val=""/>
+      <w:lvlJc w:val="left"/>
+      <w:pPr>
+        <w:tabs>
+          <w:tab w:val="num" w:pos="2160"/>
+        </w:tabs>
+        <w:ind w:left="2160" w:hanging="360"/>
+      </w:pPr>
+      <w:rPr>
+        <w:rFonts w:ascii="Wingdings" w:hAnsi="Wingdings" w:hint="default"/>
+        <w:sz w:val="20"/>
+      </w:rPr>
+    </w:lvl>
+    <w:lvl w:ilvl="3" w:tentative="1">
+      <w:start w:val="1"/>
+      <w:numFmt w:val="bullet"/>
+      <w:lvlText w:val=""/>
+      <w:lvlJc w:val="left"/>
+      <w:pPr>
+        <w:tabs>
+          <w:tab w:val="num" w:pos="2880"/>
+        </w:tabs>
+        <w:ind w:left="2880" w:hanging="360"/>
+      </w:pPr>
+      <w:rPr>
+        <w:rFonts w:ascii="Wingdings" w:hAnsi="Wingdings" w:hint="default"/>
+        <w:sz w:val="20"/>
+      </w:rPr>
+    </w:lvl>
+    <w:lvl w:ilvl="4" w:tentative="1">
+      <w:start w:val="1"/>
+      <w:numFmt w:val="bullet"/>
+      <w:lvlText w:val=""/>
+      <w:lvlJc w:val="left"/>
+      <w:pPr>
+        <w:tabs>
+          <w:tab w:val="num" w:pos="3600"/>
+        </w:tabs>
+        <w:ind w:left="3600" w:hanging="360"/>
+      </w:pPr>
+      <w:rPr>
+        <w:rFonts w:ascii="Wingdings" w:hAnsi="Wingdings" w:hint="default"/>
+        <w:sz w:val="20"/>
+      </w:rPr>
+    </w:lvl>
+    <w:lvl w:ilvl="5" w:tentative="1">
+      <w:start w:val="1"/>
+      <w:numFmt w:val="bullet"/>
+      <w:lvlText w:val=""/>
+      <w:lvlJc w:val="left"/>
+      <w:pPr>
+        <w:tabs>
+          <w:tab w:val="num" w:pos="4320"/>
+        </w:tabs>
+        <w:ind w:left="4320" w:hanging="360"/>
+      </w:pPr>
+      <w:rPr>
+        <w:rFonts w:ascii="Wingdings" w:hAnsi="Wingdings" w:hint="default"/>
+        <w:sz w:val="20"/>
+      </w:rPr>
+    </w:lvl>
+    <w:lvl w:ilvl="6" w:tentative="1">
+      <w:start w:val="1"/>
+      <w:numFmt w:val="bullet"/>
+      <w:lvlText w:val=""/>
+      <w:lvlJc w:val="left"/>
+      <w:pPr>
+        <w:tabs>
+          <w:tab w:val="num" w:pos="5040"/>
+        </w:tabs>
+        <w:ind w:left="5040" w:hanging="360"/>
+      </w:pPr>
+      <w:rPr>
+        <w:rFonts w:ascii="Wingdings" w:hAnsi="Wingdings" w:hint="default"/>
+        <w:sz w:val="20"/>
+      </w:rPr>
+    </w:lvl>
+    <w:lvl w:ilvl="7" w:tentative="1">
+      <w:start w:val="1"/>
+      <w:numFmt w:val="bullet"/>
+      <w:lvlText w:val=""/>
+      <w:lvlJc w:val="left"/>
+      <w:pPr>
+        <w:tabs>
+          <w:tab w:val="num" w:pos="5760"/>
+        </w:tabs>
+        <w:ind w:left="5760" w:hanging="360"/>
+      </w:pPr>
+      <w:rPr>
+        <w:rFonts w:ascii="Wingdings" w:hAnsi="Wingdings" w:hint="default"/>
+        <w:sz w:val="20"/>
+      </w:rPr>
+    </w:lvl>
+    <w:lvl w:ilvl="8" w:tentative="1">
+      <w:start w:val="1"/>
+      <w:numFmt w:val="bullet"/>
+      <w:lvlText w:val=""/>
+      <w:lvlJc w:val="left"/>
+      <w:pPr>
+        <w:tabs>
+          <w:tab w:val="num" w:pos="6480"/>
+        </w:tabs>
+        <w:ind w:left="6480" w:hanging="360"/>
+      </w:pPr>
+      <w:rPr>
+        <w:rFonts w:ascii="Wingdings" w:hAnsi="Wingdings" w:hint="default"/>
+        <w:sz w:val="20"/>
+      </w:rPr>
+    </w:lvl>
+  </w:abstractNum>
+  <w:abstractNum w:abstractNumId="6" w15:restartNumberingAfterBreak="0">
     <w:nsid w:val="3FC07C6F"/>
     <w:multiLevelType w:val="multilevel"/>
     <w:tmpl w:val="FBFED66E"/>
@@ -3701,7 +5999,269 @@
       </w:rPr>
     </w:lvl>
   </w:abstractNum>
-  <w:abstractNum w:abstractNumId="5" w15:restartNumberingAfterBreak="0">
+  <w:abstractNum w:abstractNumId="7" w15:restartNumberingAfterBreak="0">
+    <w:nsid w:val="4CEF3C09"/>
+    <w:multiLevelType w:val="multilevel"/>
+    <w:tmpl w:val="AF48DDE8"/>
+    <w:lvl w:ilvl="0">
+      <w:start w:val="1"/>
+      <w:numFmt w:val="decimal"/>
+      <w:lvlText w:val="%1."/>
+      <w:lvlJc w:val="left"/>
+      <w:pPr>
+        <w:tabs>
+          <w:tab w:val="num" w:pos="720"/>
+        </w:tabs>
+        <w:ind w:left="720" w:hanging="360"/>
+      </w:pPr>
+    </w:lvl>
+    <w:lvl w:ilvl="1" w:tentative="1">
+      <w:start w:val="1"/>
+      <w:numFmt w:val="decimal"/>
+      <w:lvlText w:val="%2."/>
+      <w:lvlJc w:val="left"/>
+      <w:pPr>
+        <w:tabs>
+          <w:tab w:val="num" w:pos="1440"/>
+        </w:tabs>
+        <w:ind w:left="1440" w:hanging="360"/>
+      </w:pPr>
+    </w:lvl>
+    <w:lvl w:ilvl="2" w:tentative="1">
+      <w:start w:val="1"/>
+      <w:numFmt w:val="decimal"/>
+      <w:lvlText w:val="%3."/>
+      <w:lvlJc w:val="left"/>
+      <w:pPr>
+        <w:tabs>
+          <w:tab w:val="num" w:pos="2160"/>
+        </w:tabs>
+        <w:ind w:left="2160" w:hanging="360"/>
+      </w:pPr>
+    </w:lvl>
+    <w:lvl w:ilvl="3" w:tentative="1">
+      <w:start w:val="1"/>
+      <w:numFmt w:val="decimal"/>
+      <w:lvlText w:val="%4."/>
+      <w:lvlJc w:val="left"/>
+      <w:pPr>
+        <w:tabs>
+          <w:tab w:val="num" w:pos="2880"/>
+        </w:tabs>
+        <w:ind w:left="2880" w:hanging="360"/>
+      </w:pPr>
+    </w:lvl>
+    <w:lvl w:ilvl="4" w:tentative="1">
+      <w:start w:val="1"/>
+      <w:numFmt w:val="decimal"/>
+      <w:lvlText w:val="%5."/>
+      <w:lvlJc w:val="left"/>
+      <w:pPr>
+        <w:tabs>
+          <w:tab w:val="num" w:pos="3600"/>
+        </w:tabs>
+        <w:ind w:left="3600" w:hanging="360"/>
+      </w:pPr>
+    </w:lvl>
+    <w:lvl w:ilvl="5" w:tentative="1">
+      <w:start w:val="1"/>
+      <w:numFmt w:val="decimal"/>
+      <w:lvlText w:val="%6."/>
+      <w:lvlJc w:val="left"/>
+      <w:pPr>
+        <w:tabs>
+          <w:tab w:val="num" w:pos="4320"/>
+        </w:tabs>
+        <w:ind w:left="4320" w:hanging="360"/>
+      </w:pPr>
+    </w:lvl>
+    <w:lvl w:ilvl="6" w:tentative="1">
+      <w:start w:val="1"/>
+      <w:numFmt w:val="decimal"/>
+      <w:lvlText w:val="%7."/>
+      <w:lvlJc w:val="left"/>
+      <w:pPr>
+        <w:tabs>
+          <w:tab w:val="num" w:pos="5040"/>
+        </w:tabs>
+        <w:ind w:left="5040" w:hanging="360"/>
+      </w:pPr>
+    </w:lvl>
+    <w:lvl w:ilvl="7" w:tentative="1">
+      <w:start w:val="1"/>
+      <w:numFmt w:val="decimal"/>
+      <w:lvlText w:val="%8."/>
+      <w:lvlJc w:val="left"/>
+      <w:pPr>
+        <w:tabs>
+          <w:tab w:val="num" w:pos="5760"/>
+        </w:tabs>
+        <w:ind w:left="5760" w:hanging="360"/>
+      </w:pPr>
+    </w:lvl>
+    <w:lvl w:ilvl="8" w:tentative="1">
+      <w:start w:val="1"/>
+      <w:numFmt w:val="decimal"/>
+      <w:lvlText w:val="%9."/>
+      <w:lvlJc w:val="left"/>
+      <w:pPr>
+        <w:tabs>
+          <w:tab w:val="num" w:pos="6480"/>
+        </w:tabs>
+        <w:ind w:left="6480" w:hanging="360"/>
+      </w:pPr>
+    </w:lvl>
+  </w:abstractNum>
+  <w:abstractNum w:abstractNumId="8" w15:restartNumberingAfterBreak="0">
+    <w:nsid w:val="4EBF3FE8"/>
+    <w:multiLevelType w:val="multilevel"/>
+    <w:tmpl w:val="B456E3C4"/>
+    <w:lvl w:ilvl="0">
+      <w:start w:val="1"/>
+      <w:numFmt w:val="bullet"/>
+      <w:lvlText w:val=""/>
+      <w:lvlJc w:val="left"/>
+      <w:pPr>
+        <w:tabs>
+          <w:tab w:val="num" w:pos="720"/>
+        </w:tabs>
+        <w:ind w:left="720" w:hanging="360"/>
+      </w:pPr>
+      <w:rPr>
+        <w:rFonts w:ascii="Symbol" w:hAnsi="Symbol" w:hint="default"/>
+        <w:sz w:val="20"/>
+      </w:rPr>
+    </w:lvl>
+    <w:lvl w:ilvl="1" w:tentative="1">
+      <w:start w:val="1"/>
+      <w:numFmt w:val="bullet"/>
+      <w:lvlText w:val="o"/>
+      <w:lvlJc w:val="left"/>
+      <w:pPr>
+        <w:tabs>
+          <w:tab w:val="num" w:pos="1440"/>
+        </w:tabs>
+        <w:ind w:left="1440" w:hanging="360"/>
+      </w:pPr>
+      <w:rPr>
+        <w:rFonts w:ascii="Courier New" w:hAnsi="Courier New" w:hint="default"/>
+        <w:sz w:val="20"/>
+      </w:rPr>
+    </w:lvl>
+    <w:lvl w:ilvl="2" w:tentative="1">
+      <w:start w:val="1"/>
+      <w:numFmt w:val="bullet"/>
+      <w:lvlText w:val=""/>
+      <w:lvlJc w:val="left"/>
+      <w:pPr>
+        <w:tabs>
+          <w:tab w:val="num" w:pos="2160"/>
+        </w:tabs>
+        <w:ind w:left="2160" w:hanging="360"/>
+      </w:pPr>
+      <w:rPr>
+        <w:rFonts w:ascii="Wingdings" w:hAnsi="Wingdings" w:hint="default"/>
+        <w:sz w:val="20"/>
+      </w:rPr>
+    </w:lvl>
+    <w:lvl w:ilvl="3" w:tentative="1">
+      <w:start w:val="1"/>
+      <w:numFmt w:val="bullet"/>
+      <w:lvlText w:val=""/>
+      <w:lvlJc w:val="left"/>
+      <w:pPr>
+        <w:tabs>
+          <w:tab w:val="num" w:pos="2880"/>
+        </w:tabs>
+        <w:ind w:left="2880" w:hanging="360"/>
+      </w:pPr>
+      <w:rPr>
+        <w:rFonts w:ascii="Wingdings" w:hAnsi="Wingdings" w:hint="default"/>
+        <w:sz w:val="20"/>
+      </w:rPr>
+    </w:lvl>
+    <w:lvl w:ilvl="4" w:tentative="1">
+      <w:start w:val="1"/>
+      <w:numFmt w:val="bullet"/>
+      <w:lvlText w:val=""/>
+      <w:lvlJc w:val="left"/>
+      <w:pPr>
+        <w:tabs>
+          <w:tab w:val="num" w:pos="3600"/>
+        </w:tabs>
+        <w:ind w:left="3600" w:hanging="360"/>
+      </w:pPr>
+      <w:rPr>
+        <w:rFonts w:ascii="Wingdings" w:hAnsi="Wingdings" w:hint="default"/>
+        <w:sz w:val="20"/>
+      </w:rPr>
+    </w:lvl>
+    <w:lvl w:ilvl="5" w:tentative="1">
+      <w:start w:val="1"/>
+      <w:numFmt w:val="bullet"/>
+      <w:lvlText w:val=""/>
+      <w:lvlJc w:val="left"/>
+      <w:pPr>
+        <w:tabs>
+          <w:tab w:val="num" w:pos="4320"/>
+        </w:tabs>
+        <w:ind w:left="4320" w:hanging="360"/>
+      </w:pPr>
+      <w:rPr>
+        <w:rFonts w:ascii="Wingdings" w:hAnsi="Wingdings" w:hint="default"/>
+        <w:sz w:val="20"/>
+      </w:rPr>
+    </w:lvl>
+    <w:lvl w:ilvl="6" w:tentative="1">
+      <w:start w:val="1"/>
+      <w:numFmt w:val="bullet"/>
+      <w:lvlText w:val=""/>
+      <w:lvlJc w:val="left"/>
+      <w:pPr>
+        <w:tabs>
+          <w:tab w:val="num" w:pos="5040"/>
+        </w:tabs>
+        <w:ind w:left="5040" w:hanging="360"/>
+      </w:pPr>
+      <w:rPr>
+        <w:rFonts w:ascii="Wingdings" w:hAnsi="Wingdings" w:hint="default"/>
+        <w:sz w:val="20"/>
+      </w:rPr>
+    </w:lvl>
+    <w:lvl w:ilvl="7" w:tentative="1">
+      <w:start w:val="1"/>
+      <w:numFmt w:val="bullet"/>
+      <w:lvlText w:val=""/>
+      <w:lvlJc w:val="left"/>
+      <w:pPr>
+        <w:tabs>
+          <w:tab w:val="num" w:pos="5760"/>
+        </w:tabs>
+        <w:ind w:left="5760" w:hanging="360"/>
+      </w:pPr>
+      <w:rPr>
+        <w:rFonts w:ascii="Wingdings" w:hAnsi="Wingdings" w:hint="default"/>
+        <w:sz w:val="20"/>
+      </w:rPr>
+    </w:lvl>
+    <w:lvl w:ilvl="8" w:tentative="1">
+      <w:start w:val="1"/>
+      <w:numFmt w:val="bullet"/>
+      <w:lvlText w:val=""/>
+      <w:lvlJc w:val="left"/>
+      <w:pPr>
+        <w:tabs>
+          <w:tab w:val="num" w:pos="6480"/>
+        </w:tabs>
+        <w:ind w:left="6480" w:hanging="360"/>
+      </w:pPr>
+      <w:rPr>
+        <w:rFonts w:ascii="Wingdings" w:hAnsi="Wingdings" w:hint="default"/>
+        <w:sz w:val="20"/>
+      </w:rPr>
+    </w:lvl>
+  </w:abstractNum>
+  <w:abstractNum w:abstractNumId="9" w15:restartNumberingAfterBreak="0">
     <w:nsid w:val="52973A4E"/>
     <w:multiLevelType w:val="multilevel"/>
     <w:tmpl w:val="207ED0AE"/>
@@ -3850,7 +6410,7 @@
       </w:rPr>
     </w:lvl>
   </w:abstractNum>
-  <w:abstractNum w:abstractNumId="6" w15:restartNumberingAfterBreak="0">
+  <w:abstractNum w:abstractNumId="10" w15:restartNumberingAfterBreak="0">
     <w:nsid w:val="53EE15F0"/>
     <w:multiLevelType w:val="hybridMultilevel"/>
     <w:tmpl w:val="AEAA53D6"/>
@@ -3963,7 +6523,7 @@
       </w:rPr>
     </w:lvl>
   </w:abstractNum>
-  <w:abstractNum w:abstractNumId="7" w15:restartNumberingAfterBreak="0">
+  <w:abstractNum w:abstractNumId="11" w15:restartNumberingAfterBreak="0">
     <w:nsid w:val="540B02F7"/>
     <w:multiLevelType w:val="multilevel"/>
     <w:tmpl w:val="C24C68D4"/>
@@ -4112,7 +6672,7 @@
       </w:rPr>
     </w:lvl>
   </w:abstractNum>
-  <w:abstractNum w:abstractNumId="8" w15:restartNumberingAfterBreak="0">
+  <w:abstractNum w:abstractNumId="12" w15:restartNumberingAfterBreak="0">
     <w:nsid w:val="5F13394E"/>
     <w:multiLevelType w:val="hybridMultilevel"/>
     <w:tmpl w:val="BC3247C2"/>
@@ -4225,7 +6785,7 @@
       </w:rPr>
     </w:lvl>
   </w:abstractNum>
-  <w:abstractNum w:abstractNumId="9" w15:restartNumberingAfterBreak="0">
+  <w:abstractNum w:abstractNumId="13" w15:restartNumberingAfterBreak="0">
     <w:nsid w:val="701B7BFC"/>
     <w:multiLevelType w:val="hybridMultilevel"/>
     <w:tmpl w:val="A0567388"/>
@@ -4338,7 +6898,7 @@
       </w:rPr>
     </w:lvl>
   </w:abstractNum>
-  <w:abstractNum w:abstractNumId="10" w15:restartNumberingAfterBreak="0">
+  <w:abstractNum w:abstractNumId="14" w15:restartNumberingAfterBreak="0">
     <w:nsid w:val="70E7266C"/>
     <w:multiLevelType w:val="hybridMultilevel"/>
     <w:tmpl w:val="8F482432"/>
@@ -4451,7 +7011,7 @@
       </w:rPr>
     </w:lvl>
   </w:abstractNum>
-  <w:abstractNum w:abstractNumId="11" w15:restartNumberingAfterBreak="0">
+  <w:abstractNum w:abstractNumId="15" w15:restartNumberingAfterBreak="0">
     <w:nsid w:val="74652677"/>
     <w:multiLevelType w:val="hybridMultilevel"/>
     <w:tmpl w:val="C568A95A"/>
@@ -4568,37 +7128,49 @@
     <w:abstractNumId w:val="0"/>
   </w:num>
   <w:num w:numId="2" w16cid:durableId="788284596">
-    <w:abstractNumId w:val="6"/>
+    <w:abstractNumId w:val="10"/>
   </w:num>
   <w:num w:numId="3" w16cid:durableId="1251887582">
-    <w:abstractNumId w:val="11"/>
+    <w:abstractNumId w:val="15"/>
   </w:num>
   <w:num w:numId="4" w16cid:durableId="462774679">
-    <w:abstractNumId w:val="3"/>
+    <w:abstractNumId w:val="4"/>
   </w:num>
   <w:num w:numId="5" w16cid:durableId="35738531">
     <w:abstractNumId w:val="1"/>
   </w:num>
   <w:num w:numId="6" w16cid:durableId="240721480">
+    <w:abstractNumId w:val="12"/>
+  </w:num>
+  <w:num w:numId="7" w16cid:durableId="326439999">
+    <w:abstractNumId w:val="14"/>
+  </w:num>
+  <w:num w:numId="8" w16cid:durableId="200252">
+    <w:abstractNumId w:val="13"/>
+  </w:num>
+  <w:num w:numId="9" w16cid:durableId="368384374">
+    <w:abstractNumId w:val="11"/>
+  </w:num>
+  <w:num w:numId="10" w16cid:durableId="782845276">
+    <w:abstractNumId w:val="9"/>
+  </w:num>
+  <w:num w:numId="11" w16cid:durableId="30764287">
+    <w:abstractNumId w:val="3"/>
+  </w:num>
+  <w:num w:numId="12" w16cid:durableId="2016109928">
+    <w:abstractNumId w:val="6"/>
+  </w:num>
+  <w:num w:numId="13" w16cid:durableId="713163283">
+    <w:abstractNumId w:val="5"/>
+  </w:num>
+  <w:num w:numId="14" w16cid:durableId="1091241453">
     <w:abstractNumId w:val="8"/>
   </w:num>
-  <w:num w:numId="7" w16cid:durableId="326439999">
-    <w:abstractNumId w:val="10"/>
-  </w:num>
-  <w:num w:numId="8" w16cid:durableId="200252">
-    <w:abstractNumId w:val="9"/>
-  </w:num>
-  <w:num w:numId="9" w16cid:durableId="368384374">
-    <w:abstractNumId w:val="7"/>
-  </w:num>
-  <w:num w:numId="10" w16cid:durableId="782845276">
-    <w:abstractNumId w:val="5"/>
-  </w:num>
-  <w:num w:numId="11" w16cid:durableId="30764287">
+  <w:num w:numId="15" w16cid:durableId="1336302125">
     <w:abstractNumId w:val="2"/>
   </w:num>
-  <w:num w:numId="12" w16cid:durableId="2016109928">
-    <w:abstractNumId w:val="4"/>
+  <w:num w:numId="16" w16cid:durableId="1525055294">
+    <w:abstractNumId w:val="7"/>
   </w:num>
 </w:numbering>
 </file>

--- a/Practical .docx
+++ b/Practical .docx
@@ -125,31 +125,15 @@
           <w:sz w:val="32"/>
           <w:szCs w:val="32"/>
         </w:rPr>
-        <w:t xml:space="preserve">It is named in format Here of </w:t>
-      </w:r>
-      <w:proofErr w:type="gramStart"/>
+        <w:t xml:space="preserve">It is named in format Here of “ </w:t>
+      </w:r>
+      <w:proofErr w:type="spellStart"/>
       <w:r>
         <w:rPr>
           <w:sz w:val="32"/>
           <w:szCs w:val="32"/>
         </w:rPr>
-        <w:t xml:space="preserve">“ </w:t>
-      </w:r>
-      <w:proofErr w:type="spellStart"/>
-      <w:r>
-        <w:rPr>
-          <w:sz w:val="32"/>
-          <w:szCs w:val="32"/>
-        </w:rPr>
-        <w:t>name</w:t>
-      </w:r>
-      <w:proofErr w:type="gramEnd"/>
-      <w:r>
-        <w:rPr>
-          <w:sz w:val="32"/>
-          <w:szCs w:val="32"/>
-        </w:rPr>
-        <w:t>.c</w:t>
+        <w:t>name.c</w:t>
       </w:r>
       <w:proofErr w:type="spellEnd"/>
       <w:r>
@@ -247,7 +231,6 @@
         <w:t xml:space="preserve"> </w:t>
       </w:r>
       <w:proofErr w:type="spellStart"/>
-      <w:proofErr w:type="gramStart"/>
       <w:r>
         <w:rPr>
           <w:sz w:val="32"/>
@@ -256,7 +239,6 @@
         <w:t>maitry.s</w:t>
       </w:r>
       <w:proofErr w:type="spellEnd"/>
-      <w:proofErr w:type="gramEnd"/>
     </w:p>
     <w:p>
       <w:pPr>
@@ -278,7 +260,6 @@
         <w:t xml:space="preserve">And the third folder is </w:t>
       </w:r>
       <w:proofErr w:type="spellStart"/>
-      <w:proofErr w:type="gramStart"/>
       <w:r>
         <w:rPr>
           <w:sz w:val="32"/>
@@ -287,7 +268,6 @@
         <w:t>maitry.o</w:t>
       </w:r>
       <w:proofErr w:type="spellEnd"/>
-      <w:proofErr w:type="gramEnd"/>
     </w:p>
     <w:p>
       <w:pPr>
@@ -309,7 +289,6 @@
         <w:t xml:space="preserve">This </w:t>
       </w:r>
       <w:proofErr w:type="spellStart"/>
-      <w:proofErr w:type="gramStart"/>
       <w:r>
         <w:rPr>
           <w:sz w:val="32"/>
@@ -318,7 +297,6 @@
         <w:t>maitry.o</w:t>
       </w:r>
       <w:proofErr w:type="spellEnd"/>
-      <w:proofErr w:type="gramEnd"/>
       <w:r>
         <w:rPr>
           <w:sz w:val="32"/>
@@ -983,23 +961,7 @@
           <w:sz w:val="40"/>
           <w:szCs w:val="40"/>
         </w:rPr>
-        <w:t xml:space="preserve">here the float </w:t>
-      </w:r>
-      <w:proofErr w:type="gramStart"/>
-      <w:r>
-        <w:rPr>
-          <w:sz w:val="40"/>
-          <w:szCs w:val="40"/>
-        </w:rPr>
-        <w:t>express</w:t>
-      </w:r>
-      <w:proofErr w:type="gramEnd"/>
-      <w:r>
-        <w:rPr>
-          <w:sz w:val="40"/>
-          <w:szCs w:val="40"/>
-        </w:rPr>
-        <w:t xml:space="preserve"> the variables.</w:t>
+        <w:t>here the float express the variables.</w:t>
       </w:r>
     </w:p>
     <w:p>
@@ -1028,17 +990,8 @@
           <w:sz w:val="40"/>
           <w:szCs w:val="40"/>
         </w:rPr>
-        <w:t xml:space="preserve"> is used for the next </w:t>
-      </w:r>
-      <w:proofErr w:type="gramStart"/>
-      <w:r>
-        <w:rPr>
-          <w:sz w:val="40"/>
-          <w:szCs w:val="40"/>
-        </w:rPr>
-        <w:t>line .</w:t>
-      </w:r>
-      <w:proofErr w:type="gramEnd"/>
+        <w:t xml:space="preserve"> is used for the next line .</w:t>
+      </w:r>
     </w:p>
     <w:p>
       <w:pPr>
@@ -1500,7 +1453,6 @@
         <w:t xml:space="preserve">Here very data type has </w:t>
       </w:r>
       <w:proofErr w:type="spellStart"/>
-      <w:proofErr w:type="gramStart"/>
       <w:r>
         <w:rPr>
           <w:sz w:val="40"/>
@@ -1509,7 +1461,6 @@
         <w:t>it’s</w:t>
       </w:r>
       <w:proofErr w:type="spellEnd"/>
-      <w:proofErr w:type="gramEnd"/>
       <w:r>
         <w:rPr>
           <w:sz w:val="40"/>
@@ -1764,23 +1715,7 @@
           <w:sz w:val="36"/>
           <w:szCs w:val="36"/>
         </w:rPr>
-        <w:t>With formula ((9/</w:t>
-      </w:r>
-      <w:proofErr w:type="gramStart"/>
-      <w:r>
-        <w:rPr>
-          <w:sz w:val="36"/>
-          <w:szCs w:val="36"/>
-        </w:rPr>
-        <w:t>5)*C)+</w:t>
-      </w:r>
-      <w:proofErr w:type="gramEnd"/>
-      <w:r>
-        <w:rPr>
-          <w:sz w:val="36"/>
-          <w:szCs w:val="36"/>
-        </w:rPr>
-        <w:t>32</w:t>
+        <w:t>With formula ((9/5)*C)+32</w:t>
       </w:r>
     </w:p>
     <w:p>
@@ -3098,6 +3033,7 @@
       </w:pPr>
       <w:r>
         <w:rPr>
+          <w:noProof/>
           <w:sz w:val="36"/>
           <w:szCs w:val="36"/>
         </w:rPr>
@@ -3393,6 +3329,7 @@
       </w:pPr>
       <w:r>
         <w:rPr>
+          <w:noProof/>
           <w:sz w:val="36"/>
           <w:szCs w:val="36"/>
         </w:rPr>
@@ -3596,6 +3533,7 @@
       </w:pPr>
       <w:r>
         <w:rPr>
+          <w:noProof/>
           <w:sz w:val="36"/>
           <w:szCs w:val="36"/>
         </w:rPr>
@@ -3758,6 +3696,7 @@
       </w:pPr>
       <w:r>
         <w:rPr>
+          <w:noProof/>
           <w:sz w:val="36"/>
           <w:szCs w:val="36"/>
         </w:rPr>
@@ -4112,6 +4051,7 @@
       </w:pPr>
       <w:r>
         <w:rPr>
+          <w:noProof/>
           <w:sz w:val="40"/>
           <w:szCs w:val="40"/>
         </w:rPr>
@@ -4162,6 +4102,7 @@
       </w:pPr>
       <w:r>
         <w:rPr>
+          <w:noProof/>
           <w:sz w:val="40"/>
           <w:szCs w:val="40"/>
         </w:rPr>
@@ -4322,6 +4263,7 @@
       </w:pPr>
       <w:r>
         <w:rPr>
+          <w:noProof/>
           <w:sz w:val="40"/>
           <w:szCs w:val="40"/>
         </w:rPr>
@@ -4631,6 +4573,7 @@
       </w:pPr>
       <w:r>
         <w:rPr>
+          <w:noProof/>
           <w:sz w:val="40"/>
           <w:szCs w:val="40"/>
         </w:rPr>
@@ -4680,6 +4623,7 @@
       </w:pPr>
       <w:r>
         <w:rPr>
+          <w:noProof/>
           <w:sz w:val="40"/>
           <w:szCs w:val="40"/>
         </w:rPr>
@@ -4729,6 +4673,7 @@
       </w:pPr>
       <w:r>
         <w:rPr>
+          <w:noProof/>
           <w:sz w:val="40"/>
           <w:szCs w:val="40"/>
         </w:rPr>
@@ -4778,6 +4723,7 @@
       </w:pPr>
       <w:r>
         <w:rPr>
+          <w:noProof/>
           <w:sz w:val="40"/>
           <w:szCs w:val="40"/>
         </w:rPr>
@@ -4827,6 +4773,7 @@
       </w:pPr>
       <w:r>
         <w:rPr>
+          <w:noProof/>
           <w:sz w:val="40"/>
           <w:szCs w:val="40"/>
         </w:rPr>
@@ -4877,6 +4824,7 @@
       </w:pPr>
       <w:r>
         <w:rPr>
+          <w:noProof/>
           <w:sz w:val="40"/>
           <w:szCs w:val="40"/>
         </w:rPr>
@@ -5069,7 +5017,607 @@
           <w:sz w:val="40"/>
           <w:szCs w:val="40"/>
         </w:rPr>
-        <w:t>3</w:t>
+        <w:t>2</w:t>
+      </w:r>
+    </w:p>
+    <w:p>
+      <w:pPr>
+        <w:rPr>
+          <w:sz w:val="40"/>
+          <w:szCs w:val="40"/>
+        </w:rPr>
+      </w:pPr>
+      <w:r>
+        <w:rPr>
+          <w:sz w:val="40"/>
+          <w:szCs w:val="40"/>
+        </w:rPr>
+        <w:drawing>
+          <wp:inline distT="0" distB="0" distL="0" distR="0" wp14:anchorId="72F2BD30" wp14:editId="6550D71E">
+            <wp:extent cx="3635055" cy="4359018"/>
+            <wp:effectExtent l="0" t="0" r="3810" b="3810"/>
+            <wp:docPr id="1107042778" name="Picture 1"/>
+            <wp:cNvGraphicFramePr>
+              <a:graphicFrameLocks xmlns:a="http://schemas.openxmlformats.org/drawingml/2006/main" noChangeAspect="1"/>
+            </wp:cNvGraphicFramePr>
+            <a:graphic xmlns:a="http://schemas.openxmlformats.org/drawingml/2006/main">
+              <a:graphicData uri="http://schemas.openxmlformats.org/drawingml/2006/picture">
+                <pic:pic xmlns:pic="http://schemas.openxmlformats.org/drawingml/2006/picture">
+                  <pic:nvPicPr>
+                    <pic:cNvPr id="1107042778" name=""/>
+                    <pic:cNvPicPr/>
+                  </pic:nvPicPr>
+                  <pic:blipFill>
+                    <a:blip r:embed="rId44"/>
+                    <a:stretch>
+                      <a:fillRect/>
+                    </a:stretch>
+                  </pic:blipFill>
+                  <pic:spPr>
+                    <a:xfrm>
+                      <a:off x="0" y="0"/>
+                      <a:ext cx="3635055" cy="4359018"/>
+                    </a:xfrm>
+                    <a:prstGeom prst="rect">
+                      <a:avLst/>
+                    </a:prstGeom>
+                  </pic:spPr>
+                </pic:pic>
+              </a:graphicData>
+            </a:graphic>
+          </wp:inline>
+        </w:drawing>
+      </w:r>
+    </w:p>
+    <w:p>
+      <w:pPr>
+        <w:rPr>
+          <w:sz w:val="40"/>
+          <w:szCs w:val="40"/>
+        </w:rPr>
+      </w:pPr>
+      <w:r>
+        <w:rPr>
+          <w:sz w:val="40"/>
+          <w:szCs w:val="40"/>
+        </w:rPr>
+        <w:lastRenderedPageBreak/>
+        <w:drawing>
+          <wp:inline distT="0" distB="0" distL="0" distR="0" wp14:anchorId="024B4A95" wp14:editId="406D8A97">
+            <wp:extent cx="2552921" cy="5395428"/>
+            <wp:effectExtent l="0" t="0" r="0" b="0"/>
+            <wp:docPr id="1627181494" name="Picture 1" descr="A screenshot of a computer&#10;&#10;AI-generated content may be incorrect."/>
+            <wp:cNvGraphicFramePr>
+              <a:graphicFrameLocks xmlns:a="http://schemas.openxmlformats.org/drawingml/2006/main" noChangeAspect="1"/>
+            </wp:cNvGraphicFramePr>
+            <a:graphic xmlns:a="http://schemas.openxmlformats.org/drawingml/2006/main">
+              <a:graphicData uri="http://schemas.openxmlformats.org/drawingml/2006/picture">
+                <pic:pic xmlns:pic="http://schemas.openxmlformats.org/drawingml/2006/picture">
+                  <pic:nvPicPr>
+                    <pic:cNvPr id="1627181494" name="Picture 1" descr="A screenshot of a computer&#10;&#10;AI-generated content may be incorrect."/>
+                    <pic:cNvPicPr/>
+                  </pic:nvPicPr>
+                  <pic:blipFill>
+                    <a:blip r:embed="rId45"/>
+                    <a:stretch>
+                      <a:fillRect/>
+                    </a:stretch>
+                  </pic:blipFill>
+                  <pic:spPr>
+                    <a:xfrm>
+                      <a:off x="0" y="0"/>
+                      <a:ext cx="2552921" cy="5395428"/>
+                    </a:xfrm>
+                    <a:prstGeom prst="rect">
+                      <a:avLst/>
+                    </a:prstGeom>
+                  </pic:spPr>
+                </pic:pic>
+              </a:graphicData>
+            </a:graphic>
+          </wp:inline>
+        </w:drawing>
+      </w:r>
+    </w:p>
+    <w:p>
+      <w:pPr>
+        <w:rPr>
+          <w:sz w:val="40"/>
+          <w:szCs w:val="40"/>
+        </w:rPr>
+      </w:pPr>
+    </w:p>
+    <w:p>
+      <w:pPr>
+        <w:rPr>
+          <w:sz w:val="40"/>
+          <w:szCs w:val="40"/>
+        </w:rPr>
+      </w:pPr>
+    </w:p>
+    <w:p>
+      <w:pPr>
+        <w:rPr>
+          <w:sz w:val="40"/>
+          <w:szCs w:val="40"/>
+        </w:rPr>
+      </w:pPr>
+    </w:p>
+    <w:p>
+      <w:pPr>
+        <w:rPr>
+          <w:sz w:val="40"/>
+          <w:szCs w:val="40"/>
+        </w:rPr>
+      </w:pPr>
+    </w:p>
+    <w:p>
+      <w:pPr>
+        <w:rPr>
+          <w:sz w:val="40"/>
+          <w:szCs w:val="40"/>
+        </w:rPr>
+      </w:pPr>
+    </w:p>
+    <w:p>
+      <w:pPr>
+        <w:rPr>
+          <w:sz w:val="40"/>
+          <w:szCs w:val="40"/>
+        </w:rPr>
+      </w:pPr>
+    </w:p>
+    <w:p>
+      <w:pPr>
+        <w:rPr>
+          <w:sz w:val="40"/>
+          <w:szCs w:val="40"/>
+        </w:rPr>
+      </w:pPr>
+    </w:p>
+    <w:p>
+      <w:pPr>
+        <w:rPr>
+          <w:sz w:val="40"/>
+          <w:szCs w:val="40"/>
+        </w:rPr>
+      </w:pPr>
+      <w:r>
+        <w:rPr>
+          <w:sz w:val="40"/>
+          <w:szCs w:val="40"/>
+        </w:rPr>
+        <w:lastRenderedPageBreak/>
+        <w:t>Practical 13</w:t>
+      </w:r>
+    </w:p>
+    <w:p>
+      <w:pPr>
+        <w:rPr>
+          <w:sz w:val="40"/>
+          <w:szCs w:val="40"/>
+        </w:rPr>
+      </w:pPr>
+      <w:r>
+        <w:rPr>
+          <w:sz w:val="40"/>
+          <w:szCs w:val="40"/>
+        </w:rPr>
+        <w:drawing>
+          <wp:inline distT="0" distB="0" distL="0" distR="0" wp14:anchorId="3D2975B6" wp14:editId="7A959EDB">
+            <wp:extent cx="3909399" cy="4092295"/>
+            <wp:effectExtent l="0" t="0" r="0" b="3810"/>
+            <wp:docPr id="1788604985" name="Picture 1"/>
+            <wp:cNvGraphicFramePr>
+              <a:graphicFrameLocks xmlns:a="http://schemas.openxmlformats.org/drawingml/2006/main" noChangeAspect="1"/>
+            </wp:cNvGraphicFramePr>
+            <a:graphic xmlns:a="http://schemas.openxmlformats.org/drawingml/2006/main">
+              <a:graphicData uri="http://schemas.openxmlformats.org/drawingml/2006/picture">
+                <pic:pic xmlns:pic="http://schemas.openxmlformats.org/drawingml/2006/picture">
+                  <pic:nvPicPr>
+                    <pic:cNvPr id="1788604985" name=""/>
+                    <pic:cNvPicPr/>
+                  </pic:nvPicPr>
+                  <pic:blipFill>
+                    <a:blip r:embed="rId46"/>
+                    <a:stretch>
+                      <a:fillRect/>
+                    </a:stretch>
+                  </pic:blipFill>
+                  <pic:spPr>
+                    <a:xfrm>
+                      <a:off x="0" y="0"/>
+                      <a:ext cx="3909399" cy="4092295"/>
+                    </a:xfrm>
+                    <a:prstGeom prst="rect">
+                      <a:avLst/>
+                    </a:prstGeom>
+                  </pic:spPr>
+                </pic:pic>
+              </a:graphicData>
+            </a:graphic>
+          </wp:inline>
+        </w:drawing>
+      </w:r>
+    </w:p>
+    <w:p>
+      <w:pPr>
+        <w:rPr>
+          <w:sz w:val="40"/>
+          <w:szCs w:val="40"/>
+        </w:rPr>
+      </w:pPr>
+      <w:r>
+        <w:rPr>
+          <w:sz w:val="40"/>
+          <w:szCs w:val="40"/>
+        </w:rPr>
+        <w:drawing>
+          <wp:inline distT="0" distB="0" distL="0" distR="0" wp14:anchorId="23420583" wp14:editId="6A71A628">
+            <wp:extent cx="5006774" cy="2972058"/>
+            <wp:effectExtent l="0" t="0" r="3810" b="0"/>
+            <wp:docPr id="700448274" name="Picture 1" descr="A screen shot of a computer&#10;&#10;AI-generated content may be incorrect."/>
+            <wp:cNvGraphicFramePr>
+              <a:graphicFrameLocks xmlns:a="http://schemas.openxmlformats.org/drawingml/2006/main" noChangeAspect="1"/>
+            </wp:cNvGraphicFramePr>
+            <a:graphic xmlns:a="http://schemas.openxmlformats.org/drawingml/2006/main">
+              <a:graphicData uri="http://schemas.openxmlformats.org/drawingml/2006/picture">
+                <pic:pic xmlns:pic="http://schemas.openxmlformats.org/drawingml/2006/picture">
+                  <pic:nvPicPr>
+                    <pic:cNvPr id="700448274" name="Picture 1" descr="A screen shot of a computer&#10;&#10;AI-generated content may be incorrect."/>
+                    <pic:cNvPicPr/>
+                  </pic:nvPicPr>
+                  <pic:blipFill>
+                    <a:blip r:embed="rId47"/>
+                    <a:stretch>
+                      <a:fillRect/>
+                    </a:stretch>
+                  </pic:blipFill>
+                  <pic:spPr>
+                    <a:xfrm>
+                      <a:off x="0" y="0"/>
+                      <a:ext cx="5006774" cy="2972058"/>
+                    </a:xfrm>
+                    <a:prstGeom prst="rect">
+                      <a:avLst/>
+                    </a:prstGeom>
+                  </pic:spPr>
+                </pic:pic>
+              </a:graphicData>
+            </a:graphic>
+          </wp:inline>
+        </w:drawing>
+      </w:r>
+    </w:p>
+    <w:p>
+      <w:pPr>
+        <w:rPr>
+          <w:sz w:val="40"/>
+          <w:szCs w:val="40"/>
+        </w:rPr>
+      </w:pPr>
+    </w:p>
+    <w:p>
+      <w:pPr>
+        <w:rPr>
+          <w:sz w:val="40"/>
+          <w:szCs w:val="40"/>
+        </w:rPr>
+      </w:pPr>
+    </w:p>
+    <w:p>
+      <w:pPr>
+        <w:rPr>
+          <w:sz w:val="40"/>
+          <w:szCs w:val="40"/>
+        </w:rPr>
+      </w:pPr>
+    </w:p>
+    <w:p>
+      <w:pPr>
+        <w:rPr>
+          <w:sz w:val="40"/>
+          <w:szCs w:val="40"/>
+        </w:rPr>
+      </w:pPr>
+      <w:r>
+        <w:rPr>
+          <w:sz w:val="40"/>
+          <w:szCs w:val="40"/>
+        </w:rPr>
+        <w:t>Practical 15</w:t>
+      </w:r>
+    </w:p>
+    <w:p>
+      <w:pPr>
+        <w:rPr>
+          <w:sz w:val="40"/>
+          <w:szCs w:val="40"/>
+        </w:rPr>
+      </w:pPr>
+      <w:r>
+        <w:rPr>
+          <w:sz w:val="40"/>
+          <w:szCs w:val="40"/>
+        </w:rPr>
+        <w:drawing>
+          <wp:inline distT="0" distB="0" distL="0" distR="0" wp14:anchorId="78F9C116" wp14:editId="0E07314B">
+            <wp:extent cx="5731510" cy="3648710"/>
+            <wp:effectExtent l="0" t="0" r="2540" b="8890"/>
+            <wp:docPr id="1242461985" name="Picture 1"/>
+            <wp:cNvGraphicFramePr>
+              <a:graphicFrameLocks xmlns:a="http://schemas.openxmlformats.org/drawingml/2006/main" noChangeAspect="1"/>
+            </wp:cNvGraphicFramePr>
+            <a:graphic xmlns:a="http://schemas.openxmlformats.org/drawingml/2006/main">
+              <a:graphicData uri="http://schemas.openxmlformats.org/drawingml/2006/picture">
+                <pic:pic xmlns:pic="http://schemas.openxmlformats.org/drawingml/2006/picture">
+                  <pic:nvPicPr>
+                    <pic:cNvPr id="1242461985" name=""/>
+                    <pic:cNvPicPr/>
+                  </pic:nvPicPr>
+                  <pic:blipFill>
+                    <a:blip r:embed="rId48"/>
+                    <a:stretch>
+                      <a:fillRect/>
+                    </a:stretch>
+                  </pic:blipFill>
+                  <pic:spPr>
+                    <a:xfrm>
+                      <a:off x="0" y="0"/>
+                      <a:ext cx="5731510" cy="3648710"/>
+                    </a:xfrm>
+                    <a:prstGeom prst="rect">
+                      <a:avLst/>
+                    </a:prstGeom>
+                  </pic:spPr>
+                </pic:pic>
+              </a:graphicData>
+            </a:graphic>
+          </wp:inline>
+        </w:drawing>
+      </w:r>
+    </w:p>
+    <w:p>
+      <w:pPr>
+        <w:rPr>
+          <w:sz w:val="40"/>
+          <w:szCs w:val="40"/>
+        </w:rPr>
+      </w:pPr>
+      <w:r>
+        <w:rPr>
+          <w:sz w:val="40"/>
+          <w:szCs w:val="40"/>
+        </w:rPr>
+        <w:drawing>
+          <wp:inline distT="0" distB="0" distL="0" distR="0" wp14:anchorId="4D02B4C6" wp14:editId="1964F159">
+            <wp:extent cx="5731510" cy="3985895"/>
+            <wp:effectExtent l="0" t="0" r="2540" b="0"/>
+            <wp:docPr id="2016545784" name="Picture 1"/>
+            <wp:cNvGraphicFramePr>
+              <a:graphicFrameLocks xmlns:a="http://schemas.openxmlformats.org/drawingml/2006/main" noChangeAspect="1"/>
+            </wp:cNvGraphicFramePr>
+            <a:graphic xmlns:a="http://schemas.openxmlformats.org/drawingml/2006/main">
+              <a:graphicData uri="http://schemas.openxmlformats.org/drawingml/2006/picture">
+                <pic:pic xmlns:pic="http://schemas.openxmlformats.org/drawingml/2006/picture">
+                  <pic:nvPicPr>
+                    <pic:cNvPr id="2016545784" name=""/>
+                    <pic:cNvPicPr/>
+                  </pic:nvPicPr>
+                  <pic:blipFill>
+                    <a:blip r:embed="rId49"/>
+                    <a:stretch>
+                      <a:fillRect/>
+                    </a:stretch>
+                  </pic:blipFill>
+                  <pic:spPr>
+                    <a:xfrm>
+                      <a:off x="0" y="0"/>
+                      <a:ext cx="5731510" cy="3985895"/>
+                    </a:xfrm>
+                    <a:prstGeom prst="rect">
+                      <a:avLst/>
+                    </a:prstGeom>
+                  </pic:spPr>
+                </pic:pic>
+              </a:graphicData>
+            </a:graphic>
+          </wp:inline>
+        </w:drawing>
+      </w:r>
+    </w:p>
+    <w:p>
+      <w:pPr>
+        <w:rPr>
+          <w:sz w:val="40"/>
+          <w:szCs w:val="40"/>
+        </w:rPr>
+      </w:pPr>
+      <w:r>
+        <w:rPr>
+          <w:sz w:val="40"/>
+          <w:szCs w:val="40"/>
+        </w:rPr>
+        <w:lastRenderedPageBreak/>
+        <w:drawing>
+          <wp:inline distT="0" distB="0" distL="0" distR="0" wp14:anchorId="2E20D69B" wp14:editId="71703309">
+            <wp:extent cx="4892464" cy="1585097"/>
+            <wp:effectExtent l="0" t="0" r="3810" b="0"/>
+            <wp:docPr id="1961495555" name="Picture 1" descr="A black screen with white text&#10;&#10;AI-generated content may be incorrect."/>
+            <wp:cNvGraphicFramePr>
+              <a:graphicFrameLocks xmlns:a="http://schemas.openxmlformats.org/drawingml/2006/main" noChangeAspect="1"/>
+            </wp:cNvGraphicFramePr>
+            <a:graphic xmlns:a="http://schemas.openxmlformats.org/drawingml/2006/main">
+              <a:graphicData uri="http://schemas.openxmlformats.org/drawingml/2006/picture">
+                <pic:pic xmlns:pic="http://schemas.openxmlformats.org/drawingml/2006/picture">
+                  <pic:nvPicPr>
+                    <pic:cNvPr id="1961495555" name="Picture 1" descr="A black screen with white text&#10;&#10;AI-generated content may be incorrect."/>
+                    <pic:cNvPicPr/>
+                  </pic:nvPicPr>
+                  <pic:blipFill>
+                    <a:blip r:embed="rId50"/>
+                    <a:stretch>
+                      <a:fillRect/>
+                    </a:stretch>
+                  </pic:blipFill>
+                  <pic:spPr>
+                    <a:xfrm>
+                      <a:off x="0" y="0"/>
+                      <a:ext cx="4892464" cy="1585097"/>
+                    </a:xfrm>
+                    <a:prstGeom prst="rect">
+                      <a:avLst/>
+                    </a:prstGeom>
+                  </pic:spPr>
+                </pic:pic>
+              </a:graphicData>
+            </a:graphic>
+          </wp:inline>
+        </w:drawing>
+      </w:r>
+    </w:p>
+    <w:p>
+      <w:pPr>
+        <w:rPr>
+          <w:sz w:val="40"/>
+          <w:szCs w:val="40"/>
+        </w:rPr>
+      </w:pPr>
+    </w:p>
+    <w:p>
+      <w:pPr>
+        <w:rPr>
+          <w:sz w:val="40"/>
+          <w:szCs w:val="40"/>
+        </w:rPr>
+      </w:pPr>
+    </w:p>
+    <w:p>
+      <w:pPr>
+        <w:rPr>
+          <w:sz w:val="40"/>
+          <w:szCs w:val="40"/>
+        </w:rPr>
+      </w:pPr>
+    </w:p>
+    <w:p>
+      <w:pPr>
+        <w:rPr>
+          <w:sz w:val="40"/>
+          <w:szCs w:val="40"/>
+        </w:rPr>
+      </w:pPr>
+    </w:p>
+    <w:p>
+      <w:pPr>
+        <w:rPr>
+          <w:sz w:val="40"/>
+          <w:szCs w:val="40"/>
+        </w:rPr>
+      </w:pPr>
+    </w:p>
+    <w:p>
+      <w:pPr>
+        <w:rPr>
+          <w:sz w:val="40"/>
+          <w:szCs w:val="40"/>
+        </w:rPr>
+      </w:pPr>
+    </w:p>
+    <w:p>
+      <w:pPr>
+        <w:rPr>
+          <w:sz w:val="40"/>
+          <w:szCs w:val="40"/>
+        </w:rPr>
+      </w:pPr>
+    </w:p>
+    <w:p>
+      <w:pPr>
+        <w:rPr>
+          <w:sz w:val="40"/>
+          <w:szCs w:val="40"/>
+        </w:rPr>
+      </w:pPr>
+    </w:p>
+    <w:p>
+      <w:pPr>
+        <w:rPr>
+          <w:sz w:val="40"/>
+          <w:szCs w:val="40"/>
+        </w:rPr>
+      </w:pPr>
+    </w:p>
+    <w:p>
+      <w:pPr>
+        <w:rPr>
+          <w:sz w:val="40"/>
+          <w:szCs w:val="40"/>
+        </w:rPr>
+      </w:pPr>
+    </w:p>
+    <w:p>
+      <w:pPr>
+        <w:rPr>
+          <w:sz w:val="40"/>
+          <w:szCs w:val="40"/>
+        </w:rPr>
+      </w:pPr>
+    </w:p>
+    <w:p>
+      <w:pPr>
+        <w:rPr>
+          <w:sz w:val="40"/>
+          <w:szCs w:val="40"/>
+        </w:rPr>
+      </w:pPr>
+    </w:p>
+    <w:p>
+      <w:pPr>
+        <w:rPr>
+          <w:sz w:val="40"/>
+          <w:szCs w:val="40"/>
+        </w:rPr>
+      </w:pPr>
+    </w:p>
+    <w:p>
+      <w:pPr>
+        <w:rPr>
+          <w:sz w:val="40"/>
+          <w:szCs w:val="40"/>
+        </w:rPr>
+      </w:pPr>
+    </w:p>
+    <w:p>
+      <w:pPr>
+        <w:rPr>
+          <w:sz w:val="40"/>
+          <w:szCs w:val="40"/>
+        </w:rPr>
+      </w:pPr>
+    </w:p>
+    <w:p>
+      <w:pPr>
+        <w:rPr>
+          <w:sz w:val="40"/>
+          <w:szCs w:val="40"/>
+        </w:rPr>
+      </w:pPr>
+    </w:p>
+    <w:p>
+      <w:pPr>
+        <w:rPr>
+          <w:sz w:val="40"/>
+          <w:szCs w:val="40"/>
+        </w:rPr>
+      </w:pPr>
+      <w:r>
+        <w:rPr>
+          <w:sz w:val="40"/>
+          <w:szCs w:val="40"/>
+        </w:rPr>
+        <w:lastRenderedPageBreak/>
+        <w:t xml:space="preserve">Practical </w:t>
       </w:r>
     </w:p>
     <w:p>
@@ -7577,6 +8125,7 @@
   <w:style w:type="character" w:default="1" w:styleId="DefaultParagraphFont">
     <w:name w:val="Default Paragraph Font"/>
     <w:uiPriority w:val="1"/>
+    <w:semiHidden/>
     <w:unhideWhenUsed/>
   </w:style>
   <w:style w:type="table" w:default="1" w:styleId="TableNormal">

--- a/Practical .docx
+++ b/Practical .docx
@@ -1,6 +1,6 @@
 
 <file path=word/document.xml><?xml version="1.0" encoding="utf-8"?>
-<w:document xmlns:wpc="http://schemas.microsoft.com/office/word/2010/wordprocessingCanvas" xmlns:cx="http://schemas.microsoft.com/office/drawing/2014/chartex" xmlns:cx1="http://schemas.microsoft.com/office/drawing/2015/9/8/chartex" xmlns:cx2="http://schemas.microsoft.com/office/drawing/2015/10/21/chartex" xmlns:cx3="http://schemas.microsoft.com/office/drawing/2016/5/9/chartex" xmlns:cx4="http://schemas.microsoft.com/office/drawing/2016/5/10/chartex" xmlns:cx5="http://schemas.microsoft.com/office/drawing/2016/5/11/chartex" xmlns:cx6="http://schemas.microsoft.com/office/drawing/2016/5/12/chartex" xmlns:cx7="http://schemas.microsoft.com/office/drawing/2016/5/13/chartex" xmlns:cx8="http://schemas.microsoft.com/office/drawing/2016/5/14/chartex" xmlns:mc="http://schemas.openxmlformats.org/markup-compatibility/2006" xmlns:aink="http://schemas.microsoft.com/office/drawing/2016/ink" xmlns:am3d="http://schemas.microsoft.com/office/drawing/2017/model3d" xmlns:o="urn:schemas-microsoft-com:office:office" xmlns:oel="http://schemas.microsoft.com/office/2019/extlst" xmlns:r="http://schemas.openxmlformats.org/officeDocument/2006/relationships" xmlns:m="http://schemas.openxmlformats.org/officeDocument/2006/math" xmlns:v="urn:schemas-microsoft-com:vml" xmlns:wp14="http://schemas.microsoft.com/office/word/2010/wordprocessingDrawing" xmlns:wp="http://schemas.openxmlformats.org/drawingml/2006/wordprocessingDrawing" xmlns:w10="urn:schemas-microsoft-com:office:word" xmlns:w="http://schemas.openxmlformats.org/wordprocessingml/2006/main" xmlns:w14="http://schemas.microsoft.com/office/word/2010/wordml" xmlns:w15="http://schemas.microsoft.com/office/word/2012/wordml" xmlns:w16cex="http://schemas.microsoft.com/office/word/2018/wordml/cex" xmlns:w16cid="http://schemas.microsoft.com/office/word/2016/wordml/cid" xmlns:w16="http://schemas.microsoft.com/office/word/2018/wordml" xmlns:w16du="http://schemas.microsoft.com/office/word/2023/wordml/word16du" xmlns:w16sdtdh="http://schemas.microsoft.com/office/word/2020/wordml/sdtdatahash" xmlns:w16sdtfl="http://schemas.microsoft.com/office/word/2024/wordml/sdtformatlock" xmlns:w16se="http://schemas.microsoft.com/office/word/2015/wordml/symex" xmlns:wpg="http://schemas.microsoft.com/office/word/2010/wordprocessingGroup" xmlns:wpi="http://schemas.microsoft.com/office/word/2010/wordprocessingInk" xmlns:wne="http://schemas.microsoft.com/office/word/2006/wordml" xmlns:wps="http://schemas.microsoft.com/office/word/2010/wordprocessingShape" mc:Ignorable="w14 w15 w16se w16cid w16 w16cex w16sdtdh w16sdtfl w16du wp14">
+<w:document xmlns:wpc="http://schemas.microsoft.com/office/word/2010/wordprocessingCanvas" xmlns:cx="http://schemas.microsoft.com/office/drawing/2014/chartex" xmlns:mc="http://schemas.openxmlformats.org/markup-compatibility/2006" xmlns:o="urn:schemas-microsoft-com:office:office" xmlns:r="http://schemas.openxmlformats.org/officeDocument/2006/relationships" xmlns:m="http://schemas.openxmlformats.org/officeDocument/2006/math" xmlns:v="urn:schemas-microsoft-com:vml" xmlns:wp14="http://schemas.microsoft.com/office/word/2010/wordprocessingDrawing" xmlns:wp="http://schemas.openxmlformats.org/drawingml/2006/wordprocessingDrawing" xmlns:w10="urn:schemas-microsoft-com:office:word" xmlns:w="http://schemas.openxmlformats.org/wordprocessingml/2006/main" xmlns:w14="http://schemas.microsoft.com/office/word/2010/wordml" xmlns:w15="http://schemas.microsoft.com/office/word/2012/wordml" xmlns:w16se="http://schemas.microsoft.com/office/word/2015/wordml/symex" xmlns:wpg="http://schemas.microsoft.com/office/word/2010/wordprocessingGroup" xmlns:wpi="http://schemas.microsoft.com/office/word/2010/wordprocessingInk" xmlns:wne="http://schemas.microsoft.com/office/word/2006/wordml" xmlns:wps="http://schemas.microsoft.com/office/word/2010/wordprocessingShape" mc:Ignorable="w14 w15 w16se wp14">
   <w:body>
     <w:p>
       <w:pPr>
@@ -12,6 +12,8 @@
           <w:u w:val="single"/>
         </w:rPr>
       </w:pPr>
+      <w:bookmarkStart w:id="0" w:name="_GoBack"/>
+      <w:bookmarkEnd w:id="0"/>
       <w:r>
         <w:rPr>
           <w:b/>
@@ -125,15 +127,31 @@
           <w:sz w:val="32"/>
           <w:szCs w:val="32"/>
         </w:rPr>
-        <w:t xml:space="preserve">It is named in format Here of “ </w:t>
-      </w:r>
-      <w:proofErr w:type="spellStart"/>
+        <w:t xml:space="preserve">It is named in format Here of </w:t>
+      </w:r>
+      <w:proofErr w:type="gramStart"/>
       <w:r>
         <w:rPr>
           <w:sz w:val="32"/>
           <w:szCs w:val="32"/>
         </w:rPr>
-        <w:t>name.c</w:t>
+        <w:t xml:space="preserve">“ </w:t>
+      </w:r>
+      <w:proofErr w:type="spellStart"/>
+      <w:r>
+        <w:rPr>
+          <w:sz w:val="32"/>
+          <w:szCs w:val="32"/>
+        </w:rPr>
+        <w:t>name</w:t>
+      </w:r>
+      <w:proofErr w:type="gramEnd"/>
+      <w:r>
+        <w:rPr>
+          <w:sz w:val="32"/>
+          <w:szCs w:val="32"/>
+        </w:rPr>
+        <w:t>.c</w:t>
       </w:r>
       <w:proofErr w:type="spellEnd"/>
       <w:r>
@@ -231,6 +249,7 @@
         <w:t xml:space="preserve"> </w:t>
       </w:r>
       <w:proofErr w:type="spellStart"/>
+      <w:proofErr w:type="gramStart"/>
       <w:r>
         <w:rPr>
           <w:sz w:val="32"/>
@@ -239,6 +258,7 @@
         <w:t>maitry.s</w:t>
       </w:r>
       <w:proofErr w:type="spellEnd"/>
+      <w:proofErr w:type="gramEnd"/>
     </w:p>
     <w:p>
       <w:pPr>
@@ -260,6 +280,7 @@
         <w:t xml:space="preserve">And the third folder is </w:t>
       </w:r>
       <w:proofErr w:type="spellStart"/>
+      <w:proofErr w:type="gramStart"/>
       <w:r>
         <w:rPr>
           <w:sz w:val="32"/>
@@ -268,6 +289,7 @@
         <w:t>maitry.o</w:t>
       </w:r>
       <w:proofErr w:type="spellEnd"/>
+      <w:proofErr w:type="gramEnd"/>
     </w:p>
     <w:p>
       <w:pPr>
@@ -289,6 +311,7 @@
         <w:t xml:space="preserve">This </w:t>
       </w:r>
       <w:proofErr w:type="spellStart"/>
+      <w:proofErr w:type="gramStart"/>
       <w:r>
         <w:rPr>
           <w:sz w:val="32"/>
@@ -297,6 +320,7 @@
         <w:t>maitry.o</w:t>
       </w:r>
       <w:proofErr w:type="spellEnd"/>
+      <w:proofErr w:type="gramEnd"/>
       <w:r>
         <w:rPr>
           <w:sz w:val="32"/>
@@ -961,7 +985,23 @@
           <w:sz w:val="40"/>
           <w:szCs w:val="40"/>
         </w:rPr>
-        <w:t>here the float express the variables.</w:t>
+        <w:t xml:space="preserve">here the float </w:t>
+      </w:r>
+      <w:proofErr w:type="gramStart"/>
+      <w:r>
+        <w:rPr>
+          <w:sz w:val="40"/>
+          <w:szCs w:val="40"/>
+        </w:rPr>
+        <w:t>express</w:t>
+      </w:r>
+      <w:proofErr w:type="gramEnd"/>
+      <w:r>
+        <w:rPr>
+          <w:sz w:val="40"/>
+          <w:szCs w:val="40"/>
+        </w:rPr>
+        <w:t xml:space="preserve"> the variables.</w:t>
       </w:r>
     </w:p>
     <w:p>
@@ -990,8 +1030,17 @@
           <w:sz w:val="40"/>
           <w:szCs w:val="40"/>
         </w:rPr>
-        <w:t xml:space="preserve"> is used for the next line .</w:t>
-      </w:r>
+        <w:t xml:space="preserve"> is used for the next </w:t>
+      </w:r>
+      <w:proofErr w:type="gramStart"/>
+      <w:r>
+        <w:rPr>
+          <w:sz w:val="40"/>
+          <w:szCs w:val="40"/>
+        </w:rPr>
+        <w:t>line .</w:t>
+      </w:r>
+      <w:proofErr w:type="gramEnd"/>
     </w:p>
     <w:p>
       <w:pPr>
@@ -1453,6 +1502,7 @@
         <w:t xml:space="preserve">Here very data type has </w:t>
       </w:r>
       <w:proofErr w:type="spellStart"/>
+      <w:proofErr w:type="gramStart"/>
       <w:r>
         <w:rPr>
           <w:sz w:val="40"/>
@@ -1461,6 +1511,7 @@
         <w:t>it’s</w:t>
       </w:r>
       <w:proofErr w:type="spellEnd"/>
+      <w:proofErr w:type="gramEnd"/>
       <w:r>
         <w:rPr>
           <w:sz w:val="40"/>
@@ -1715,7 +1766,23 @@
           <w:sz w:val="36"/>
           <w:szCs w:val="36"/>
         </w:rPr>
-        <w:t>With formula ((9/5)*C)+32</w:t>
+        <w:t>With formula ((9/</w:t>
+      </w:r>
+      <w:proofErr w:type="gramStart"/>
+      <w:r>
+        <w:rPr>
+          <w:sz w:val="36"/>
+          <w:szCs w:val="36"/>
+        </w:rPr>
+        <w:t>5)*</w:t>
+      </w:r>
+      <w:proofErr w:type="gramEnd"/>
+      <w:r>
+        <w:rPr>
+          <w:sz w:val="36"/>
+          <w:szCs w:val="36"/>
+        </w:rPr>
+        <w:t>C)+32</w:t>
       </w:r>
     </w:p>
     <w:p>
@@ -1905,6 +1972,7 @@
           <w:noProof/>
           <w:sz w:val="56"/>
           <w:szCs w:val="56"/>
+          <w:lang w:eastAsia="en-IN"/>
         </w:rPr>
         <w:drawing>
           <wp:inline distT="0" distB="0" distL="0" distR="0" wp14:anchorId="207D836E" wp14:editId="0A27DE91">
@@ -2063,6 +2131,7 @@
           <w:noProof/>
           <w:sz w:val="56"/>
           <w:szCs w:val="56"/>
+          <w:lang w:eastAsia="en-IN"/>
         </w:rPr>
         <w:drawing>
           <wp:inline distT="0" distB="0" distL="0" distR="0" wp14:anchorId="365DE79D" wp14:editId="4B8B32B3">
@@ -2171,6 +2240,7 @@
           <w:noProof/>
           <w:sz w:val="56"/>
           <w:szCs w:val="56"/>
+          <w:lang w:eastAsia="en-IN"/>
         </w:rPr>
         <w:drawing>
           <wp:inline distT="0" distB="0" distL="0" distR="0" wp14:anchorId="3B66622C" wp14:editId="2DB3A449">
@@ -2325,6 +2395,7 @@
           <w:noProof/>
           <w:sz w:val="56"/>
           <w:szCs w:val="56"/>
+          <w:lang w:eastAsia="en-IN"/>
         </w:rPr>
         <w:lastRenderedPageBreak/>
         <w:drawing>
@@ -2560,6 +2631,7 @@
           <w:noProof/>
           <w:sz w:val="72"/>
           <w:szCs w:val="72"/>
+          <w:lang w:eastAsia="en-IN"/>
         </w:rPr>
         <w:drawing>
           <wp:inline distT="0" distB="0" distL="0" distR="0" wp14:anchorId="4FB92EF3" wp14:editId="7069E531">
@@ -2709,6 +2781,7 @@
           <w:noProof/>
           <w:sz w:val="72"/>
           <w:szCs w:val="72"/>
+          <w:lang w:eastAsia="en-IN"/>
         </w:rPr>
         <w:lastRenderedPageBreak/>
         <w:drawing>
@@ -2777,6 +2850,7 @@
           <w:noProof/>
           <w:sz w:val="72"/>
           <w:szCs w:val="72"/>
+          <w:lang w:eastAsia="en-IN"/>
         </w:rPr>
         <w:drawing>
           <wp:inline distT="0" distB="0" distL="0" distR="0" wp14:anchorId="05C5D388" wp14:editId="614D3E62">
@@ -2844,6 +2918,7 @@
           <w:noProof/>
           <w:sz w:val="72"/>
           <w:szCs w:val="72"/>
+          <w:lang w:eastAsia="en-IN"/>
         </w:rPr>
         <w:drawing>
           <wp:inline distT="0" distB="0" distL="0" distR="0" wp14:anchorId="473FBDA6" wp14:editId="15A680B8">
@@ -3036,6 +3111,7 @@
           <w:noProof/>
           <w:sz w:val="36"/>
           <w:szCs w:val="36"/>
+          <w:lang w:eastAsia="en-IN"/>
         </w:rPr>
         <w:drawing>
           <wp:inline distT="0" distB="0" distL="0" distR="0" wp14:anchorId="15FF93D1" wp14:editId="0D53795E">
@@ -3332,6 +3408,7 @@
           <w:noProof/>
           <w:sz w:val="36"/>
           <w:szCs w:val="36"/>
+          <w:lang w:eastAsia="en-IN"/>
         </w:rPr>
         <w:drawing>
           <wp:inline distT="0" distB="0" distL="0" distR="0" wp14:anchorId="29AE718C" wp14:editId="2446CBAC">
@@ -3536,6 +3613,7 @@
           <w:noProof/>
           <w:sz w:val="36"/>
           <w:szCs w:val="36"/>
+          <w:lang w:eastAsia="en-IN"/>
         </w:rPr>
         <w:drawing>
           <wp:inline distT="0" distB="0" distL="0" distR="0" wp14:anchorId="360A8CA3" wp14:editId="4DC20F33">
@@ -3699,6 +3777,7 @@
           <w:noProof/>
           <w:sz w:val="36"/>
           <w:szCs w:val="36"/>
+          <w:lang w:eastAsia="en-IN"/>
         </w:rPr>
         <w:lastRenderedPageBreak/>
         <w:drawing>
@@ -4054,6 +4133,7 @@
           <w:noProof/>
           <w:sz w:val="40"/>
           <w:szCs w:val="40"/>
+          <w:lang w:eastAsia="en-IN"/>
         </w:rPr>
         <w:drawing>
           <wp:inline distT="0" distB="0" distL="0" distR="0" wp14:anchorId="1E232FBF" wp14:editId="5835F174">
@@ -4105,6 +4185,7 @@
           <w:noProof/>
           <w:sz w:val="40"/>
           <w:szCs w:val="40"/>
+          <w:lang w:eastAsia="en-IN"/>
         </w:rPr>
         <w:drawing>
           <wp:inline distT="0" distB="0" distL="0" distR="0" wp14:anchorId="24849E0E" wp14:editId="0C05665A">
@@ -4266,6 +4347,7 @@
           <w:noProof/>
           <w:sz w:val="40"/>
           <w:szCs w:val="40"/>
+          <w:lang w:eastAsia="en-IN"/>
         </w:rPr>
         <w:drawing>
           <wp:inline distT="0" distB="0" distL="0" distR="0" wp14:anchorId="7BC0F760" wp14:editId="4BC2512A">
@@ -4576,6 +4658,7 @@
           <w:noProof/>
           <w:sz w:val="40"/>
           <w:szCs w:val="40"/>
+          <w:lang w:eastAsia="en-IN"/>
         </w:rPr>
         <w:drawing>
           <wp:inline distT="0" distB="0" distL="0" distR="0" wp14:anchorId="256A8908" wp14:editId="385C058F">
@@ -4626,6 +4709,7 @@
           <w:noProof/>
           <w:sz w:val="40"/>
           <w:szCs w:val="40"/>
+          <w:lang w:eastAsia="en-IN"/>
         </w:rPr>
         <w:drawing>
           <wp:inline distT="0" distB="0" distL="0" distR="0" wp14:anchorId="52F5E57A" wp14:editId="3E715C9A">
@@ -4676,6 +4760,7 @@
           <w:noProof/>
           <w:sz w:val="40"/>
           <w:szCs w:val="40"/>
+          <w:lang w:eastAsia="en-IN"/>
         </w:rPr>
         <w:drawing>
           <wp:inline distT="0" distB="0" distL="0" distR="0" wp14:anchorId="2FF6E393" wp14:editId="6B4465FC">
@@ -4726,6 +4811,7 @@
           <w:noProof/>
           <w:sz w:val="40"/>
           <w:szCs w:val="40"/>
+          <w:lang w:eastAsia="en-IN"/>
         </w:rPr>
         <w:drawing>
           <wp:inline distT="0" distB="0" distL="0" distR="0" wp14:anchorId="734F06AC" wp14:editId="1132571C">
@@ -4776,6 +4862,7 @@
           <w:noProof/>
           <w:sz w:val="40"/>
           <w:szCs w:val="40"/>
+          <w:lang w:eastAsia="en-IN"/>
         </w:rPr>
         <w:lastRenderedPageBreak/>
         <w:drawing>
@@ -4827,6 +4914,7 @@
           <w:noProof/>
           <w:sz w:val="40"/>
           <w:szCs w:val="40"/>
+          <w:lang w:eastAsia="en-IN"/>
         </w:rPr>
         <w:drawing>
           <wp:inline distT="0" distB="0" distL="0" distR="0" wp14:anchorId="0169D20D" wp14:editId="53ABF97D">
@@ -5029,8 +5117,10 @@
       </w:pPr>
       <w:r>
         <w:rPr>
-          <w:sz w:val="40"/>
-          <w:szCs w:val="40"/>
+          <w:noProof/>
+          <w:sz w:val="40"/>
+          <w:szCs w:val="40"/>
+          <w:lang w:eastAsia="en-IN"/>
         </w:rPr>
         <w:drawing>
           <wp:inline distT="0" distB="0" distL="0" distR="0" wp14:anchorId="72F2BD30" wp14:editId="6550D71E">
@@ -5078,8 +5168,10 @@
       </w:pPr>
       <w:r>
         <w:rPr>
-          <w:sz w:val="40"/>
-          <w:szCs w:val="40"/>
+          <w:noProof/>
+          <w:sz w:val="40"/>
+          <w:szCs w:val="40"/>
+          <w:lang w:eastAsia="en-IN"/>
         </w:rPr>
         <w:lastRenderedPageBreak/>
         <w:drawing>
@@ -5200,8 +5292,10 @@
       </w:pPr>
       <w:r>
         <w:rPr>
-          <w:sz w:val="40"/>
-          <w:szCs w:val="40"/>
+          <w:noProof/>
+          <w:sz w:val="40"/>
+          <w:szCs w:val="40"/>
+          <w:lang w:eastAsia="en-IN"/>
         </w:rPr>
         <w:drawing>
           <wp:inline distT="0" distB="0" distL="0" distR="0" wp14:anchorId="3D2975B6" wp14:editId="7A959EDB">
@@ -5249,8 +5343,10 @@
       </w:pPr>
       <w:r>
         <w:rPr>
-          <w:sz w:val="40"/>
-          <w:szCs w:val="40"/>
+          <w:noProof/>
+          <w:sz w:val="40"/>
+          <w:szCs w:val="40"/>
+          <w:lang w:eastAsia="en-IN"/>
         </w:rPr>
         <w:drawing>
           <wp:inline distT="0" distB="0" distL="0" distR="0" wp14:anchorId="23420583" wp14:editId="6A71A628">
@@ -5337,14 +5433,14 @@
       </w:pPr>
       <w:r>
         <w:rPr>
-          <w:sz w:val="40"/>
-          <w:szCs w:val="40"/>
+          <w:noProof/>
+          <w:lang w:eastAsia="en-IN"/>
         </w:rPr>
         <w:drawing>
-          <wp:inline distT="0" distB="0" distL="0" distR="0" wp14:anchorId="78F9C116" wp14:editId="0E07314B">
-            <wp:extent cx="5731510" cy="3648710"/>
-            <wp:effectExtent l="0" t="0" r="2540" b="8890"/>
-            <wp:docPr id="1242461985" name="Picture 1"/>
+          <wp:inline distT="0" distB="0" distL="0" distR="0" wp14:anchorId="6DE1FE36" wp14:editId="555A758A">
+            <wp:extent cx="5731510" cy="5699760"/>
+            <wp:effectExtent l="0" t="0" r="2540" b="0"/>
+            <wp:docPr id="19" name="Picture 19"/>
             <wp:cNvGraphicFramePr>
               <a:graphicFrameLocks xmlns:a="http://schemas.openxmlformats.org/drawingml/2006/main" noChangeAspect="1"/>
             </wp:cNvGraphicFramePr>
@@ -5352,7 +5448,7 @@
               <a:graphicData uri="http://schemas.openxmlformats.org/drawingml/2006/picture">
                 <pic:pic xmlns:pic="http://schemas.openxmlformats.org/drawingml/2006/picture">
                   <pic:nvPicPr>
-                    <pic:cNvPr id="1242461985" name=""/>
+                    <pic:cNvPr id="1" name=""/>
                     <pic:cNvPicPr/>
                   </pic:nvPicPr>
                   <pic:blipFill>
@@ -5364,7 +5460,7 @@
                   <pic:spPr>
                     <a:xfrm>
                       <a:off x="0" y="0"/>
-                      <a:ext cx="5731510" cy="3648710"/>
+                      <a:ext cx="5731510" cy="5699760"/>
                     </a:xfrm>
                     <a:prstGeom prst="rect">
                       <a:avLst/>
@@ -5384,61 +5480,21 @@
           <w:szCs w:val="40"/>
         </w:rPr>
       </w:pPr>
-      <w:r>
-        <w:rPr>
-          <w:sz w:val="40"/>
-          <w:szCs w:val="40"/>
-        </w:rPr>
-        <w:drawing>
-          <wp:inline distT="0" distB="0" distL="0" distR="0" wp14:anchorId="4D02B4C6" wp14:editId="1964F159">
-            <wp:extent cx="5731510" cy="3985895"/>
-            <wp:effectExtent l="0" t="0" r="2540" b="0"/>
-            <wp:docPr id="2016545784" name="Picture 1"/>
-            <wp:cNvGraphicFramePr>
-              <a:graphicFrameLocks xmlns:a="http://schemas.openxmlformats.org/drawingml/2006/main" noChangeAspect="1"/>
-            </wp:cNvGraphicFramePr>
-            <a:graphic xmlns:a="http://schemas.openxmlformats.org/drawingml/2006/main">
-              <a:graphicData uri="http://schemas.openxmlformats.org/drawingml/2006/picture">
-                <pic:pic xmlns:pic="http://schemas.openxmlformats.org/drawingml/2006/picture">
-                  <pic:nvPicPr>
-                    <pic:cNvPr id="2016545784" name=""/>
-                    <pic:cNvPicPr/>
-                  </pic:nvPicPr>
-                  <pic:blipFill>
-                    <a:blip r:embed="rId49"/>
-                    <a:stretch>
-                      <a:fillRect/>
-                    </a:stretch>
-                  </pic:blipFill>
-                  <pic:spPr>
-                    <a:xfrm>
-                      <a:off x="0" y="0"/>
-                      <a:ext cx="5731510" cy="3985895"/>
-                    </a:xfrm>
-                    <a:prstGeom prst="rect">
-                      <a:avLst/>
-                    </a:prstGeom>
-                  </pic:spPr>
-                </pic:pic>
-              </a:graphicData>
-            </a:graphic>
-          </wp:inline>
-        </w:drawing>
-      </w:r>
-    </w:p>
-    <w:p>
-      <w:pPr>
-        <w:rPr>
-          <w:sz w:val="40"/>
-          <w:szCs w:val="40"/>
-        </w:rPr>
-      </w:pPr>
-      <w:r>
-        <w:rPr>
-          <w:sz w:val="40"/>
-          <w:szCs w:val="40"/>
-        </w:rPr>
-        <w:lastRenderedPageBreak/>
+    </w:p>
+    <w:p>
+      <w:pPr>
+        <w:rPr>
+          <w:sz w:val="40"/>
+          <w:szCs w:val="40"/>
+        </w:rPr>
+      </w:pPr>
+      <w:r>
+        <w:rPr>
+          <w:noProof/>
+          <w:sz w:val="40"/>
+          <w:szCs w:val="40"/>
+          <w:lang w:eastAsia="en-IN"/>
+        </w:rPr>
         <w:drawing>
           <wp:inline distT="0" distB="0" distL="0" distR="0" wp14:anchorId="2E20D69B" wp14:editId="71703309">
             <wp:extent cx="4892464" cy="1585097"/>
@@ -5455,7 +5511,7 @@
                     <pic:cNvPicPr/>
                   </pic:nvPicPr>
                   <pic:blipFill>
-                    <a:blip r:embed="rId50"/>
+                    <a:blip r:embed="rId49"/>
                     <a:stretch>
                       <a:fillRect/>
                     </a:stretch>
@@ -5483,140 +5539,295 @@
           <w:szCs w:val="40"/>
         </w:rPr>
       </w:pPr>
-    </w:p>
-    <w:p>
-      <w:pPr>
-        <w:rPr>
-          <w:sz w:val="40"/>
-          <w:szCs w:val="40"/>
-        </w:rPr>
-      </w:pPr>
-    </w:p>
-    <w:p>
-      <w:pPr>
-        <w:rPr>
-          <w:sz w:val="40"/>
-          <w:szCs w:val="40"/>
-        </w:rPr>
-      </w:pPr>
-    </w:p>
-    <w:p>
-      <w:pPr>
-        <w:rPr>
-          <w:sz w:val="40"/>
-          <w:szCs w:val="40"/>
-        </w:rPr>
-      </w:pPr>
-    </w:p>
-    <w:p>
-      <w:pPr>
-        <w:rPr>
-          <w:sz w:val="40"/>
-          <w:szCs w:val="40"/>
-        </w:rPr>
-      </w:pPr>
-    </w:p>
-    <w:p>
-      <w:pPr>
-        <w:rPr>
-          <w:sz w:val="40"/>
-          <w:szCs w:val="40"/>
-        </w:rPr>
-      </w:pPr>
-    </w:p>
-    <w:p>
-      <w:pPr>
-        <w:rPr>
-          <w:sz w:val="40"/>
-          <w:szCs w:val="40"/>
-        </w:rPr>
-      </w:pPr>
-    </w:p>
-    <w:p>
-      <w:pPr>
-        <w:rPr>
-          <w:sz w:val="40"/>
-          <w:szCs w:val="40"/>
-        </w:rPr>
-      </w:pPr>
-    </w:p>
-    <w:p>
-      <w:pPr>
-        <w:rPr>
-          <w:sz w:val="40"/>
-          <w:szCs w:val="40"/>
-        </w:rPr>
-      </w:pPr>
-    </w:p>
-    <w:p>
-      <w:pPr>
-        <w:rPr>
-          <w:sz w:val="40"/>
-          <w:szCs w:val="40"/>
-        </w:rPr>
-      </w:pPr>
-    </w:p>
-    <w:p>
-      <w:pPr>
-        <w:rPr>
-          <w:sz w:val="40"/>
-          <w:szCs w:val="40"/>
-        </w:rPr>
-      </w:pPr>
-    </w:p>
-    <w:p>
-      <w:pPr>
-        <w:rPr>
-          <w:sz w:val="40"/>
-          <w:szCs w:val="40"/>
-        </w:rPr>
-      </w:pPr>
-    </w:p>
-    <w:p>
-      <w:pPr>
-        <w:rPr>
-          <w:sz w:val="40"/>
-          <w:szCs w:val="40"/>
-        </w:rPr>
-      </w:pPr>
-    </w:p>
-    <w:p>
-      <w:pPr>
-        <w:rPr>
-          <w:sz w:val="40"/>
-          <w:szCs w:val="40"/>
-        </w:rPr>
-      </w:pPr>
-    </w:p>
-    <w:p>
-      <w:pPr>
-        <w:rPr>
-          <w:sz w:val="40"/>
-          <w:szCs w:val="40"/>
-        </w:rPr>
-      </w:pPr>
-    </w:p>
-    <w:p>
-      <w:pPr>
-        <w:rPr>
-          <w:sz w:val="40"/>
-          <w:szCs w:val="40"/>
-        </w:rPr>
-      </w:pPr>
-    </w:p>
-    <w:p>
-      <w:pPr>
-        <w:rPr>
-          <w:sz w:val="40"/>
-          <w:szCs w:val="40"/>
-        </w:rPr>
-      </w:pPr>
       <w:r>
         <w:rPr>
           <w:sz w:val="40"/>
           <w:szCs w:val="40"/>
         </w:rPr>
         <w:lastRenderedPageBreak/>
+        <w:t>Practical 16</w:t>
+      </w:r>
+    </w:p>
+    <w:p>
+      <w:pPr>
+        <w:rPr>
+          <w:sz w:val="40"/>
+          <w:szCs w:val="40"/>
+        </w:rPr>
+      </w:pPr>
+      <w:r>
+        <w:rPr>
+          <w:noProof/>
+          <w:lang w:eastAsia="en-IN"/>
+        </w:rPr>
+        <w:drawing>
+          <wp:inline distT="0" distB="0" distL="0" distR="0" wp14:anchorId="63209524" wp14:editId="699345A8">
+            <wp:extent cx="5731510" cy="4624705"/>
+            <wp:effectExtent l="0" t="0" r="2540" b="4445"/>
+            <wp:docPr id="20" name="Picture 20"/>
+            <wp:cNvGraphicFramePr>
+              <a:graphicFrameLocks xmlns:a="http://schemas.openxmlformats.org/drawingml/2006/main" noChangeAspect="1"/>
+            </wp:cNvGraphicFramePr>
+            <a:graphic xmlns:a="http://schemas.openxmlformats.org/drawingml/2006/main">
+              <a:graphicData uri="http://schemas.openxmlformats.org/drawingml/2006/picture">
+                <pic:pic xmlns:pic="http://schemas.openxmlformats.org/drawingml/2006/picture">
+                  <pic:nvPicPr>
+                    <pic:cNvPr id="1" name=""/>
+                    <pic:cNvPicPr/>
+                  </pic:nvPicPr>
+                  <pic:blipFill>
+                    <a:blip r:embed="rId50"/>
+                    <a:stretch>
+                      <a:fillRect/>
+                    </a:stretch>
+                  </pic:blipFill>
+                  <pic:spPr>
+                    <a:xfrm>
+                      <a:off x="0" y="0"/>
+                      <a:ext cx="5731510" cy="4624705"/>
+                    </a:xfrm>
+                    <a:prstGeom prst="rect">
+                      <a:avLst/>
+                    </a:prstGeom>
+                  </pic:spPr>
+                </pic:pic>
+              </a:graphicData>
+            </a:graphic>
+          </wp:inline>
+        </w:drawing>
+      </w:r>
+    </w:p>
+    <w:p>
+      <w:pPr>
+        <w:rPr>
+          <w:sz w:val="40"/>
+          <w:szCs w:val="40"/>
+        </w:rPr>
+      </w:pPr>
+      <w:r>
+        <w:rPr>
+          <w:noProof/>
+          <w:lang w:eastAsia="en-IN"/>
+        </w:rPr>
+        <w:drawing>
+          <wp:inline distT="0" distB="0" distL="0" distR="0" wp14:anchorId="7A4DBDB8" wp14:editId="1A67D3DE">
+            <wp:extent cx="5731510" cy="2350135"/>
+            <wp:effectExtent l="0" t="0" r="2540" b="0"/>
+            <wp:docPr id="21" name="Picture 21"/>
+            <wp:cNvGraphicFramePr>
+              <a:graphicFrameLocks xmlns:a="http://schemas.openxmlformats.org/drawingml/2006/main" noChangeAspect="1"/>
+            </wp:cNvGraphicFramePr>
+            <a:graphic xmlns:a="http://schemas.openxmlformats.org/drawingml/2006/main">
+              <a:graphicData uri="http://schemas.openxmlformats.org/drawingml/2006/picture">
+                <pic:pic xmlns:pic="http://schemas.openxmlformats.org/drawingml/2006/picture">
+                  <pic:nvPicPr>
+                    <pic:cNvPr id="1" name=""/>
+                    <pic:cNvPicPr/>
+                  </pic:nvPicPr>
+                  <pic:blipFill>
+                    <a:blip r:embed="rId51"/>
+                    <a:stretch>
+                      <a:fillRect/>
+                    </a:stretch>
+                  </pic:blipFill>
+                  <pic:spPr>
+                    <a:xfrm>
+                      <a:off x="0" y="0"/>
+                      <a:ext cx="5731510" cy="2350135"/>
+                    </a:xfrm>
+                    <a:prstGeom prst="rect">
+                      <a:avLst/>
+                    </a:prstGeom>
+                  </pic:spPr>
+                </pic:pic>
+              </a:graphicData>
+            </a:graphic>
+          </wp:inline>
+        </w:drawing>
+      </w:r>
+    </w:p>
+    <w:p>
+      <w:pPr>
+        <w:rPr>
+          <w:sz w:val="40"/>
+          <w:szCs w:val="40"/>
+        </w:rPr>
+      </w:pPr>
+      <w:r>
+        <w:rPr>
+          <w:noProof/>
+          <w:lang w:eastAsia="en-IN"/>
+        </w:rPr>
+        <w:lastRenderedPageBreak/>
+        <w:drawing>
+          <wp:inline distT="0" distB="0" distL="0" distR="0" wp14:anchorId="229466A6" wp14:editId="3232A707">
+            <wp:extent cx="4686300" cy="4676775"/>
+            <wp:effectExtent l="0" t="0" r="0" b="9525"/>
+            <wp:docPr id="22" name="Picture 22"/>
+            <wp:cNvGraphicFramePr>
+              <a:graphicFrameLocks xmlns:a="http://schemas.openxmlformats.org/drawingml/2006/main" noChangeAspect="1"/>
+            </wp:cNvGraphicFramePr>
+            <a:graphic xmlns:a="http://schemas.openxmlformats.org/drawingml/2006/main">
+              <a:graphicData uri="http://schemas.openxmlformats.org/drawingml/2006/picture">
+                <pic:pic xmlns:pic="http://schemas.openxmlformats.org/drawingml/2006/picture">
+                  <pic:nvPicPr>
+                    <pic:cNvPr id="1" name=""/>
+                    <pic:cNvPicPr/>
+                  </pic:nvPicPr>
+                  <pic:blipFill>
+                    <a:blip r:embed="rId52"/>
+                    <a:stretch>
+                      <a:fillRect/>
+                    </a:stretch>
+                  </pic:blipFill>
+                  <pic:spPr>
+                    <a:xfrm>
+                      <a:off x="0" y="0"/>
+                      <a:ext cx="4686300" cy="4676775"/>
+                    </a:xfrm>
+                    <a:prstGeom prst="rect">
+                      <a:avLst/>
+                    </a:prstGeom>
+                  </pic:spPr>
+                </pic:pic>
+              </a:graphicData>
+            </a:graphic>
+          </wp:inline>
+        </w:drawing>
+      </w:r>
+    </w:p>
+    <w:p>
+      <w:pPr>
+        <w:rPr>
+          <w:sz w:val="40"/>
+          <w:szCs w:val="40"/>
+        </w:rPr>
+      </w:pPr>
+    </w:p>
+    <w:p>
+      <w:pPr>
+        <w:rPr>
+          <w:sz w:val="40"/>
+          <w:szCs w:val="40"/>
+        </w:rPr>
+      </w:pPr>
+    </w:p>
+    <w:p>
+      <w:pPr>
+        <w:rPr>
+          <w:sz w:val="40"/>
+          <w:szCs w:val="40"/>
+        </w:rPr>
+      </w:pPr>
+    </w:p>
+    <w:p>
+      <w:pPr>
+        <w:rPr>
+          <w:sz w:val="40"/>
+          <w:szCs w:val="40"/>
+        </w:rPr>
+      </w:pPr>
+    </w:p>
+    <w:p>
+      <w:pPr>
+        <w:rPr>
+          <w:sz w:val="40"/>
+          <w:szCs w:val="40"/>
+        </w:rPr>
+      </w:pPr>
+    </w:p>
+    <w:p>
+      <w:pPr>
+        <w:rPr>
+          <w:sz w:val="40"/>
+          <w:szCs w:val="40"/>
+        </w:rPr>
+      </w:pPr>
+    </w:p>
+    <w:p>
+      <w:pPr>
+        <w:rPr>
+          <w:sz w:val="40"/>
+          <w:szCs w:val="40"/>
+        </w:rPr>
+      </w:pPr>
+    </w:p>
+    <w:p>
+      <w:pPr>
+        <w:rPr>
+          <w:sz w:val="40"/>
+          <w:szCs w:val="40"/>
+        </w:rPr>
+      </w:pPr>
+    </w:p>
+    <w:p>
+      <w:pPr>
+        <w:rPr>
+          <w:sz w:val="40"/>
+          <w:szCs w:val="40"/>
+        </w:rPr>
+      </w:pPr>
+    </w:p>
+    <w:p>
+      <w:pPr>
+        <w:rPr>
+          <w:sz w:val="40"/>
+          <w:szCs w:val="40"/>
+        </w:rPr>
+      </w:pPr>
+    </w:p>
+    <w:p>
+      <w:pPr>
+        <w:rPr>
+          <w:sz w:val="40"/>
+          <w:szCs w:val="40"/>
+        </w:rPr>
+      </w:pPr>
+    </w:p>
+    <w:p>
+      <w:pPr>
+        <w:rPr>
+          <w:sz w:val="40"/>
+          <w:szCs w:val="40"/>
+        </w:rPr>
+      </w:pPr>
+    </w:p>
+    <w:p>
+      <w:pPr>
+        <w:rPr>
+          <w:sz w:val="40"/>
+          <w:szCs w:val="40"/>
+        </w:rPr>
+      </w:pPr>
+    </w:p>
+    <w:p>
+      <w:pPr>
+        <w:rPr>
+          <w:sz w:val="40"/>
+          <w:szCs w:val="40"/>
+        </w:rPr>
+      </w:pPr>
+    </w:p>
+    <w:p>
+      <w:pPr>
+        <w:rPr>
+          <w:sz w:val="40"/>
+          <w:szCs w:val="40"/>
+        </w:rPr>
+      </w:pPr>
+    </w:p>
+    <w:p>
+      <w:pPr>
+        <w:rPr>
+          <w:sz w:val="40"/>
+          <w:szCs w:val="40"/>
+        </w:rPr>
+      </w:pPr>
+      <w:r>
+        <w:rPr>
+          <w:sz w:val="40"/>
+          <w:szCs w:val="40"/>
+        </w:rPr>
         <w:t xml:space="preserve">Practical </w:t>
       </w:r>
     </w:p>
@@ -5647,7 +5858,7 @@
 </file>
 
 <file path=word/numbering.xml><?xml version="1.0" encoding="utf-8"?>
-<w:numbering xmlns:wpc="http://schemas.microsoft.com/office/word/2010/wordprocessingCanvas" xmlns:cx="http://schemas.microsoft.com/office/drawing/2014/chartex" xmlns:cx1="http://schemas.microsoft.com/office/drawing/2015/9/8/chartex" xmlns:cx2="http://schemas.microsoft.com/office/drawing/2015/10/21/chartex" xmlns:cx3="http://schemas.microsoft.com/office/drawing/2016/5/9/chartex" xmlns:cx4="http://schemas.microsoft.com/office/drawing/2016/5/10/chartex" xmlns:cx5="http://schemas.microsoft.com/office/drawing/2016/5/11/chartex" xmlns:cx6="http://schemas.microsoft.com/office/drawing/2016/5/12/chartex" xmlns:cx7="http://schemas.microsoft.com/office/drawing/2016/5/13/chartex" xmlns:cx8="http://schemas.microsoft.com/office/drawing/2016/5/14/chartex" xmlns:mc="http://schemas.openxmlformats.org/markup-compatibility/2006" xmlns:aink="http://schemas.microsoft.com/office/drawing/2016/ink" xmlns:am3d="http://schemas.microsoft.com/office/drawing/2017/model3d" xmlns:o="urn:schemas-microsoft-com:office:office" xmlns:oel="http://schemas.microsoft.com/office/2019/extlst" xmlns:r="http://schemas.openxmlformats.org/officeDocument/2006/relationships" xmlns:m="http://schemas.openxmlformats.org/officeDocument/2006/math" xmlns:v="urn:schemas-microsoft-com:vml" xmlns:wp14="http://schemas.microsoft.com/office/word/2010/wordprocessingDrawing" xmlns:wp="http://schemas.openxmlformats.org/drawingml/2006/wordprocessingDrawing" xmlns:w10="urn:schemas-microsoft-com:office:word" xmlns:w="http://schemas.openxmlformats.org/wordprocessingml/2006/main" xmlns:w14="http://schemas.microsoft.com/office/word/2010/wordml" xmlns:w15="http://schemas.microsoft.com/office/word/2012/wordml" xmlns:w16cex="http://schemas.microsoft.com/office/word/2018/wordml/cex" xmlns:w16cid="http://schemas.microsoft.com/office/word/2016/wordml/cid" xmlns:w16="http://schemas.microsoft.com/office/word/2018/wordml" xmlns:w16du="http://schemas.microsoft.com/office/word/2023/wordml/word16du" xmlns:w16sdtdh="http://schemas.microsoft.com/office/word/2020/wordml/sdtdatahash" xmlns:w16sdtfl="http://schemas.microsoft.com/office/word/2024/wordml/sdtformatlock" xmlns:w16se="http://schemas.microsoft.com/office/word/2015/wordml/symex" xmlns:wpg="http://schemas.microsoft.com/office/word/2010/wordprocessingGroup" xmlns:wpi="http://schemas.microsoft.com/office/word/2010/wordprocessingInk" xmlns:wne="http://schemas.microsoft.com/office/word/2006/wordml" xmlns:wps="http://schemas.microsoft.com/office/word/2010/wordprocessingShape" mc:Ignorable="w14 w15 w16se w16cid w16 w16cex w16sdtdh w16sdtfl w16du wp14">
+<w:numbering xmlns:wpc="http://schemas.microsoft.com/office/word/2010/wordprocessingCanvas" xmlns:cx="http://schemas.microsoft.com/office/drawing/2014/chartex" xmlns:mc="http://schemas.openxmlformats.org/markup-compatibility/2006" xmlns:o="urn:schemas-microsoft-com:office:office" xmlns:r="http://schemas.openxmlformats.org/officeDocument/2006/relationships" xmlns:m="http://schemas.openxmlformats.org/officeDocument/2006/math" xmlns:v="urn:schemas-microsoft-com:vml" xmlns:wp14="http://schemas.microsoft.com/office/word/2010/wordprocessingDrawing" xmlns:wp="http://schemas.openxmlformats.org/drawingml/2006/wordprocessingDrawing" xmlns:w10="urn:schemas-microsoft-com:office:word" xmlns:w="http://schemas.openxmlformats.org/wordprocessingml/2006/main" xmlns:w14="http://schemas.microsoft.com/office/word/2010/wordml" xmlns:w15="http://schemas.microsoft.com/office/word/2012/wordml" xmlns:w16se="http://schemas.microsoft.com/office/word/2015/wordml/symex" xmlns:wpg="http://schemas.microsoft.com/office/word/2010/wordprocessingGroup" xmlns:wpi="http://schemas.microsoft.com/office/word/2010/wordprocessingInk" xmlns:wne="http://schemas.microsoft.com/office/word/2006/wordml" xmlns:wps="http://schemas.microsoft.com/office/word/2010/wordprocessingShape" mc:Ignorable="w14 w15 w16se wp14">
   <w:abstractNum w:abstractNumId="0" w15:restartNumberingAfterBreak="0">
     <w:nsid w:val="051F1668"/>
     <w:multiLevelType w:val="hybridMultilevel"/>
@@ -7672,59 +7883,59 @@
       </w:rPr>
     </w:lvl>
   </w:abstractNum>
-  <w:num w:numId="1" w16cid:durableId="847251925">
+  <w:num w:numId="1">
     <w:abstractNumId w:val="0"/>
   </w:num>
-  <w:num w:numId="2" w16cid:durableId="788284596">
+  <w:num w:numId="2">
     <w:abstractNumId w:val="10"/>
   </w:num>
-  <w:num w:numId="3" w16cid:durableId="1251887582">
+  <w:num w:numId="3">
     <w:abstractNumId w:val="15"/>
   </w:num>
-  <w:num w:numId="4" w16cid:durableId="462774679">
+  <w:num w:numId="4">
     <w:abstractNumId w:val="4"/>
   </w:num>
-  <w:num w:numId="5" w16cid:durableId="35738531">
+  <w:num w:numId="5">
     <w:abstractNumId w:val="1"/>
   </w:num>
-  <w:num w:numId="6" w16cid:durableId="240721480">
+  <w:num w:numId="6">
     <w:abstractNumId w:val="12"/>
   </w:num>
-  <w:num w:numId="7" w16cid:durableId="326439999">
+  <w:num w:numId="7">
     <w:abstractNumId w:val="14"/>
   </w:num>
-  <w:num w:numId="8" w16cid:durableId="200252">
+  <w:num w:numId="8">
     <w:abstractNumId w:val="13"/>
   </w:num>
-  <w:num w:numId="9" w16cid:durableId="368384374">
+  <w:num w:numId="9">
     <w:abstractNumId w:val="11"/>
   </w:num>
-  <w:num w:numId="10" w16cid:durableId="782845276">
+  <w:num w:numId="10">
     <w:abstractNumId w:val="9"/>
   </w:num>
-  <w:num w:numId="11" w16cid:durableId="30764287">
+  <w:num w:numId="11">
     <w:abstractNumId w:val="3"/>
   </w:num>
-  <w:num w:numId="12" w16cid:durableId="2016109928">
+  <w:num w:numId="12">
     <w:abstractNumId w:val="6"/>
   </w:num>
-  <w:num w:numId="13" w16cid:durableId="713163283">
+  <w:num w:numId="13">
     <w:abstractNumId w:val="5"/>
   </w:num>
-  <w:num w:numId="14" w16cid:durableId="1091241453">
+  <w:num w:numId="14">
     <w:abstractNumId w:val="8"/>
   </w:num>
-  <w:num w:numId="15" w16cid:durableId="1336302125">
+  <w:num w:numId="15">
     <w:abstractNumId w:val="2"/>
   </w:num>
-  <w:num w:numId="16" w16cid:durableId="1525055294">
+  <w:num w:numId="16">
     <w:abstractNumId w:val="7"/>
   </w:num>
 </w:numbering>
 </file>
 
 <file path=word/styles.xml><?xml version="1.0" encoding="utf-8"?>
-<w:styles xmlns:mc="http://schemas.openxmlformats.org/markup-compatibility/2006" xmlns:r="http://schemas.openxmlformats.org/officeDocument/2006/relationships" xmlns:w="http://schemas.openxmlformats.org/wordprocessingml/2006/main" xmlns:w14="http://schemas.microsoft.com/office/word/2010/wordml" xmlns:w15="http://schemas.microsoft.com/office/word/2012/wordml" xmlns:w16cex="http://schemas.microsoft.com/office/word/2018/wordml/cex" xmlns:w16cid="http://schemas.microsoft.com/office/word/2016/wordml/cid" xmlns:w16="http://schemas.microsoft.com/office/word/2018/wordml" xmlns:w16du="http://schemas.microsoft.com/office/word/2023/wordml/word16du" xmlns:w16sdtdh="http://schemas.microsoft.com/office/word/2020/wordml/sdtdatahash" xmlns:w16sdtfl="http://schemas.microsoft.com/office/word/2024/wordml/sdtformatlock" xmlns:w16se="http://schemas.microsoft.com/office/word/2015/wordml/symex" mc:Ignorable="w14 w15 w16se w16cid w16 w16cex w16sdtdh w16sdtfl w16du">
+<w:styles xmlns:mc="http://schemas.openxmlformats.org/markup-compatibility/2006" xmlns:r="http://schemas.openxmlformats.org/officeDocument/2006/relationships" xmlns:w="http://schemas.openxmlformats.org/wordprocessingml/2006/main" xmlns:w14="http://schemas.microsoft.com/office/word/2010/wordml" xmlns:w15="http://schemas.microsoft.com/office/word/2012/wordml" xmlns:w16se="http://schemas.microsoft.com/office/word/2015/wordml/symex" mc:Ignorable="w14 w15 w16se">
   <w:docDefaults>
     <w:rPrDefault>
       <w:rPr>
@@ -7740,7 +7951,7 @@
       </w:pPr>
     </w:pPrDefault>
   </w:docDefaults>
-  <w:latentStyles w:defLockedState="0" w:defUIPriority="99" w:defSemiHidden="0" w:defUnhideWhenUsed="0" w:defQFormat="0" w:count="376">
+  <w:latentStyles w:defLockedState="0" w:defUIPriority="99" w:defSemiHidden="0" w:defUnhideWhenUsed="0" w:defQFormat="0" w:count="371">
     <w:lsdException w:name="Normal" w:uiPriority="0" w:qFormat="1"/>
     <w:lsdException w:name="heading 1" w:uiPriority="9" w:qFormat="1"/>
     <w:lsdException w:name="heading 2" w:semiHidden="1" w:uiPriority="9" w:unhideWhenUsed="1" w:qFormat="1"/>
@@ -8112,11 +8323,6 @@
     <w:lsdException w:name="List Table 5 Dark Accent 6" w:uiPriority="50"/>
     <w:lsdException w:name="List Table 6 Colorful Accent 6" w:uiPriority="51"/>
     <w:lsdException w:name="List Table 7 Colorful Accent 6" w:uiPriority="52"/>
-    <w:lsdException w:name="Mention" w:semiHidden="1" w:unhideWhenUsed="1"/>
-    <w:lsdException w:name="Smart Hyperlink" w:semiHidden="1" w:unhideWhenUsed="1"/>
-    <w:lsdException w:name="Hashtag" w:semiHidden="1" w:unhideWhenUsed="1"/>
-    <w:lsdException w:name="Unresolved Mention" w:semiHidden="1" w:unhideWhenUsed="1"/>
-    <w:lsdException w:name="Smart Link" w:semiHidden="1" w:unhideWhenUsed="1"/>
   </w:latentStyles>
   <w:style w:type="paragraph" w:default="1" w:styleId="Normal">
     <w:name w:val="Normal"/>

--- a/Practical .docx
+++ b/Practical .docx
@@ -12,8 +12,6 @@
           <w:u w:val="single"/>
         </w:rPr>
       </w:pPr>
-      <w:bookmarkStart w:id="0" w:name="_GoBack"/>
-      <w:bookmarkEnd w:id="0"/>
       <w:r>
         <w:rPr>
           <w:b/>
@@ -5775,69 +5773,244 @@
           <w:szCs w:val="40"/>
         </w:rPr>
       </w:pPr>
-    </w:p>
-    <w:p>
-      <w:pPr>
-        <w:rPr>
-          <w:sz w:val="40"/>
-          <w:szCs w:val="40"/>
-        </w:rPr>
-      </w:pPr>
-    </w:p>
-    <w:p>
-      <w:pPr>
-        <w:rPr>
-          <w:sz w:val="40"/>
-          <w:szCs w:val="40"/>
-        </w:rPr>
-      </w:pPr>
-    </w:p>
-    <w:p>
-      <w:pPr>
-        <w:rPr>
-          <w:sz w:val="40"/>
-          <w:szCs w:val="40"/>
-        </w:rPr>
-      </w:pPr>
-    </w:p>
-    <w:p>
-      <w:pPr>
-        <w:rPr>
-          <w:sz w:val="40"/>
-          <w:szCs w:val="40"/>
-        </w:rPr>
-      </w:pPr>
-    </w:p>
-    <w:p>
-      <w:pPr>
-        <w:rPr>
-          <w:sz w:val="40"/>
-          <w:szCs w:val="40"/>
-        </w:rPr>
-      </w:pPr>
-    </w:p>
-    <w:p>
-      <w:pPr>
-        <w:rPr>
-          <w:sz w:val="40"/>
-          <w:szCs w:val="40"/>
-        </w:rPr>
-      </w:pPr>
-      <w:r>
-        <w:rPr>
-          <w:sz w:val="40"/>
-          <w:szCs w:val="40"/>
-        </w:rPr>
-        <w:t xml:space="preserve">Practical </w:t>
-      </w:r>
-    </w:p>
-    <w:p>
-      <w:pPr>
-        <w:rPr>
-          <w:sz w:val="40"/>
-          <w:szCs w:val="40"/>
-        </w:rPr>
-      </w:pPr>
+      <w:r>
+        <w:rPr>
+          <w:sz w:val="40"/>
+          <w:szCs w:val="40"/>
+        </w:rPr>
+        <w:lastRenderedPageBreak/>
+        <w:t>Practical 17</w:t>
+      </w:r>
+    </w:p>
+    <w:p>
+      <w:pPr>
+        <w:rPr>
+          <w:sz w:val="40"/>
+          <w:szCs w:val="40"/>
+        </w:rPr>
+      </w:pPr>
+      <w:r>
+        <w:rPr>
+          <w:sz w:val="40"/>
+          <w:szCs w:val="40"/>
+        </w:rPr>
+        <w:t xml:space="preserve">Marathon </w:t>
+      </w:r>
+    </w:p>
+    <w:p>
+      <w:pPr>
+        <w:rPr>
+          <w:sz w:val="40"/>
+          <w:szCs w:val="40"/>
+        </w:rPr>
+      </w:pPr>
+      <w:r>
+        <w:rPr>
+          <w:noProof/>
+          <w:lang w:eastAsia="en-IN"/>
+        </w:rPr>
+        <w:drawing>
+          <wp:inline distT="0" distB="0" distL="0" distR="0" wp14:anchorId="47D6809C" wp14:editId="7FDC5073">
+            <wp:extent cx="5731510" cy="3298190"/>
+            <wp:effectExtent l="0" t="0" r="2540" b="0"/>
+            <wp:docPr id="23" name="Picture 23"/>
+            <wp:cNvGraphicFramePr>
+              <a:graphicFrameLocks xmlns:a="http://schemas.openxmlformats.org/drawingml/2006/main" noChangeAspect="1"/>
+            </wp:cNvGraphicFramePr>
+            <a:graphic xmlns:a="http://schemas.openxmlformats.org/drawingml/2006/main">
+              <a:graphicData uri="http://schemas.openxmlformats.org/drawingml/2006/picture">
+                <pic:pic xmlns:pic="http://schemas.openxmlformats.org/drawingml/2006/picture">
+                  <pic:nvPicPr>
+                    <pic:cNvPr id="1" name=""/>
+                    <pic:cNvPicPr/>
+                  </pic:nvPicPr>
+                  <pic:blipFill>
+                    <a:blip r:embed="rId53"/>
+                    <a:stretch>
+                      <a:fillRect/>
+                    </a:stretch>
+                  </pic:blipFill>
+                  <pic:spPr>
+                    <a:xfrm>
+                      <a:off x="0" y="0"/>
+                      <a:ext cx="5731510" cy="3298190"/>
+                    </a:xfrm>
+                    <a:prstGeom prst="rect">
+                      <a:avLst/>
+                    </a:prstGeom>
+                  </pic:spPr>
+                </pic:pic>
+              </a:graphicData>
+            </a:graphic>
+          </wp:inline>
+        </w:drawing>
+      </w:r>
+    </w:p>
+    <w:p>
+      <w:pPr>
+        <w:rPr>
+          <w:sz w:val="40"/>
+          <w:szCs w:val="40"/>
+        </w:rPr>
+      </w:pPr>
+      <w:r>
+        <w:rPr>
+          <w:noProof/>
+          <w:lang w:eastAsia="en-IN"/>
+        </w:rPr>
+        <w:drawing>
+          <wp:inline distT="0" distB="0" distL="0" distR="0" wp14:anchorId="5DC1B5AC" wp14:editId="6B638284">
+            <wp:extent cx="4486275" cy="4295775"/>
+            <wp:effectExtent l="0" t="0" r="9525" b="9525"/>
+            <wp:docPr id="24" name="Picture 24"/>
+            <wp:cNvGraphicFramePr>
+              <a:graphicFrameLocks xmlns:a="http://schemas.openxmlformats.org/drawingml/2006/main" noChangeAspect="1"/>
+            </wp:cNvGraphicFramePr>
+            <a:graphic xmlns:a="http://schemas.openxmlformats.org/drawingml/2006/main">
+              <a:graphicData uri="http://schemas.openxmlformats.org/drawingml/2006/picture">
+                <pic:pic xmlns:pic="http://schemas.openxmlformats.org/drawingml/2006/picture">
+                  <pic:nvPicPr>
+                    <pic:cNvPr id="1" name=""/>
+                    <pic:cNvPicPr/>
+                  </pic:nvPicPr>
+                  <pic:blipFill>
+                    <a:blip r:embed="rId54"/>
+                    <a:stretch>
+                      <a:fillRect/>
+                    </a:stretch>
+                  </pic:blipFill>
+                  <pic:spPr>
+                    <a:xfrm>
+                      <a:off x="0" y="0"/>
+                      <a:ext cx="4486275" cy="4295775"/>
+                    </a:xfrm>
+                    <a:prstGeom prst="rect">
+                      <a:avLst/>
+                    </a:prstGeom>
+                  </pic:spPr>
+                </pic:pic>
+              </a:graphicData>
+            </a:graphic>
+          </wp:inline>
+        </w:drawing>
+      </w:r>
+    </w:p>
+    <w:p>
+      <w:pPr>
+        <w:rPr>
+          <w:sz w:val="40"/>
+          <w:szCs w:val="40"/>
+        </w:rPr>
+      </w:pPr>
+      <w:r>
+        <w:rPr>
+          <w:sz w:val="40"/>
+          <w:szCs w:val="40"/>
+        </w:rPr>
+        <w:lastRenderedPageBreak/>
+        <w:t>Practical 18</w:t>
+      </w:r>
+    </w:p>
+    <w:p>
+      <w:pPr>
+        <w:rPr>
+          <w:sz w:val="40"/>
+          <w:szCs w:val="40"/>
+        </w:rPr>
+      </w:pPr>
+      <w:r>
+        <w:rPr>
+          <w:noProof/>
+          <w:lang w:eastAsia="en-IN"/>
+        </w:rPr>
+        <w:drawing>
+          <wp:inline distT="0" distB="0" distL="0" distR="0" wp14:anchorId="6EA25CB4" wp14:editId="00160CEC">
+            <wp:extent cx="5731510" cy="4404995"/>
+            <wp:effectExtent l="0" t="0" r="2540" b="0"/>
+            <wp:docPr id="25" name="Picture 25"/>
+            <wp:cNvGraphicFramePr>
+              <a:graphicFrameLocks xmlns:a="http://schemas.openxmlformats.org/drawingml/2006/main" noChangeAspect="1"/>
+            </wp:cNvGraphicFramePr>
+            <a:graphic xmlns:a="http://schemas.openxmlformats.org/drawingml/2006/main">
+              <a:graphicData uri="http://schemas.openxmlformats.org/drawingml/2006/picture">
+                <pic:pic xmlns:pic="http://schemas.openxmlformats.org/drawingml/2006/picture">
+                  <pic:nvPicPr>
+                    <pic:cNvPr id="1" name=""/>
+                    <pic:cNvPicPr/>
+                  </pic:nvPicPr>
+                  <pic:blipFill>
+                    <a:blip r:embed="rId55"/>
+                    <a:stretch>
+                      <a:fillRect/>
+                    </a:stretch>
+                  </pic:blipFill>
+                  <pic:spPr>
+                    <a:xfrm>
+                      <a:off x="0" y="0"/>
+                      <a:ext cx="5731510" cy="4404995"/>
+                    </a:xfrm>
+                    <a:prstGeom prst="rect">
+                      <a:avLst/>
+                    </a:prstGeom>
+                  </pic:spPr>
+                </pic:pic>
+              </a:graphicData>
+            </a:graphic>
+          </wp:inline>
+        </w:drawing>
+      </w:r>
+    </w:p>
+    <w:p>
+      <w:pPr>
+        <w:rPr>
+          <w:b/>
+          <w:sz w:val="40"/>
+          <w:szCs w:val="40"/>
+        </w:rPr>
+      </w:pPr>
+      <w:r>
+        <w:rPr>
+          <w:noProof/>
+          <w:lang w:eastAsia="en-IN"/>
+        </w:rPr>
+        <w:drawing>
+          <wp:inline distT="0" distB="0" distL="0" distR="0" wp14:anchorId="177F2D26" wp14:editId="04F3D477">
+            <wp:extent cx="4572000" cy="3476625"/>
+            <wp:effectExtent l="0" t="0" r="0" b="9525"/>
+            <wp:docPr id="26" name="Picture 26"/>
+            <wp:cNvGraphicFramePr>
+              <a:graphicFrameLocks xmlns:a="http://schemas.openxmlformats.org/drawingml/2006/main" noChangeAspect="1"/>
+            </wp:cNvGraphicFramePr>
+            <a:graphic xmlns:a="http://schemas.openxmlformats.org/drawingml/2006/main">
+              <a:graphicData uri="http://schemas.openxmlformats.org/drawingml/2006/picture">
+                <pic:pic xmlns:pic="http://schemas.openxmlformats.org/drawingml/2006/picture">
+                  <pic:nvPicPr>
+                    <pic:cNvPr id="1" name=""/>
+                    <pic:cNvPicPr/>
+                  </pic:nvPicPr>
+                  <pic:blipFill>
+                    <a:blip r:embed="rId56"/>
+                    <a:stretch>
+                      <a:fillRect/>
+                    </a:stretch>
+                  </pic:blipFill>
+                  <pic:spPr>
+                    <a:xfrm>
+                      <a:off x="0" y="0"/>
+                      <a:ext cx="4572000" cy="3476625"/>
+                    </a:xfrm>
+                    <a:prstGeom prst="rect">
+                      <a:avLst/>
+                    </a:prstGeom>
+                  </pic:spPr>
+                </pic:pic>
+              </a:graphicData>
+            </a:graphic>
+          </wp:inline>
+        </w:drawing>
+      </w:r>
+      <w:bookmarkStart w:id="0" w:name="_GoBack"/>
+      <w:bookmarkEnd w:id="0"/>
     </w:p>
     <w:p>
       <w:pPr>

--- a/Practical .docx
+++ b/Practical .docx
@@ -6009,8 +6009,909 @@
           </wp:inline>
         </w:drawing>
       </w:r>
+    </w:p>
+    <w:p>
+      <w:pPr>
+        <w:rPr>
+          <w:sz w:val="40"/>
+          <w:szCs w:val="40"/>
+        </w:rPr>
+      </w:pPr>
+      <w:r>
+        <w:rPr>
+          <w:sz w:val="40"/>
+          <w:szCs w:val="40"/>
+        </w:rPr>
+        <w:lastRenderedPageBreak/>
+        <w:t>Practical 19</w:t>
+      </w:r>
+    </w:p>
+    <w:p>
+      <w:pPr>
+        <w:rPr>
+          <w:sz w:val="40"/>
+          <w:szCs w:val="40"/>
+        </w:rPr>
+      </w:pPr>
+      <w:r>
+        <w:rPr>
+          <w:sz w:val="40"/>
+          <w:szCs w:val="40"/>
+        </w:rPr>
+        <w:t>Pattern 1</w:t>
+      </w:r>
+    </w:p>
+    <w:p>
+      <w:pPr>
+        <w:rPr>
+          <w:sz w:val="40"/>
+          <w:szCs w:val="40"/>
+        </w:rPr>
+      </w:pPr>
+      <w:r>
+        <w:rPr>
+          <w:noProof/>
+          <w:lang w:eastAsia="en-IN"/>
+        </w:rPr>
+        <w:drawing>
+          <wp:inline distT="0" distB="0" distL="0" distR="0" wp14:anchorId="6BA58DC9" wp14:editId="493D3C33">
+            <wp:extent cx="5314950" cy="4933950"/>
+            <wp:effectExtent l="0" t="0" r="0" b="0"/>
+            <wp:docPr id="27" name="Picture 27"/>
+            <wp:cNvGraphicFramePr>
+              <a:graphicFrameLocks xmlns:a="http://schemas.openxmlformats.org/drawingml/2006/main" noChangeAspect="1"/>
+            </wp:cNvGraphicFramePr>
+            <a:graphic xmlns:a="http://schemas.openxmlformats.org/drawingml/2006/main">
+              <a:graphicData uri="http://schemas.openxmlformats.org/drawingml/2006/picture">
+                <pic:pic xmlns:pic="http://schemas.openxmlformats.org/drawingml/2006/picture">
+                  <pic:nvPicPr>
+                    <pic:cNvPr id="1" name=""/>
+                    <pic:cNvPicPr/>
+                  </pic:nvPicPr>
+                  <pic:blipFill>
+                    <a:blip r:embed="rId57"/>
+                    <a:stretch>
+                      <a:fillRect/>
+                    </a:stretch>
+                  </pic:blipFill>
+                  <pic:spPr>
+                    <a:xfrm>
+                      <a:off x="0" y="0"/>
+                      <a:ext cx="5314950" cy="4933950"/>
+                    </a:xfrm>
+                    <a:prstGeom prst="rect">
+                      <a:avLst/>
+                    </a:prstGeom>
+                  </pic:spPr>
+                </pic:pic>
+              </a:graphicData>
+            </a:graphic>
+          </wp:inline>
+        </w:drawing>
+      </w:r>
+    </w:p>
+    <w:p>
+      <w:pPr>
+        <w:rPr>
+          <w:sz w:val="40"/>
+          <w:szCs w:val="40"/>
+        </w:rPr>
+      </w:pPr>
+      <w:r>
+        <w:rPr>
+          <w:noProof/>
+          <w:lang w:eastAsia="en-IN"/>
+        </w:rPr>
+        <w:drawing>
+          <wp:inline distT="0" distB="0" distL="0" distR="0" wp14:anchorId="7720EDED" wp14:editId="45549A9A">
+            <wp:extent cx="4533900" cy="2143125"/>
+            <wp:effectExtent l="0" t="0" r="0" b="9525"/>
+            <wp:docPr id="28" name="Picture 28"/>
+            <wp:cNvGraphicFramePr>
+              <a:graphicFrameLocks xmlns:a="http://schemas.openxmlformats.org/drawingml/2006/main" noChangeAspect="1"/>
+            </wp:cNvGraphicFramePr>
+            <a:graphic xmlns:a="http://schemas.openxmlformats.org/drawingml/2006/main">
+              <a:graphicData uri="http://schemas.openxmlformats.org/drawingml/2006/picture">
+                <pic:pic xmlns:pic="http://schemas.openxmlformats.org/drawingml/2006/picture">
+                  <pic:nvPicPr>
+                    <pic:cNvPr id="1" name=""/>
+                    <pic:cNvPicPr/>
+                  </pic:nvPicPr>
+                  <pic:blipFill>
+                    <a:blip r:embed="rId58"/>
+                    <a:stretch>
+                      <a:fillRect/>
+                    </a:stretch>
+                  </pic:blipFill>
+                  <pic:spPr>
+                    <a:xfrm>
+                      <a:off x="0" y="0"/>
+                      <a:ext cx="4533900" cy="2143125"/>
+                    </a:xfrm>
+                    <a:prstGeom prst="rect">
+                      <a:avLst/>
+                    </a:prstGeom>
+                  </pic:spPr>
+                </pic:pic>
+              </a:graphicData>
+            </a:graphic>
+          </wp:inline>
+        </w:drawing>
+      </w:r>
+    </w:p>
+    <w:p>
+      <w:pPr>
+        <w:rPr>
+          <w:sz w:val="40"/>
+          <w:szCs w:val="40"/>
+        </w:rPr>
+      </w:pPr>
+    </w:p>
+    <w:p>
+      <w:pPr>
+        <w:rPr>
+          <w:sz w:val="40"/>
+          <w:szCs w:val="40"/>
+        </w:rPr>
+      </w:pPr>
+      <w:r>
+        <w:rPr>
+          <w:sz w:val="40"/>
+          <w:szCs w:val="40"/>
+        </w:rPr>
+        <w:lastRenderedPageBreak/>
+        <w:t>Pattern 2</w:t>
+      </w:r>
+    </w:p>
+    <w:p>
+      <w:pPr>
+        <w:rPr>
+          <w:sz w:val="40"/>
+          <w:szCs w:val="40"/>
+        </w:rPr>
+      </w:pPr>
+      <w:r>
+        <w:rPr>
+          <w:noProof/>
+          <w:lang w:eastAsia="en-IN"/>
+        </w:rPr>
+        <w:drawing>
+          <wp:inline distT="0" distB="0" distL="0" distR="0" wp14:anchorId="100BB72F" wp14:editId="5583C5D3">
+            <wp:extent cx="5731510" cy="5605145"/>
+            <wp:effectExtent l="0" t="0" r="2540" b="0"/>
+            <wp:docPr id="29" name="Picture 29"/>
+            <wp:cNvGraphicFramePr>
+              <a:graphicFrameLocks xmlns:a="http://schemas.openxmlformats.org/drawingml/2006/main" noChangeAspect="1"/>
+            </wp:cNvGraphicFramePr>
+            <a:graphic xmlns:a="http://schemas.openxmlformats.org/drawingml/2006/main">
+              <a:graphicData uri="http://schemas.openxmlformats.org/drawingml/2006/picture">
+                <pic:pic xmlns:pic="http://schemas.openxmlformats.org/drawingml/2006/picture">
+                  <pic:nvPicPr>
+                    <pic:cNvPr id="1" name=""/>
+                    <pic:cNvPicPr/>
+                  </pic:nvPicPr>
+                  <pic:blipFill>
+                    <a:blip r:embed="rId59"/>
+                    <a:stretch>
+                      <a:fillRect/>
+                    </a:stretch>
+                  </pic:blipFill>
+                  <pic:spPr>
+                    <a:xfrm>
+                      <a:off x="0" y="0"/>
+                      <a:ext cx="5731510" cy="5605145"/>
+                    </a:xfrm>
+                    <a:prstGeom prst="rect">
+                      <a:avLst/>
+                    </a:prstGeom>
+                  </pic:spPr>
+                </pic:pic>
+              </a:graphicData>
+            </a:graphic>
+          </wp:inline>
+        </w:drawing>
+      </w:r>
+    </w:p>
+    <w:p>
+      <w:pPr>
+        <w:rPr>
+          <w:sz w:val="40"/>
+          <w:szCs w:val="40"/>
+        </w:rPr>
+      </w:pPr>
+      <w:r>
+        <w:rPr>
+          <w:noProof/>
+          <w:lang w:eastAsia="en-IN"/>
+        </w:rPr>
+        <w:drawing>
+          <wp:inline distT="0" distB="0" distL="0" distR="0" wp14:anchorId="11E86138" wp14:editId="1AE66AA0">
+            <wp:extent cx="4381500" cy="2124075"/>
+            <wp:effectExtent l="0" t="0" r="0" b="9525"/>
+            <wp:docPr id="30" name="Picture 30"/>
+            <wp:cNvGraphicFramePr>
+              <a:graphicFrameLocks xmlns:a="http://schemas.openxmlformats.org/drawingml/2006/main" noChangeAspect="1"/>
+            </wp:cNvGraphicFramePr>
+            <a:graphic xmlns:a="http://schemas.openxmlformats.org/drawingml/2006/main">
+              <a:graphicData uri="http://schemas.openxmlformats.org/drawingml/2006/picture">
+                <pic:pic xmlns:pic="http://schemas.openxmlformats.org/drawingml/2006/picture">
+                  <pic:nvPicPr>
+                    <pic:cNvPr id="1" name=""/>
+                    <pic:cNvPicPr/>
+                  </pic:nvPicPr>
+                  <pic:blipFill>
+                    <a:blip r:embed="rId60"/>
+                    <a:stretch>
+                      <a:fillRect/>
+                    </a:stretch>
+                  </pic:blipFill>
+                  <pic:spPr>
+                    <a:xfrm>
+                      <a:off x="0" y="0"/>
+                      <a:ext cx="4381500" cy="2124075"/>
+                    </a:xfrm>
+                    <a:prstGeom prst="rect">
+                      <a:avLst/>
+                    </a:prstGeom>
+                  </pic:spPr>
+                </pic:pic>
+              </a:graphicData>
+            </a:graphic>
+          </wp:inline>
+        </w:drawing>
+      </w:r>
+    </w:p>
+    <w:p>
+      <w:pPr>
+        <w:rPr>
+          <w:sz w:val="40"/>
+          <w:szCs w:val="40"/>
+        </w:rPr>
+      </w:pPr>
+    </w:p>
+    <w:p>
+      <w:pPr>
+        <w:rPr>
+          <w:sz w:val="40"/>
+          <w:szCs w:val="40"/>
+        </w:rPr>
+      </w:pPr>
+      <w:r>
+        <w:rPr>
+          <w:sz w:val="40"/>
+          <w:szCs w:val="40"/>
+        </w:rPr>
+        <w:lastRenderedPageBreak/>
+        <w:t>Pattern 3</w:t>
+      </w:r>
+    </w:p>
+    <w:p>
+      <w:pPr>
+        <w:rPr>
+          <w:sz w:val="40"/>
+          <w:szCs w:val="40"/>
+        </w:rPr>
+      </w:pPr>
+      <w:r>
+        <w:rPr>
+          <w:noProof/>
+          <w:lang w:eastAsia="en-IN"/>
+        </w:rPr>
+        <w:drawing>
+          <wp:inline distT="0" distB="0" distL="0" distR="0" wp14:anchorId="38B48B06" wp14:editId="3D8677F8">
+            <wp:extent cx="5731510" cy="4747260"/>
+            <wp:effectExtent l="0" t="0" r="2540" b="0"/>
+            <wp:docPr id="31" name="Picture 31"/>
+            <wp:cNvGraphicFramePr>
+              <a:graphicFrameLocks xmlns:a="http://schemas.openxmlformats.org/drawingml/2006/main" noChangeAspect="1"/>
+            </wp:cNvGraphicFramePr>
+            <a:graphic xmlns:a="http://schemas.openxmlformats.org/drawingml/2006/main">
+              <a:graphicData uri="http://schemas.openxmlformats.org/drawingml/2006/picture">
+                <pic:pic xmlns:pic="http://schemas.openxmlformats.org/drawingml/2006/picture">
+                  <pic:nvPicPr>
+                    <pic:cNvPr id="1" name=""/>
+                    <pic:cNvPicPr/>
+                  </pic:nvPicPr>
+                  <pic:blipFill>
+                    <a:blip r:embed="rId61"/>
+                    <a:stretch>
+                      <a:fillRect/>
+                    </a:stretch>
+                  </pic:blipFill>
+                  <pic:spPr>
+                    <a:xfrm>
+                      <a:off x="0" y="0"/>
+                      <a:ext cx="5731510" cy="4747260"/>
+                    </a:xfrm>
+                    <a:prstGeom prst="rect">
+                      <a:avLst/>
+                    </a:prstGeom>
+                  </pic:spPr>
+                </pic:pic>
+              </a:graphicData>
+            </a:graphic>
+          </wp:inline>
+        </w:drawing>
+      </w:r>
+    </w:p>
+    <w:p>
+      <w:pPr>
+        <w:rPr>
+          <w:sz w:val="40"/>
+          <w:szCs w:val="40"/>
+        </w:rPr>
+      </w:pPr>
+      <w:r>
+        <w:rPr>
+          <w:noProof/>
+          <w:lang w:eastAsia="en-IN"/>
+        </w:rPr>
+        <w:drawing>
+          <wp:inline distT="0" distB="0" distL="0" distR="0" wp14:anchorId="002B7DF7" wp14:editId="1F8C108C">
+            <wp:extent cx="4838700" cy="3133725"/>
+            <wp:effectExtent l="0" t="0" r="0" b="9525"/>
+            <wp:docPr id="32" name="Picture 32"/>
+            <wp:cNvGraphicFramePr>
+              <a:graphicFrameLocks xmlns:a="http://schemas.openxmlformats.org/drawingml/2006/main" noChangeAspect="1"/>
+            </wp:cNvGraphicFramePr>
+            <a:graphic xmlns:a="http://schemas.openxmlformats.org/drawingml/2006/main">
+              <a:graphicData uri="http://schemas.openxmlformats.org/drawingml/2006/picture">
+                <pic:pic xmlns:pic="http://schemas.openxmlformats.org/drawingml/2006/picture">
+                  <pic:nvPicPr>
+                    <pic:cNvPr id="1" name=""/>
+                    <pic:cNvPicPr/>
+                  </pic:nvPicPr>
+                  <pic:blipFill>
+                    <a:blip r:embed="rId62"/>
+                    <a:stretch>
+                      <a:fillRect/>
+                    </a:stretch>
+                  </pic:blipFill>
+                  <pic:spPr>
+                    <a:xfrm>
+                      <a:off x="0" y="0"/>
+                      <a:ext cx="4838700" cy="3133725"/>
+                    </a:xfrm>
+                    <a:prstGeom prst="rect">
+                      <a:avLst/>
+                    </a:prstGeom>
+                  </pic:spPr>
+                </pic:pic>
+              </a:graphicData>
+            </a:graphic>
+          </wp:inline>
+        </w:drawing>
+      </w:r>
+    </w:p>
+    <w:p>
+      <w:pPr>
+        <w:rPr>
+          <w:sz w:val="40"/>
+          <w:szCs w:val="40"/>
+        </w:rPr>
+      </w:pPr>
+      <w:r>
+        <w:rPr>
+          <w:sz w:val="40"/>
+          <w:szCs w:val="40"/>
+        </w:rPr>
+        <w:lastRenderedPageBreak/>
+        <w:t>Pattern4</w:t>
+      </w:r>
+    </w:p>
+    <w:p>
+      <w:pPr>
+        <w:rPr>
+          <w:sz w:val="40"/>
+          <w:szCs w:val="40"/>
+        </w:rPr>
+      </w:pPr>
+      <w:r>
+        <w:rPr>
+          <w:noProof/>
+          <w:lang w:eastAsia="en-IN"/>
+        </w:rPr>
+        <w:drawing>
+          <wp:inline distT="0" distB="0" distL="0" distR="0" wp14:anchorId="6D5EA818" wp14:editId="636392D5">
+            <wp:extent cx="4638675" cy="5267325"/>
+            <wp:effectExtent l="0" t="0" r="9525" b="9525"/>
+            <wp:docPr id="33" name="Picture 33"/>
+            <wp:cNvGraphicFramePr>
+              <a:graphicFrameLocks xmlns:a="http://schemas.openxmlformats.org/drawingml/2006/main" noChangeAspect="1"/>
+            </wp:cNvGraphicFramePr>
+            <a:graphic xmlns:a="http://schemas.openxmlformats.org/drawingml/2006/main">
+              <a:graphicData uri="http://schemas.openxmlformats.org/drawingml/2006/picture">
+                <pic:pic xmlns:pic="http://schemas.openxmlformats.org/drawingml/2006/picture">
+                  <pic:nvPicPr>
+                    <pic:cNvPr id="1" name=""/>
+                    <pic:cNvPicPr/>
+                  </pic:nvPicPr>
+                  <pic:blipFill>
+                    <a:blip r:embed="rId63"/>
+                    <a:stretch>
+                      <a:fillRect/>
+                    </a:stretch>
+                  </pic:blipFill>
+                  <pic:spPr>
+                    <a:xfrm>
+                      <a:off x="0" y="0"/>
+                      <a:ext cx="4638675" cy="5267325"/>
+                    </a:xfrm>
+                    <a:prstGeom prst="rect">
+                      <a:avLst/>
+                    </a:prstGeom>
+                  </pic:spPr>
+                </pic:pic>
+              </a:graphicData>
+            </a:graphic>
+          </wp:inline>
+        </w:drawing>
+      </w:r>
+    </w:p>
+    <w:p>
+      <w:pPr>
+        <w:rPr>
+          <w:sz w:val="40"/>
+          <w:szCs w:val="40"/>
+        </w:rPr>
+      </w:pPr>
+      <w:r>
+        <w:rPr>
+          <w:noProof/>
+          <w:lang w:eastAsia="en-IN"/>
+        </w:rPr>
+        <w:drawing>
+          <wp:inline distT="0" distB="0" distL="0" distR="0" wp14:anchorId="78A7BBFC" wp14:editId="55E3ADBA">
+            <wp:extent cx="4333875" cy="2371725"/>
+            <wp:effectExtent l="0" t="0" r="9525" b="9525"/>
+            <wp:docPr id="34" name="Picture 34"/>
+            <wp:cNvGraphicFramePr>
+              <a:graphicFrameLocks xmlns:a="http://schemas.openxmlformats.org/drawingml/2006/main" noChangeAspect="1"/>
+            </wp:cNvGraphicFramePr>
+            <a:graphic xmlns:a="http://schemas.openxmlformats.org/drawingml/2006/main">
+              <a:graphicData uri="http://schemas.openxmlformats.org/drawingml/2006/picture">
+                <pic:pic xmlns:pic="http://schemas.openxmlformats.org/drawingml/2006/picture">
+                  <pic:nvPicPr>
+                    <pic:cNvPr id="1" name=""/>
+                    <pic:cNvPicPr/>
+                  </pic:nvPicPr>
+                  <pic:blipFill>
+                    <a:blip r:embed="rId64"/>
+                    <a:stretch>
+                      <a:fillRect/>
+                    </a:stretch>
+                  </pic:blipFill>
+                  <pic:spPr>
+                    <a:xfrm>
+                      <a:off x="0" y="0"/>
+                      <a:ext cx="4333875" cy="2371725"/>
+                    </a:xfrm>
+                    <a:prstGeom prst="rect">
+                      <a:avLst/>
+                    </a:prstGeom>
+                  </pic:spPr>
+                </pic:pic>
+              </a:graphicData>
+            </a:graphic>
+          </wp:inline>
+        </w:drawing>
+      </w:r>
+    </w:p>
+    <w:p>
+      <w:pPr>
+        <w:rPr>
+          <w:sz w:val="40"/>
+          <w:szCs w:val="40"/>
+        </w:rPr>
+      </w:pPr>
+    </w:p>
+    <w:p>
+      <w:pPr>
+        <w:rPr>
+          <w:sz w:val="40"/>
+          <w:szCs w:val="40"/>
+        </w:rPr>
+      </w:pPr>
+      <w:r>
+        <w:rPr>
+          <w:sz w:val="40"/>
+          <w:szCs w:val="40"/>
+        </w:rPr>
+        <w:lastRenderedPageBreak/>
+        <w:t>Practical 20</w:t>
+      </w:r>
+    </w:p>
+    <w:p>
+      <w:pPr>
+        <w:rPr>
+          <w:sz w:val="40"/>
+          <w:szCs w:val="40"/>
+        </w:rPr>
+      </w:pPr>
+      <w:r>
+        <w:rPr>
+          <w:noProof/>
+          <w:lang w:eastAsia="en-IN"/>
+        </w:rPr>
+        <w:drawing>
+          <wp:inline distT="0" distB="0" distL="0" distR="0" wp14:anchorId="0FCC0387" wp14:editId="0997BA69">
+            <wp:extent cx="5731510" cy="3816985"/>
+            <wp:effectExtent l="0" t="0" r="2540" b="0"/>
+            <wp:docPr id="35" name="Picture 35"/>
+            <wp:cNvGraphicFramePr>
+              <a:graphicFrameLocks xmlns:a="http://schemas.openxmlformats.org/drawingml/2006/main" noChangeAspect="1"/>
+            </wp:cNvGraphicFramePr>
+            <a:graphic xmlns:a="http://schemas.openxmlformats.org/drawingml/2006/main">
+              <a:graphicData uri="http://schemas.openxmlformats.org/drawingml/2006/picture">
+                <pic:pic xmlns:pic="http://schemas.openxmlformats.org/drawingml/2006/picture">
+                  <pic:nvPicPr>
+                    <pic:cNvPr id="1" name=""/>
+                    <pic:cNvPicPr/>
+                  </pic:nvPicPr>
+                  <pic:blipFill>
+                    <a:blip r:embed="rId65"/>
+                    <a:stretch>
+                      <a:fillRect/>
+                    </a:stretch>
+                  </pic:blipFill>
+                  <pic:spPr>
+                    <a:xfrm>
+                      <a:off x="0" y="0"/>
+                      <a:ext cx="5731510" cy="3816985"/>
+                    </a:xfrm>
+                    <a:prstGeom prst="rect">
+                      <a:avLst/>
+                    </a:prstGeom>
+                  </pic:spPr>
+                </pic:pic>
+              </a:graphicData>
+            </a:graphic>
+          </wp:inline>
+        </w:drawing>
+      </w:r>
+    </w:p>
+    <w:p>
+      <w:pPr>
+        <w:rPr>
+          <w:sz w:val="40"/>
+          <w:szCs w:val="40"/>
+        </w:rPr>
+      </w:pPr>
+      <w:r>
+        <w:rPr>
+          <w:noProof/>
+          <w:lang w:eastAsia="en-IN"/>
+        </w:rPr>
+        <w:lastRenderedPageBreak/>
+        <w:drawing>
+          <wp:inline distT="0" distB="0" distL="0" distR="0" wp14:anchorId="1E7BF32A" wp14:editId="142C5360">
+            <wp:extent cx="5724525" cy="4895850"/>
+            <wp:effectExtent l="0" t="0" r="9525" b="0"/>
+            <wp:docPr id="36" name="Picture 36"/>
+            <wp:cNvGraphicFramePr>
+              <a:graphicFrameLocks xmlns:a="http://schemas.openxmlformats.org/drawingml/2006/main" noChangeAspect="1"/>
+            </wp:cNvGraphicFramePr>
+            <a:graphic xmlns:a="http://schemas.openxmlformats.org/drawingml/2006/main">
+              <a:graphicData uri="http://schemas.openxmlformats.org/drawingml/2006/picture">
+                <pic:pic xmlns:pic="http://schemas.openxmlformats.org/drawingml/2006/picture">
+                  <pic:nvPicPr>
+                    <pic:cNvPr id="1" name=""/>
+                    <pic:cNvPicPr/>
+                  </pic:nvPicPr>
+                  <pic:blipFill>
+                    <a:blip r:embed="rId66"/>
+                    <a:stretch>
+                      <a:fillRect/>
+                    </a:stretch>
+                  </pic:blipFill>
+                  <pic:spPr>
+                    <a:xfrm>
+                      <a:off x="0" y="0"/>
+                      <a:ext cx="5724525" cy="4895850"/>
+                    </a:xfrm>
+                    <a:prstGeom prst="rect">
+                      <a:avLst/>
+                    </a:prstGeom>
+                  </pic:spPr>
+                </pic:pic>
+              </a:graphicData>
+            </a:graphic>
+          </wp:inline>
+        </w:drawing>
+      </w:r>
+    </w:p>
+    <w:p>
+      <w:pPr>
+        <w:rPr>
+          <w:sz w:val="40"/>
+          <w:szCs w:val="40"/>
+        </w:rPr>
+      </w:pPr>
+    </w:p>
+    <w:p>
+      <w:pPr>
+        <w:rPr>
+          <w:sz w:val="40"/>
+          <w:szCs w:val="40"/>
+        </w:rPr>
+      </w:pPr>
+    </w:p>
+    <w:p>
+      <w:pPr>
+        <w:rPr>
+          <w:sz w:val="40"/>
+          <w:szCs w:val="40"/>
+        </w:rPr>
+      </w:pPr>
+    </w:p>
+    <w:p>
+      <w:pPr>
+        <w:rPr>
+          <w:sz w:val="40"/>
+          <w:szCs w:val="40"/>
+        </w:rPr>
+      </w:pPr>
+    </w:p>
+    <w:p>
+      <w:pPr>
+        <w:rPr>
+          <w:sz w:val="40"/>
+          <w:szCs w:val="40"/>
+        </w:rPr>
+      </w:pPr>
+    </w:p>
+    <w:p>
+      <w:pPr>
+        <w:rPr>
+          <w:sz w:val="40"/>
+          <w:szCs w:val="40"/>
+        </w:rPr>
+      </w:pPr>
+    </w:p>
+    <w:p>
+      <w:pPr>
+        <w:rPr>
+          <w:sz w:val="40"/>
+          <w:szCs w:val="40"/>
+        </w:rPr>
+      </w:pPr>
+    </w:p>
+    <w:p>
+      <w:pPr>
+        <w:rPr>
+          <w:sz w:val="40"/>
+          <w:szCs w:val="40"/>
+        </w:rPr>
+      </w:pPr>
+    </w:p>
+    <w:p>
+      <w:pPr>
+        <w:rPr>
+          <w:sz w:val="40"/>
+          <w:szCs w:val="40"/>
+        </w:rPr>
+      </w:pPr>
+    </w:p>
+    <w:p>
+      <w:pPr>
+        <w:rPr>
+          <w:sz w:val="40"/>
+          <w:szCs w:val="40"/>
+        </w:rPr>
+      </w:pPr>
+      <w:proofErr w:type="spellStart"/>
+      <w:r>
+        <w:rPr>
+          <w:sz w:val="40"/>
+          <w:szCs w:val="40"/>
+        </w:rPr>
+        <w:lastRenderedPageBreak/>
+        <w:t>Supplimentery</w:t>
+      </w:r>
+      <w:proofErr w:type="spellEnd"/>
+      <w:r>
+        <w:rPr>
+          <w:sz w:val="40"/>
+          <w:szCs w:val="40"/>
+        </w:rPr>
+        <w:t xml:space="preserve"> extra que</w:t>
+      </w:r>
       <w:bookmarkStart w:id="0" w:name="_GoBack"/>
       <w:bookmarkEnd w:id="0"/>
+    </w:p>
+    <w:p>
+      <w:pPr>
+        <w:rPr>
+          <w:sz w:val="40"/>
+          <w:szCs w:val="40"/>
+        </w:rPr>
+      </w:pPr>
+      <w:r>
+        <w:rPr>
+          <w:noProof/>
+          <w:lang w:eastAsia="en-IN"/>
+        </w:rPr>
+        <w:drawing>
+          <wp:inline distT="0" distB="0" distL="0" distR="0" wp14:anchorId="3B4BCDA0" wp14:editId="70C03423">
+            <wp:extent cx="5731510" cy="6370320"/>
+            <wp:effectExtent l="0" t="0" r="2540" b="0"/>
+            <wp:docPr id="37" name="Picture 37"/>
+            <wp:cNvGraphicFramePr>
+              <a:graphicFrameLocks xmlns:a="http://schemas.openxmlformats.org/drawingml/2006/main" noChangeAspect="1"/>
+            </wp:cNvGraphicFramePr>
+            <a:graphic xmlns:a="http://schemas.openxmlformats.org/drawingml/2006/main">
+              <a:graphicData uri="http://schemas.openxmlformats.org/drawingml/2006/picture">
+                <pic:pic xmlns:pic="http://schemas.openxmlformats.org/drawingml/2006/picture">
+                  <pic:nvPicPr>
+                    <pic:cNvPr id="1" name=""/>
+                    <pic:cNvPicPr/>
+                  </pic:nvPicPr>
+                  <pic:blipFill>
+                    <a:blip r:embed="rId67"/>
+                    <a:stretch>
+                      <a:fillRect/>
+                    </a:stretch>
+                  </pic:blipFill>
+                  <pic:spPr>
+                    <a:xfrm>
+                      <a:off x="0" y="0"/>
+                      <a:ext cx="5731510" cy="6370320"/>
+                    </a:xfrm>
+                    <a:prstGeom prst="rect">
+                      <a:avLst/>
+                    </a:prstGeom>
+                  </pic:spPr>
+                </pic:pic>
+              </a:graphicData>
+            </a:graphic>
+          </wp:inline>
+        </w:drawing>
+      </w:r>
+    </w:p>
+    <w:p>
+      <w:pPr>
+        <w:rPr>
+          <w:sz w:val="40"/>
+          <w:szCs w:val="40"/>
+        </w:rPr>
+      </w:pPr>
+      <w:r>
+        <w:rPr>
+          <w:noProof/>
+          <w:lang w:eastAsia="en-IN"/>
+        </w:rPr>
+        <w:lastRenderedPageBreak/>
+        <w:drawing>
+          <wp:inline distT="0" distB="0" distL="0" distR="0" wp14:anchorId="0C272528" wp14:editId="54C91D03">
+            <wp:extent cx="5010150" cy="2466975"/>
+            <wp:effectExtent l="0" t="0" r="0" b="9525"/>
+            <wp:docPr id="38" name="Picture 38"/>
+            <wp:cNvGraphicFramePr>
+              <a:graphicFrameLocks xmlns:a="http://schemas.openxmlformats.org/drawingml/2006/main" noChangeAspect="1"/>
+            </wp:cNvGraphicFramePr>
+            <a:graphic xmlns:a="http://schemas.openxmlformats.org/drawingml/2006/main">
+              <a:graphicData uri="http://schemas.openxmlformats.org/drawingml/2006/picture">
+                <pic:pic xmlns:pic="http://schemas.openxmlformats.org/drawingml/2006/picture">
+                  <pic:nvPicPr>
+                    <pic:cNvPr id="1" name=""/>
+                    <pic:cNvPicPr/>
+                  </pic:nvPicPr>
+                  <pic:blipFill>
+                    <a:blip r:embed="rId68"/>
+                    <a:stretch>
+                      <a:fillRect/>
+                    </a:stretch>
+                  </pic:blipFill>
+                  <pic:spPr>
+                    <a:xfrm>
+                      <a:off x="0" y="0"/>
+                      <a:ext cx="5010150" cy="2466975"/>
+                    </a:xfrm>
+                    <a:prstGeom prst="rect">
+                      <a:avLst/>
+                    </a:prstGeom>
+                  </pic:spPr>
+                </pic:pic>
+              </a:graphicData>
+            </a:graphic>
+          </wp:inline>
+        </w:drawing>
+      </w:r>
+    </w:p>
+    <w:p>
+      <w:pPr>
+        <w:rPr>
+          <w:sz w:val="40"/>
+          <w:szCs w:val="40"/>
+        </w:rPr>
+      </w:pPr>
+    </w:p>
+    <w:p>
+      <w:pPr>
+        <w:rPr>
+          <w:sz w:val="40"/>
+          <w:szCs w:val="40"/>
+        </w:rPr>
+      </w:pPr>
+    </w:p>
+    <w:p>
+      <w:pPr>
+        <w:rPr>
+          <w:sz w:val="40"/>
+          <w:szCs w:val="40"/>
+        </w:rPr>
+      </w:pPr>
+    </w:p>
+    <w:p>
+      <w:pPr>
+        <w:rPr>
+          <w:sz w:val="40"/>
+          <w:szCs w:val="40"/>
+        </w:rPr>
+      </w:pPr>
+    </w:p>
+    <w:p>
+      <w:pPr>
+        <w:rPr>
+          <w:sz w:val="40"/>
+          <w:szCs w:val="40"/>
+        </w:rPr>
+      </w:pPr>
+    </w:p>
+    <w:p>
+      <w:pPr>
+        <w:rPr>
+          <w:sz w:val="40"/>
+          <w:szCs w:val="40"/>
+        </w:rPr>
+      </w:pPr>
+    </w:p>
+    <w:p>
+      <w:pPr>
+        <w:rPr>
+          <w:sz w:val="40"/>
+          <w:szCs w:val="40"/>
+        </w:rPr>
+      </w:pPr>
+    </w:p>
+    <w:p>
+      <w:pPr>
+        <w:rPr>
+          <w:sz w:val="40"/>
+          <w:szCs w:val="40"/>
+        </w:rPr>
+      </w:pPr>
+    </w:p>
+    <w:p>
+      <w:pPr>
+        <w:rPr>
+          <w:sz w:val="40"/>
+          <w:szCs w:val="40"/>
+        </w:rPr>
+      </w:pPr>
+    </w:p>
+    <w:p>
+      <w:pPr>
+        <w:rPr>
+          <w:sz w:val="40"/>
+          <w:szCs w:val="40"/>
+        </w:rPr>
+      </w:pPr>
+      <w:r>
+        <w:rPr>
+          <w:sz w:val="40"/>
+          <w:szCs w:val="40"/>
+        </w:rPr>
+        <w:t>Practical 21</w:t>
+      </w:r>
+    </w:p>
+    <w:p>
+      <w:pPr>
+        <w:rPr>
+          <w:sz w:val="40"/>
+          <w:szCs w:val="40"/>
+        </w:rPr>
+      </w:pPr>
     </w:p>
     <w:p>
       <w:pPr>
